--- a/docs/GUIA_DE_LABORATORIO_SDD_Chirinos.docx
+++ b/docs/GUIA_DE_LABORATORIO_SDD_Chirinos.docx
@@ -795,15 +795,17 @@
           </w:p>
           <w:p>
             <w:pPr>
-              <w:spacing w:after="60" w:before="120"/>
+              <w:keepNext/>
+              <w:spacing w:after="60" w:before="200"/>
             </w:pPr>
             <w:r>
               <w:rPr>
                 <w:b/>
                 <w:i w:val="0"/>
-                <w:sz w:val="21"/>
-              </w:rPr>
-              <w:t>1. Resumen y alcance</w:t>
+                <w:color w:val="1B3A6B"/>
+                <w:sz w:val="24"/>
+              </w:rPr>
+              <w:t>1. Resumen y entregables</w:t>
             </w:r>
           </w:p>
           <w:p>
@@ -817,7 +819,448 @@
                 <w:i w:val="0"/>
                 <w:sz w:val="20"/>
               </w:rPr>
-              <w:t>Se aplicó Spec-Driven Development (SDD) para construir «weather-forecast-app», una aplicación web (SPA estática) que recibe el nombre de una ciudad, lo convierte en coordenadas con la Geocoding API de Open-Meteo y consulta la Forecast API para mostrar temperatura (°C), humedad relativa (%) y precipitación (mm). Siguiendo el principio central del SDD (Piskala, 2026): la especificación es la fuente de verdad y el código es un artefacto derivado que se verifica contra ella.</w:t>
+              <w:t xml:space="preserve">Se desarrolló </w:t>
+            </w:r>
+            <w:r>
+              <w:rPr>
+                <w:b/>
+                <w:i w:val="0"/>
+                <w:sz w:val="20"/>
+              </w:rPr>
+              <w:t>weather-forecast-app</w:t>
+            </w:r>
+            <w:r>
+              <w:rPr>
+                <w:b w:val="0"/>
+                <w:i w:val="0"/>
+                <w:sz w:val="20"/>
+              </w:rPr>
+              <w:t xml:space="preserve">, una aplicación web que recibe el nombre de una ciudad y muestra su temperatura (°C), humedad relativa (%) y precipitación (mm) actuales usando las APIs públicas de Open-Meteo. Todo el desarrollo siguió </w:t>
+            </w:r>
+            <w:r>
+              <w:rPr>
+                <w:b/>
+                <w:i w:val="0"/>
+                <w:sz w:val="20"/>
+              </w:rPr>
+              <w:t>Spec-Driven Development (SDD)</w:t>
+            </w:r>
+            <w:r>
+              <w:rPr>
+                <w:b w:val="0"/>
+                <w:i w:val="0"/>
+                <w:sz w:val="20"/>
+              </w:rPr>
+              <w:t>: la especificación (requirements → design → tasks, en formato Kiro) es la fuente de verdad, y ningún cambio de comportamiento llegó al código sin pasar antes por el spec y por una prueba que primero falla (rojo) y luego pasa (verde). El spec evolucionó en tres versiones (1.0 → 1.1 → 1.2) y cada versión quedó registrada en el historial de Git.</w:t>
+            </w:r>
+          </w:p>
+          <w:p>
+            <w:pPr>
+              <w:keepNext/>
+              <w:spacing w:after="40" w:before="0"/>
+            </w:pPr>
+            <w:r>
+              <w:rPr>
+                <w:b/>
+                <w:i w:val="0"/>
+                <w:sz w:val="17"/>
+              </w:rPr>
+              <w:t>Tabla 1. Entregables del laboratorio</w:t>
+            </w:r>
+          </w:p>
+          <w:tbl>
+            <w:tblPr>
+              <w:tblW w:type="auto" w:w="0"/>
+              <w:tblLayout w:type="fixed"/>
+              <w:tblLook w:firstColumn="1" w:firstRow="1" w:lastColumn="0" w:lastRow="0" w:noHBand="0" w:noVBand="1" w:val="04A0"/>
+              <w:tblBorders>
+                <w:top w:val="single" w:sz="4" w:color="8A8A8A"/>
+                <w:left w:val="single" w:sz="4" w:color="8A8A8A"/>
+                <w:bottom w:val="single" w:sz="4" w:color="8A8A8A"/>
+                <w:right w:val="single" w:sz="4" w:color="8A8A8A"/>
+                <w:insideH w:val="single" w:sz="4" w:color="8A8A8A"/>
+                <w:insideV w:val="single" w:sz="4" w:color="8A8A8A"/>
+              </w:tblBorders>
+              <w:tblLayout w:type="fixed"/>
+            </w:tblPr>
+            <w:tblGrid>
+              <w:gridCol w:w="2160"/>
+              <w:gridCol w:w="4176"/>
+              <w:gridCol w:w="2736"/>
+            </w:tblGrid>
+            <w:tr>
+              <w:tc>
+                <w:tcPr>
+                  <w:tcW w:type="dxa" w:w="2160"/>
+                  <w:shd w:val="clear" w:color="auto" w:fill="D9E2F3"/>
+                </w:tcPr>
+                <w:p>
+                  <w:pPr>
+                    <w:spacing w:after="0"/>
+                  </w:pPr>
+                  <w:r/>
+                  <w:r>
+                    <w:rPr>
+                      <w:b/>
+                      <w:sz w:val="17"/>
+                    </w:rPr>
+                    <w:t>Entregable</w:t>
+                  </w:r>
+                </w:p>
+              </w:tc>
+              <w:tc>
+                <w:tcPr>
+                  <w:tcW w:type="dxa" w:w="4176"/>
+                  <w:shd w:val="clear" w:color="auto" w:fill="D9E2F3"/>
+                </w:tcPr>
+                <w:p>
+                  <w:pPr>
+                    <w:spacing w:after="0"/>
+                  </w:pPr>
+                  <w:r/>
+                  <w:r>
+                    <w:rPr>
+                      <w:b/>
+                      <w:sz w:val="17"/>
+                    </w:rPr>
+                    <w:t>Dónde</w:t>
+                  </w:r>
+                </w:p>
+              </w:tc>
+              <w:tc>
+                <w:tcPr>
+                  <w:tcW w:type="dxa" w:w="2736"/>
+                  <w:shd w:val="clear" w:color="auto" w:fill="D9E2F3"/>
+                </w:tcPr>
+                <w:p>
+                  <w:pPr>
+                    <w:spacing w:after="0"/>
+                  </w:pPr>
+                  <w:r/>
+                  <w:r>
+                    <w:rPr>
+                      <w:b/>
+                      <w:sz w:val="17"/>
+                    </w:rPr>
+                    <w:t>Estado</w:t>
+                  </w:r>
+                </w:p>
+              </w:tc>
+            </w:tr>
+            <w:tr>
+              <w:tc>
+                <w:tcPr>
+                  <w:tcW w:type="dxa" w:w="2160"/>
+                </w:tcPr>
+                <w:p>
+                  <w:pPr>
+                    <w:spacing w:after="0"/>
+                  </w:pPr>
+                  <w:r/>
+                  <w:r>
+                    <w:rPr>
+                      <w:b w:val="0"/>
+                      <w:sz w:val="17"/>
+                    </w:rPr>
+                    <w:t>Código fuente + specs SDD</w:t>
+                  </w:r>
+                </w:p>
+              </w:tc>
+              <w:tc>
+                <w:tcPr>
+                  <w:tcW w:type="dxa" w:w="4176"/>
+                </w:tcPr>
+                <w:p>
+                  <w:pPr>
+                    <w:spacing w:after="0"/>
+                  </w:pPr>
+                  <w:r/>
+                  <w:r>
+                    <w:rPr>
+                      <w:b w:val="0"/>
+                      <w:sz w:val="17"/>
+                    </w:rPr>
+                    <w:t>https://github.com/BastleyNait/SDD (público)</w:t>
+                  </w:r>
+                </w:p>
+              </w:tc>
+              <w:tc>
+                <w:tcPr>
+                  <w:tcW w:type="dxa" w:w="2736"/>
+                </w:tcPr>
+                <w:p>
+                  <w:pPr>
+                    <w:spacing w:after="0"/>
+                  </w:pPr>
+                  <w:r/>
+                  <w:r>
+                    <w:rPr>
+                      <w:b w:val="0"/>
+                      <w:sz w:val="17"/>
+                    </w:rPr>
+                    <w:t>10 commits; ZIP adjunto con historial .git</w:t>
+                  </w:r>
+                </w:p>
+              </w:tc>
+            </w:tr>
+            <w:tr>
+              <w:tc>
+                <w:tcPr>
+                  <w:tcW w:type="dxa" w:w="2160"/>
+                </w:tcPr>
+                <w:p>
+                  <w:pPr>
+                    <w:spacing w:after="0"/>
+                  </w:pPr>
+                  <w:r/>
+                  <w:r>
+                    <w:rPr>
+                      <w:b w:val="0"/>
+                      <w:sz w:val="17"/>
+                    </w:rPr>
+                    <w:t>Demo en vivo</w:t>
+                  </w:r>
+                </w:p>
+              </w:tc>
+              <w:tc>
+                <w:tcPr>
+                  <w:tcW w:type="dxa" w:w="4176"/>
+                </w:tcPr>
+                <w:p>
+                  <w:pPr>
+                    <w:spacing w:after="0"/>
+                  </w:pPr>
+                  <w:r/>
+                  <w:r>
+                    <w:rPr>
+                      <w:b w:val="0"/>
+                      <w:sz w:val="17"/>
+                    </w:rPr>
+                    <w:t>https://raw.githack.com/BastleyNait/SDD/main/demo/index.html</w:t>
+                  </w:r>
+                </w:p>
+              </w:tc>
+              <w:tc>
+                <w:tcPr>
+                  <w:tcW w:type="dxa" w:w="2736"/>
+                </w:tcPr>
+                <w:p>
+                  <w:pPr>
+                    <w:spacing w:after="0"/>
+                  </w:pPr>
+                  <w:r/>
+                  <w:r>
+                    <w:rPr>
+                      <w:b w:val="0"/>
+                      <w:sz w:val="17"/>
+                    </w:rPr>
+                    <w:t>Probada con la API real desde un navegador</w:t>
+                  </w:r>
+                </w:p>
+              </w:tc>
+            </w:tr>
+            <w:tr>
+              <w:tc>
+                <w:tcPr>
+                  <w:tcW w:type="dxa" w:w="2160"/>
+                </w:tcPr>
+                <w:p>
+                  <w:pPr>
+                    <w:spacing w:after="0"/>
+                  </w:pPr>
+                  <w:r/>
+                  <w:r>
+                    <w:rPr>
+                      <w:b w:val="0"/>
+                      <w:sz w:val="17"/>
+                    </w:rPr>
+                    <w:t>Especificación</w:t>
+                  </w:r>
+                </w:p>
+              </w:tc>
+              <w:tc>
+                <w:tcPr>
+                  <w:tcW w:type="dxa" w:w="4176"/>
+                </w:tcPr>
+                <w:p>
+                  <w:pPr>
+                    <w:spacing w:after="0"/>
+                  </w:pPr>
+                  <w:r/>
+                  <w:r>
+                    <w:rPr>
+                      <w:b w:val="0"/>
+                      <w:sz w:val="17"/>
+                    </w:rPr>
+                    <w:t>.kiro/steering/ y .kiro/specs/weather-forecast-app/</w:t>
+                  </w:r>
+                </w:p>
+              </w:tc>
+              <w:tc>
+                <w:tcPr>
+                  <w:tcW w:type="dxa" w:w="2736"/>
+                </w:tcPr>
+                <w:p>
+                  <w:pPr>
+                    <w:spacing w:after="0"/>
+                  </w:pPr>
+                  <w:r/>
+                  <w:r>
+                    <w:rPr>
+                      <w:b w:val="0"/>
+                      <w:sz w:val="17"/>
+                    </w:rPr>
+                    <w:t>v1.2: 5 requisitos, 16 propiedades, 14 tareas</w:t>
+                  </w:r>
+                </w:p>
+              </w:tc>
+            </w:tr>
+            <w:tr>
+              <w:tc>
+                <w:tcPr>
+                  <w:tcW w:type="dxa" w:w="2160"/>
+                </w:tcPr>
+                <w:p>
+                  <w:pPr>
+                    <w:spacing w:after="0"/>
+                  </w:pPr>
+                  <w:r/>
+                  <w:r>
+                    <w:rPr>
+                      <w:b w:val="0"/>
+                      <w:sz w:val="17"/>
+                    </w:rPr>
+                    <w:t>Pruebas</w:t>
+                  </w:r>
+                </w:p>
+              </w:tc>
+              <w:tc>
+                <w:tcPr>
+                  <w:tcW w:type="dxa" w:w="4176"/>
+                </w:tcPr>
+                <w:p>
+                  <w:pPr>
+                    <w:spacing w:after="0"/>
+                  </w:pPr>
+                  <w:r/>
+                  <w:r>
+                    <w:rPr>
+                      <w:b w:val="0"/>
+                      <w:sz w:val="17"/>
+                    </w:rPr>
+                    <w:t>src/**/*.test.ts, tests/</w:t>
+                  </w:r>
+                </w:p>
+              </w:tc>
+              <w:tc>
+                <w:tcPr>
+                  <w:tcW w:type="dxa" w:w="2736"/>
+                </w:tcPr>
+                <w:p>
+                  <w:pPr>
+                    <w:spacing w:after="0"/>
+                  </w:pPr>
+                  <w:r/>
+                  <w:r>
+                    <w:rPr>
+                      <w:b w:val="0"/>
+                      <w:sz w:val="17"/>
+                    </w:rPr>
+                    <w:t>50/50 en verde · cobertura 93,5 % de sentencias</w:t>
+                  </w:r>
+                </w:p>
+              </w:tc>
+            </w:tr>
+            <w:tr>
+              <w:tc>
+                <w:tcPr>
+                  <w:tcW w:type="dxa" w:w="2160"/>
+                </w:tcPr>
+                <w:p>
+                  <w:pPr>
+                    <w:spacing w:after="0"/>
+                  </w:pPr>
+                  <w:r/>
+                  <w:r>
+                    <w:rPr>
+                      <w:b w:val="0"/>
+                      <w:sz w:val="17"/>
+                    </w:rPr>
+                    <w:t>Informe</w:t>
+                  </w:r>
+                </w:p>
+              </w:tc>
+              <w:tc>
+                <w:tcPr>
+                  <w:tcW w:type="dxa" w:w="4176"/>
+                </w:tcPr>
+                <w:p>
+                  <w:pPr>
+                    <w:spacing w:after="0"/>
+                  </w:pPr>
+                  <w:r/>
+                  <w:r>
+                    <w:rPr>
+                      <w:b w:val="0"/>
+                      <w:sz w:val="17"/>
+                    </w:rPr>
+                    <w:t>Este documento (docs/ en el repositorio)</w:t>
+                  </w:r>
+                </w:p>
+              </w:tc>
+              <w:tc>
+                <w:tcPr>
+                  <w:tcW w:type="dxa" w:w="2736"/>
+                </w:tcPr>
+                <w:p>
+                  <w:pPr>
+                    <w:spacing w:after="0"/>
+                  </w:pPr>
+                  <w:r/>
+                  <w:r>
+                    <w:rPr>
+                      <w:b w:val="0"/>
+                      <w:sz w:val="17"/>
+                    </w:rPr>
+                    <w:t>Con capturas de cada fase</w:t>
+                  </w:r>
+                </w:p>
+              </w:tc>
+            </w:tr>
+          </w:tbl>
+          <w:p>
+            <w:pPr>
+              <w:spacing w:after="60" w:before="0"/>
+              <w:jc w:val="both"/>
+            </w:pPr>
+          </w:p>
+          <w:p>
+            <w:pPr>
+              <w:keepNext/>
+              <w:spacing w:after="60" w:before="200"/>
+            </w:pPr>
+            <w:r>
+              <w:rPr>
+                <w:b/>
+                <w:i w:val="0"/>
+                <w:color w:val="1B3A6B"/>
+                <w:sz w:val="24"/>
+              </w:rPr>
+              <w:t>2. Fundamento: ¿qué es SDD y con qué herramientas se aplica?</w:t>
+            </w:r>
+          </w:p>
+          <w:p>
+            <w:pPr>
+              <w:spacing w:after="60" w:before="0"/>
+              <w:jc w:val="both"/>
+            </w:pPr>
+            <w:r>
+              <w:rPr>
+                <w:b w:val="0"/>
+                <w:i w:val="0"/>
+                <w:sz w:val="20"/>
+              </w:rPr>
+              <w:t>Piskala (2026) define SDD como el desarrollo en el que la especificación es el artefacto principal y el código es un artefacto derivado que se genera o verifica contra ella. El problema que resuelve se agudiza con los asistentes de IA: ante un prompt vago («vibe coding»), el modelo completa decenas de detalles no declarados; con un spec explícito (formatos, límites, errores, criterios de aceptación), la IA tiene un contrato verificable. El autor distingue tres niveles de rigor:</w:t>
             </w:r>
           </w:p>
           <w:p>
@@ -832,7 +1275,23 @@
                 <w:i w:val="0"/>
                 <w:sz w:val="20"/>
               </w:rPr>
-              <w:t>•  Repositorio público con el código fuente: https://github.com/BastleyNait/SDD</w:t>
+              <w:t xml:space="preserve">•  </w:t>
+            </w:r>
+            <w:r>
+              <w:rPr>
+                <w:b/>
+                <w:i w:val="0"/>
+                <w:sz w:val="20"/>
+              </w:rPr>
+              <w:t>Spec-first:</w:t>
+            </w:r>
+            <w:r>
+              <w:rPr>
+                <w:b w:val="0"/>
+                <w:i w:val="0"/>
+                <w:sz w:val="20"/>
+              </w:rPr>
+              <w:t xml:space="preserve"> el spec se escribe antes del código y puede abandonarse después.</w:t>
             </w:r>
           </w:p>
           <w:p>
@@ -847,7 +1306,23 @@
                 <w:i w:val="0"/>
                 <w:sz w:val="20"/>
               </w:rPr>
-              <w:t>•  Especificaciones (formato Kiro) en .kiro/specs/weather-forecast-app/: requirements.md, design.md y tasks.md.</w:t>
+              <w:t xml:space="preserve">•  </w:t>
+            </w:r>
+            <w:r>
+              <w:rPr>
+                <w:b/>
+                <w:i w:val="0"/>
+                <w:sz w:val="20"/>
+              </w:rPr>
+              <w:t>Spec-anchored:</w:t>
+            </w:r>
+            <w:r>
+              <w:rPr>
+                <w:b w:val="0"/>
+                <w:i w:val="0"/>
+                <w:sz w:val="20"/>
+              </w:rPr>
+              <w:t xml:space="preserve"> el spec se mantiene junto al código durante toda su vida y las pruebas verifican que ambos coinciden.</w:t>
             </w:r>
           </w:p>
           <w:p>
@@ -862,20 +1337,23 @@
                 <w:i w:val="0"/>
                 <w:sz w:val="20"/>
               </w:rPr>
-              <w:t>•  Resultado: 39 pruebas automatizadas aprobadas (7 archivos), verificación de tipos TypeScript estricta sin errores y build de producción generado con Vite.</w:t>
-            </w:r>
-          </w:p>
-          <w:p>
-            <w:pPr>
-              <w:spacing w:after="60" w:before="120"/>
-            </w:pPr>
+              <w:t xml:space="preserve">•  </w:t>
+            </w:r>
             <w:r>
               <w:rPr>
                 <w:b/>
                 <w:i w:val="0"/>
-                <w:sz w:val="21"/>
-              </w:rPr>
-              <w:t>2. Metodología SDD aplicada (spec-first)</w:t>
+                <w:sz w:val="20"/>
+              </w:rPr>
+              <w:t>Spec-as-source:</w:t>
+            </w:r>
+            <w:r>
+              <w:rPr>
+                <w:b w:val="0"/>
+                <w:i w:val="0"/>
+                <w:sz w:val="20"/>
+              </w:rPr>
+              <w:t xml:space="preserve"> solo se edita el spec; el código se regenera.</w:t>
             </w:r>
           </w:p>
           <w:p>
@@ -889,32 +1367,63 @@
                 <w:i w:val="0"/>
                 <w:sz w:val="20"/>
               </w:rPr>
-              <w:t>El flujo seguido fue Requisitos → Diseño → Tareas → Implementación → Verificación. Cada fase produce un artefacto que alimenta la siguiente, y cada tarea de tasks.md referencia los requisitos y propiedades que cubre, lo que da trazabilidad completa.</w:t>
+              <w:t xml:space="preserve">Este laboratorio se ubica en el nivel </w:t>
+            </w:r>
+            <w:r>
+              <w:rPr>
+                <w:b/>
+                <w:i w:val="0"/>
+                <w:sz w:val="20"/>
+              </w:rPr>
+              <w:t>spec-anchored</w:t>
+            </w:r>
+            <w:r>
+              <w:rPr>
+                <w:b w:val="0"/>
+                <w:i w:val="0"/>
+                <w:sz w:val="20"/>
+              </w:rPr>
+              <w:t>: los specs viven en el repositorio, tienen control de versiones y cada propiedad de corrección tiene una prueba automatizada que la referencia.</w:t>
+            </w:r>
+          </w:p>
+          <w:p>
+            <w:pPr>
+              <w:keepNext/>
+              <w:spacing w:after="40" w:before="0"/>
+            </w:pPr>
+            <w:r>
+              <w:rPr>
+                <w:b/>
+                <w:i w:val="0"/>
+                <w:sz w:val="17"/>
+              </w:rPr>
+              <w:t>Tabla 2. Comparación de las herramientas SDD revisadas</w:t>
             </w:r>
           </w:p>
           <w:tbl>
             <w:tblPr>
               <w:tblW w:type="auto" w:w="0"/>
+              <w:tblLayout w:type="fixed"/>
               <w:tblLook w:firstColumn="1" w:firstRow="1" w:lastColumn="0" w:lastRow="0" w:noHBand="0" w:noVBand="1" w:val="04A0"/>
               <w:tblBorders>
-                <w:top w:val="single" w:sz="4" w:color="808080"/>
-                <w:left w:val="single" w:sz="4" w:color="808080"/>
-                <w:bottom w:val="single" w:sz="4" w:color="808080"/>
-                <w:right w:val="single" w:sz="4" w:color="808080"/>
-                <w:insideH w:val="single" w:sz="4" w:color="808080"/>
-                <w:insideV w:val="single" w:sz="4" w:color="808080"/>
+                <w:top w:val="single" w:sz="4" w:color="8A8A8A"/>
+                <w:left w:val="single" w:sz="4" w:color="8A8A8A"/>
+                <w:bottom w:val="single" w:sz="4" w:color="8A8A8A"/>
+                <w:right w:val="single" w:sz="4" w:color="8A8A8A"/>
+                <w:insideH w:val="single" w:sz="4" w:color="8A8A8A"/>
+                <w:insideV w:val="single" w:sz="4" w:color="8A8A8A"/>
               </w:tblBorders>
+              <w:tblLayout w:type="fixed"/>
             </w:tblPr>
             <w:tblGrid>
-              <w:gridCol w:w="2436"/>
-              <w:gridCol w:w="2436"/>
-              <w:gridCol w:w="2436"/>
-              <w:gridCol w:w="2436"/>
+              <w:gridCol w:w="1872"/>
+              <w:gridCol w:w="3456"/>
+              <w:gridCol w:w="3744"/>
             </w:tblGrid>
             <w:tr>
               <w:tc>
                 <w:tcPr>
-                  <w:tcW w:type="dxa" w:w="2436"/>
+                  <w:tcW w:type="dxa" w:w="1872"/>
                   <w:shd w:val="clear" w:color="auto" w:fill="D9E2F3"/>
                 </w:tcPr>
                 <w:p>
@@ -927,13 +1436,13 @@
                       <w:b/>
                       <w:sz w:val="17"/>
                     </w:rPr>
-                    <w:t>Fase SDD</w:t>
-                  </w:r>
-                </w:p>
-              </w:tc>
-              <w:tc>
-                <w:tcPr>
-                  <w:tcW w:type="dxa" w:w="2436"/>
+                    <w:t>Aspecto</w:t>
+                  </w:r>
+                </w:p>
+              </w:tc>
+              <w:tc>
+                <w:tcPr>
+                  <w:tcW w:type="dxa" w:w="3456"/>
                   <w:shd w:val="clear" w:color="auto" w:fill="D9E2F3"/>
                 </w:tcPr>
                 <w:p>
@@ -946,13 +1455,13 @@
                       <w:b/>
                       <w:sz w:val="17"/>
                     </w:rPr>
-                    <w:t>Artefacto</w:t>
-                  </w:r>
-                </w:p>
-              </w:tc>
-              <w:tc>
-                <w:tcPr>
-                  <w:tcW w:type="dxa" w:w="2436"/>
+                    <w:t>Kiro (Amazon)</w:t>
+                  </w:r>
+                </w:p>
+              </w:tc>
+              <w:tc>
+                <w:tcPr>
+                  <w:tcW w:type="dxa" w:w="3744"/>
                   <w:shd w:val="clear" w:color="auto" w:fill="D9E2F3"/>
                 </w:tcPr>
                 <w:p>
@@ -965,26 +1474,7 @@
                       <w:b/>
                       <w:sz w:val="17"/>
                     </w:rPr>
-                    <w:t>Contenido</w:t>
-                  </w:r>
-                </w:p>
-              </w:tc>
-              <w:tc>
-                <w:tcPr>
-                  <w:tcW w:type="dxa" w:w="2436"/>
-                  <w:shd w:val="clear" w:color="auto" w:fill="D9E2F3"/>
-                </w:tcPr>
-                <w:p>
-                  <w:pPr>
-                    <w:spacing w:after="0"/>
-                  </w:pPr>
-                  <w:r/>
-                  <w:r>
-                    <w:rPr>
-                      <w:b/>
-                      <w:sz w:val="17"/>
-                    </w:rPr>
-                    <w:t>Rol</w:t>
+                    <w:t>GitHub Spec Kit</w:t>
                   </w:r>
                 </w:p>
               </w:tc>
@@ -992,73 +1482,55 @@
             <w:tr>
               <w:tc>
                 <w:tcPr>
-                  <w:tcW w:type="dxa" w:w="2436"/>
-                </w:tcPr>
-                <w:p>
-                  <w:pPr>
-                    <w:spacing w:after="0"/>
-                  </w:pPr>
-                  <w:r/>
-                  <w:r>
-                    <w:rPr>
-                      <w:b w:val="0"/>
-                      <w:sz w:val="17"/>
-                    </w:rPr>
-                    <w:t>1. Requisitos</w:t>
-                  </w:r>
-                </w:p>
-              </w:tc>
-              <w:tc>
-                <w:tcPr>
-                  <w:tcW w:type="dxa" w:w="2436"/>
-                </w:tcPr>
-                <w:p>
-                  <w:pPr>
-                    <w:spacing w:after="0"/>
-                  </w:pPr>
-                  <w:r/>
-                  <w:r>
-                    <w:rPr>
-                      <w:b w:val="0"/>
-                      <w:sz w:val="17"/>
-                    </w:rPr>
-                    <w:t>requirements.md</w:t>
-                  </w:r>
-                </w:p>
-              </w:tc>
-              <w:tc>
-                <w:tcPr>
-                  <w:tcW w:type="dxa" w:w="2436"/>
-                </w:tcPr>
-                <w:p>
-                  <w:pPr>
-                    <w:spacing w:after="0"/>
-                  </w:pPr>
-                  <w:r/>
-                  <w:r>
-                    <w:rPr>
-                      <w:b w:val="0"/>
-                      <w:sz w:val="17"/>
-                    </w:rPr>
-                    <w:t>5 requisitos, historias de usuario y criterios de aceptación en formato EARS («CUANDO… LA App DEBERÁ…»)</w:t>
-                  </w:r>
-                </w:p>
-              </w:tc>
-              <w:tc>
-                <w:tcPr>
-                  <w:tcW w:type="dxa" w:w="2436"/>
-                </w:tcPr>
-                <w:p>
-                  <w:pPr>
-                    <w:spacing w:after="0"/>
-                  </w:pPr>
-                  <w:r/>
-                  <w:r>
-                    <w:rPr>
-                      <w:b w:val="0"/>
-                      <w:sz w:val="17"/>
-                    </w:rPr>
-                    <w:t>Contrato de comportamiento</w:t>
+                  <w:tcW w:type="dxa" w:w="1872"/>
+                </w:tcPr>
+                <w:p>
+                  <w:pPr>
+                    <w:spacing w:after="0"/>
+                  </w:pPr>
+                  <w:r/>
+                  <w:r>
+                    <w:rPr>
+                      <w:b w:val="0"/>
+                      <w:sz w:val="17"/>
+                    </w:rPr>
+                    <w:t>Tipo</w:t>
+                  </w:r>
+                </w:p>
+              </w:tc>
+              <w:tc>
+                <w:tcPr>
+                  <w:tcW w:type="dxa" w:w="3456"/>
+                </w:tcPr>
+                <w:p>
+                  <w:pPr>
+                    <w:spacing w:after="0"/>
+                  </w:pPr>
+                  <w:r/>
+                  <w:r>
+                    <w:rPr>
+                      <w:b w:val="0"/>
+                      <w:sz w:val="17"/>
+                    </w:rPr>
+                    <w:t>IDE agéntico</w:t>
+                  </w:r>
+                </w:p>
+              </w:tc>
+              <w:tc>
+                <w:tcPr>
+                  <w:tcW w:type="dxa" w:w="3744"/>
+                </w:tcPr>
+                <w:p>
+                  <w:pPr>
+                    <w:spacing w:after="0"/>
+                  </w:pPr>
+                  <w:r/>
+                  <w:r>
+                    <w:rPr>
+                      <w:b w:val="0"/>
+                      <w:sz w:val="17"/>
+                    </w:rPr>
+                    <w:t>Toolkit CLI + plantillas para varios agentes (Copilot, Claude Code, Gemini…)</w:t>
                   </w:r>
                 </w:p>
               </w:tc>
@@ -1066,73 +1538,55 @@
             <w:tr>
               <w:tc>
                 <w:tcPr>
-                  <w:tcW w:type="dxa" w:w="2436"/>
-                </w:tcPr>
-                <w:p>
-                  <w:pPr>
-                    <w:spacing w:after="0"/>
-                  </w:pPr>
-                  <w:r/>
-                  <w:r>
-                    <w:rPr>
-                      <w:b w:val="0"/>
-                      <w:sz w:val="17"/>
-                    </w:rPr>
-                    <w:t>2. Diseño</w:t>
-                  </w:r>
-                </w:p>
-              </w:tc>
-              <w:tc>
-                <w:tcPr>
-                  <w:tcW w:type="dxa" w:w="2436"/>
-                </w:tcPr>
-                <w:p>
-                  <w:pPr>
-                    <w:spacing w:after="0"/>
-                  </w:pPr>
-                  <w:r/>
-                  <w:r>
-                    <w:rPr>
-                      <w:b w:val="0"/>
-                      <w:sz w:val="17"/>
-                    </w:rPr>
-                    <w:t>design.md</w:t>
-                  </w:r>
-                </w:p>
-              </w:tc>
-              <w:tc>
-                <w:tcPr>
-                  <w:tcW w:type="dxa" w:w="2436"/>
-                </w:tcPr>
-                <w:p>
-                  <w:pPr>
-                    <w:spacing w:after="0"/>
-                  </w:pPr>
-                  <w:r/>
-                  <w:r>
-                    <w:rPr>
-                      <w:b w:val="0"/>
-                      <w:sz w:val="17"/>
-                    </w:rPr>
-                    <w:t>Arquitectura en capas, interfaces TypeScript, modelos de datos, tabla de errores, 13 propiedades de corrección, estrategia de testing</w:t>
-                  </w:r>
-                </w:p>
-              </w:tc>
-              <w:tc>
-                <w:tcPr>
-                  <w:tcW w:type="dxa" w:w="2436"/>
-                </w:tcPr>
-                <w:p>
-                  <w:pPr>
-                    <w:spacing w:after="0"/>
-                  </w:pPr>
-                  <w:r/>
-                  <w:r>
-                    <w:rPr>
-                      <w:b w:val="0"/>
-                      <w:sz w:val="17"/>
-                    </w:rPr>
-                    <w:t>Contrato técnico</w:t>
+                  <w:tcW w:type="dxa" w:w="1872"/>
+                </w:tcPr>
+                <w:p>
+                  <w:pPr>
+                    <w:spacing w:after="0"/>
+                  </w:pPr>
+                  <w:r/>
+                  <w:r>
+                    <w:rPr>
+                      <w:b w:val="0"/>
+                      <w:sz w:val="17"/>
+                    </w:rPr>
+                    <w:t>Flujo</w:t>
+                  </w:r>
+                </w:p>
+              </w:tc>
+              <w:tc>
+                <w:tcPr>
+                  <w:tcW w:type="dxa" w:w="3456"/>
+                </w:tcPr>
+                <w:p>
+                  <w:pPr>
+                    <w:spacing w:after="0"/>
+                  </w:pPr>
+                  <w:r/>
+                  <w:r>
+                    <w:rPr>
+                      <w:b w:val="0"/>
+                      <w:sz w:val="17"/>
+                    </w:rPr>
+                    <w:t>Requirements → Design → Tasks, con aprobación del usuario entre fases</w:t>
+                  </w:r>
+                </w:p>
+              </w:tc>
+              <w:tc>
+                <w:tcPr>
+                  <w:tcW w:type="dxa" w:w="3744"/>
+                </w:tcPr>
+                <w:p>
+                  <w:pPr>
+                    <w:spacing w:after="0"/>
+                  </w:pPr>
+                  <w:r/>
+                  <w:r>
+                    <w:rPr>
+                      <w:b w:val="0"/>
+                      <w:sz w:val="17"/>
+                    </w:rPr>
+                    <w:t>/constitution → /specify → /plan → /tasks → /implement</w:t>
                   </w:r>
                 </w:p>
               </w:tc>
@@ -1140,73 +1594,55 @@
             <w:tr>
               <w:tc>
                 <w:tcPr>
-                  <w:tcW w:type="dxa" w:w="2436"/>
-                </w:tcPr>
-                <w:p>
-                  <w:pPr>
-                    <w:spacing w:after="0"/>
-                  </w:pPr>
-                  <w:r/>
-                  <w:r>
-                    <w:rPr>
-                      <w:b w:val="0"/>
-                      <w:sz w:val="17"/>
-                    </w:rPr>
-                    <w:t>3. Tareas</w:t>
-                  </w:r>
-                </w:p>
-              </w:tc>
-              <w:tc>
-                <w:tcPr>
-                  <w:tcW w:type="dxa" w:w="2436"/>
-                </w:tcPr>
-                <w:p>
-                  <w:pPr>
-                    <w:spacing w:after="0"/>
-                  </w:pPr>
-                  <w:r/>
-                  <w:r>
-                    <w:rPr>
-                      <w:b w:val="0"/>
-                      <w:sz w:val="17"/>
-                    </w:rPr>
-                    <w:t>tasks.md</w:t>
-                  </w:r>
-                </w:p>
-              </w:tc>
-              <w:tc>
-                <w:tcPr>
-                  <w:tcW w:type="dxa" w:w="2436"/>
-                </w:tcPr>
-                <w:p>
-                  <w:pPr>
-                    <w:spacing w:after="0"/>
-                  </w:pPr>
-                  <w:r/>
-                  <w:r>
-                    <w:rPr>
-                      <w:b w:val="0"/>
-                      <w:sz w:val="17"/>
-                    </w:rPr>
-                    <w:t>12 tareas con subtareas, grafo de dependencias por olas, puntos de control</w:t>
-                  </w:r>
-                </w:p>
-              </w:tc>
-              <w:tc>
-                <w:tcPr>
-                  <w:tcW w:type="dxa" w:w="2436"/>
-                </w:tcPr>
-                <w:p>
-                  <w:pPr>
-                    <w:spacing w:after="0"/>
-                  </w:pPr>
-                  <w:r/>
-                  <w:r>
-                    <w:rPr>
-                      <w:b w:val="0"/>
-                      <w:sz w:val="17"/>
-                    </w:rPr>
-                    <w:t>Plan de implementación</w:t>
+                  <w:tcW w:type="dxa" w:w="1872"/>
+                </w:tcPr>
+                <w:p>
+                  <w:pPr>
+                    <w:spacing w:after="0"/>
+                  </w:pPr>
+                  <w:r/>
+                  <w:r>
+                    <w:rPr>
+                      <w:b w:val="0"/>
+                      <w:sz w:val="17"/>
+                    </w:rPr>
+                    <w:t>Reglas del proyecto</w:t>
+                  </w:r>
+                </w:p>
+              </w:tc>
+              <w:tc>
+                <w:tcPr>
+                  <w:tcW w:type="dxa" w:w="3456"/>
+                </w:tcPr>
+                <w:p>
+                  <w:pPr>
+                    <w:spacing w:after="0"/>
+                  </w:pPr>
+                  <w:r/>
+                  <w:r>
+                    <w:rPr>
+                      <w:b w:val="0"/>
+                      <w:sz w:val="17"/>
+                    </w:rPr>
+                    <w:t>.kiro/steering/*.md</w:t>
+                  </w:r>
+                </w:p>
+              </w:tc>
+              <w:tc>
+                <w:tcPr>
+                  <w:tcW w:type="dxa" w:w="3744"/>
+                </w:tcPr>
+                <w:p>
+                  <w:pPr>
+                    <w:spacing w:after="0"/>
+                  </w:pPr>
+                  <w:r/>
+                  <w:r>
+                    <w:rPr>
+                      <w:b w:val="0"/>
+                      <w:sz w:val="17"/>
+                    </w:rPr>
+                    <w:t>constitution.md</w:t>
                   </w:r>
                 </w:p>
               </w:tc>
@@ -1214,73 +1650,55 @@
             <w:tr>
               <w:tc>
                 <w:tcPr>
-                  <w:tcW w:type="dxa" w:w="2436"/>
-                </w:tcPr>
-                <w:p>
-                  <w:pPr>
-                    <w:spacing w:after="0"/>
-                  </w:pPr>
-                  <w:r/>
-                  <w:r>
-                    <w:rPr>
-                      <w:b w:val="0"/>
-                      <w:sz w:val="17"/>
-                    </w:rPr>
-                    <w:t>4. Implementación</w:t>
-                  </w:r>
-                </w:p>
-              </w:tc>
-              <w:tc>
-                <w:tcPr>
-                  <w:tcW w:type="dxa" w:w="2436"/>
-                </w:tcPr>
-                <w:p>
-                  <w:pPr>
-                    <w:spacing w:after="0"/>
-                  </w:pPr>
-                  <w:r/>
-                  <w:r>
-                    <w:rPr>
-                      <w:b w:val="0"/>
-                      <w:sz w:val="17"/>
-                    </w:rPr>
-                    <w:t>src/</w:t>
-                  </w:r>
-                </w:p>
-              </w:tc>
-              <w:tc>
-                <w:tcPr>
-                  <w:tcW w:type="dxa" w:w="2436"/>
-                </w:tcPr>
-                <w:p>
-                  <w:pPr>
-                    <w:spacing w:after="0"/>
-                  </w:pPr>
-                  <w:r/>
-                  <w:r>
-                    <w:rPr>
-                      <w:b w:val="0"/>
-                      <w:sz w:val="17"/>
-                    </w:rPr>
-                    <w:t>Código que materializa cada tarea</w:t>
-                  </w:r>
-                </w:p>
-              </w:tc>
-              <w:tc>
-                <w:tcPr>
-                  <w:tcW w:type="dxa" w:w="2436"/>
-                </w:tcPr>
-                <w:p>
-                  <w:pPr>
-                    <w:spacing w:after="0"/>
-                  </w:pPr>
-                  <w:r/>
-                  <w:r>
-                    <w:rPr>
-                      <w:b w:val="0"/>
-                      <w:sz w:val="17"/>
-                    </w:rPr>
-                    <w:t>Artefacto derivado</w:t>
+                  <w:tcW w:type="dxa" w:w="1872"/>
+                </w:tcPr>
+                <w:p>
+                  <w:pPr>
+                    <w:spacing w:after="0"/>
+                  </w:pPr>
+                  <w:r/>
+                  <w:r>
+                    <w:rPr>
+                      <w:b w:val="0"/>
+                      <w:sz w:val="17"/>
+                    </w:rPr>
+                    <w:t>Formato de requisitos</w:t>
+                  </w:r>
+                </w:p>
+              </w:tc>
+              <w:tc>
+                <w:tcPr>
+                  <w:tcW w:type="dxa" w:w="3456"/>
+                </w:tcPr>
+                <w:p>
+                  <w:pPr>
+                    <w:spacing w:after="0"/>
+                  </w:pPr>
+                  <w:r/>
+                  <w:r>
+                    <w:rPr>
+                      <w:b w:val="0"/>
+                      <w:sz w:val="17"/>
+                    </w:rPr>
+                    <w:t>Notación EARS («CUANDO… EL sistema DEBERÁ…»)</w:t>
+                  </w:r>
+                </w:p>
+              </w:tc>
+              <w:tc>
+                <w:tcPr>
+                  <w:tcW w:type="dxa" w:w="3744"/>
+                </w:tcPr>
+                <w:p>
+                  <w:pPr>
+                    <w:spacing w:after="0"/>
+                  </w:pPr>
+                  <w:r/>
+                  <w:r>
+                    <w:rPr>
+                      <w:b w:val="0"/>
+                      <w:sz w:val="17"/>
+                    </w:rPr>
+                    <w:t>Historias de usuario + criterios de aceptación</w:t>
                   </w:r>
                 </w:p>
               </w:tc>
@@ -1288,73 +1706,55 @@
             <w:tr>
               <w:tc>
                 <w:tcPr>
-                  <w:tcW w:type="dxa" w:w="2436"/>
-                </w:tcPr>
-                <w:p>
-                  <w:pPr>
-                    <w:spacing w:after="0"/>
-                  </w:pPr>
-                  <w:r/>
-                  <w:r>
-                    <w:rPr>
-                      <w:b w:val="0"/>
-                      <w:sz w:val="17"/>
-                    </w:rPr>
-                    <w:t>5. Verificación</w:t>
-                  </w:r>
-                </w:p>
-              </w:tc>
-              <w:tc>
-                <w:tcPr>
-                  <w:tcW w:type="dxa" w:w="2436"/>
-                </w:tcPr>
-                <w:p>
-                  <w:pPr>
-                    <w:spacing w:after="0"/>
-                  </w:pPr>
-                  <w:r/>
-                  <w:r>
-                    <w:rPr>
-                      <w:b w:val="0"/>
-                      <w:sz w:val="17"/>
-                    </w:rPr>
-                    <w:t>*.test.ts</w:t>
-                  </w:r>
-                </w:p>
-              </w:tc>
-              <w:tc>
-                <w:tcPr>
-                  <w:tcW w:type="dxa" w:w="2436"/>
-                </w:tcPr>
-                <w:p>
-                  <w:pPr>
-                    <w:spacing w:after="0"/>
-                  </w:pPr>
-                  <w:r/>
-                  <w:r>
-                    <w:rPr>
-                      <w:b w:val="0"/>
-                      <w:sz w:val="17"/>
-                    </w:rPr>
-                    <w:t>Pruebas unitarias, de propiedades (fast-check) e integración</w:t>
-                  </w:r>
-                </w:p>
-              </w:tc>
-              <w:tc>
-                <w:tcPr>
-                  <w:tcW w:type="dxa" w:w="2436"/>
-                </w:tcPr>
-                <w:p>
-                  <w:pPr>
-                    <w:spacing w:after="0"/>
-                  </w:pPr>
-                  <w:r/>
-                  <w:r>
-                    <w:rPr>
-                      <w:b w:val="0"/>
-                      <w:sz w:val="17"/>
-                    </w:rPr>
-                    <w:t>Evidencia de conformidad con el spec</w:t>
+                  <w:tcW w:type="dxa" w:w="1872"/>
+                </w:tcPr>
+                <w:p>
+                  <w:pPr>
+                    <w:spacing w:after="0"/>
+                  </w:pPr>
+                  <w:r/>
+                  <w:r>
+                    <w:rPr>
+                      <w:b w:val="0"/>
+                      <w:sz w:val="17"/>
+                    </w:rPr>
+                    <w:t>Uso en este lab</w:t>
+                  </w:r>
+                </w:p>
+              </w:tc>
+              <w:tc>
+                <w:tcPr>
+                  <w:tcW w:type="dxa" w:w="3456"/>
+                </w:tcPr>
+                <w:p>
+                  <w:pPr>
+                    <w:spacing w:after="0"/>
+                  </w:pPr>
+                  <w:r/>
+                  <w:r>
+                    <w:rPr>
+                      <w:b w:val="0"/>
+                      <w:sz w:val="17"/>
+                    </w:rPr>
+                    <w:t>Formato de los specs (.kiro/specs, .kiro/steering)</w:t>
+                  </w:r>
+                </w:p>
+              </w:tc>
+              <w:tc>
+                <w:tcPr>
+                  <w:tcW w:type="dxa" w:w="3744"/>
+                </w:tcPr>
+                <w:p>
+                  <w:pPr>
+                    <w:spacing w:after="0"/>
+                  </w:pPr>
+                  <w:r/>
+                  <w:r>
+                    <w:rPr>
+                      <w:b w:val="0"/>
+                      <w:sz w:val="17"/>
+                    </w:rPr>
+                    <w:t>Referencia conceptual (flujo equivalente)</w:t>
                   </w:r>
                 </w:p>
               </w:tc>
@@ -1363,13 +1763,37 @@
           <w:p>
             <w:pPr>
               <w:spacing w:after="60" w:before="0"/>
-            </w:pPr>
-            <w:r>
-              <w:rPr>
-                <w:b w:val="0"/>
-                <w:i w:val="0"/>
-                <w:sz w:val="8"/>
-              </w:rPr>
+              <w:jc w:val="both"/>
+            </w:pPr>
+          </w:p>
+          <w:p>
+            <w:pPr>
+              <w:keepNext/>
+              <w:spacing w:after="60" w:before="200"/>
+            </w:pPr>
+            <w:r>
+              <w:rPr>
+                <w:b/>
+                <w:i w:val="0"/>
+                <w:color w:val="1B3A6B"/>
+                <w:sz w:val="24"/>
+              </w:rPr>
+              <w:t>3. Proceso SDD paso a paso</w:t>
+            </w:r>
+          </w:p>
+          <w:p>
+            <w:pPr>
+              <w:keepNext/>
+              <w:spacing w:after="60" w:before="120"/>
+            </w:pPr>
+            <w:r>
+              <w:rPr>
+                <w:b/>
+                <w:i w:val="0"/>
+                <w:color w:val="1B4FA8"/>
+                <w:sz w:val="21"/>
+              </w:rPr>
+              <w:t>3.1 Visión general del ciclo</w:t>
             </w:r>
           </w:p>
           <w:p>
@@ -1383,106 +1807,286 @@
                 <w:i w:val="0"/>
                 <w:sz w:val="20"/>
               </w:rPr>
-              <w:t>Herramientas del ecosistema SDD consideradas: Kiro (Amazon, kiro.dev), cuyo flujo requirements/design/tasks es el formato de los specs entregados, y GitHub Spec Kit (github/spec-kit), que propone un flujo equivalente (constitution → specify → plan → tasks → implement). Se usó la estructura Kiro por ser la de los archivos del caso. Nota de honestidad: los tres documentos de spec son los provistos en el ZIP del laboratorio; el código y las pruebas fueron implementados siguiendo tasks.md con asistencia de IA (Claude), no generados dentro del IDE Kiro.</w:t>
-            </w:r>
-          </w:p>
-          <w:p>
-            <w:pPr>
-              <w:spacing w:after="60" w:before="120"/>
+              <w:t>La Figura 1 resume el ciclo seguido. Las fases 0 a 3 producen el spec (amarillo) y tienen puertas de aprobación humana; las fases 4 a 6 lo verifican (verde). Cuando la verificación descubre algo que el spec no cubría, no se «parcha» el código: se abre una nueva versión del spec y el ciclo se repite. Esto ocurrió dos veces (v1.1 y v1.2).</w:t>
+            </w:r>
+          </w:p>
+          <w:p>
+            <w:pPr>
+              <w:keepNext/>
+              <w:spacing w:before="80"/>
+              <w:jc w:val="center"/>
+            </w:pPr>
+            <w:r>
+              <w:drawing>
+                <wp:inline>
+                  <wp:extent cx="5669280" cy="2012594"/>
+                  <wp:docPr id="1" name="Picture 1"/>
+                  <wp:cNvGraphicFramePr>
+                    <a:graphicFrameLocks noChangeAspect="1"/>
+                  </wp:cNvGraphicFramePr>
+                  <a:graphic>
+                    <a:graphicData uri="http://schemas.openxmlformats.org/drawingml/2006/picture">
+                      <pic:pic>
+                        <pic:nvPicPr>
+                          <pic:cNvPr id="0" name="d_sdd_cycle.png"/>
+                          <pic:cNvPicPr/>
+                        </pic:nvPicPr>
+                        <pic:blipFill>
+                          <a:blip r:embed="rId7"/>
+                          <a:stretch>
+                            <a:fillRect/>
+                          </a:stretch>
+                        </pic:blipFill>
+                        <pic:spPr>
+                          <a:xfrm>
+                            <a:off x="0" y="0"/>
+                            <a:ext cx="5669280" cy="2012594"/>
+                          </a:xfrm>
+                          <a:prstGeom prst="rect"/>
+                        </pic:spPr>
+                      </pic:pic>
+                    </a:graphicData>
+                  </a:graphic>
+                </wp:inline>
+              </w:drawing>
+            </w:r>
+          </w:p>
+          <w:p>
+            <w:pPr>
+              <w:spacing w:after="120" w:before="0"/>
+              <w:jc w:val="center"/>
+            </w:pPr>
+            <w:r>
+              <w:rPr>
+                <w:b w:val="0"/>
+                <w:i/>
+                <w:color w:val="333333"/>
+                <w:sz w:val="17"/>
+              </w:rPr>
+              <w:t>Figura 1. Ciclo SDD aplicado: spec con aprobación humana → implementación → verificación → nueva versión del spec.</w:t>
+            </w:r>
+          </w:p>
+          <w:p>
+            <w:pPr>
+              <w:keepNext/>
+              <w:spacing w:after="40" w:before="0"/>
             </w:pPr>
             <w:r>
               <w:rPr>
                 <w:b/>
                 <w:i w:val="0"/>
-                <w:sz w:val="21"/>
-              </w:rPr>
-              <w:t>3. Arquitectura implementada</w:t>
-            </w:r>
-          </w:p>
-          <w:p>
-            <w:pPr>
-              <w:spacing w:after="0" w:before="0"/>
-              <w:ind w:left="200"/>
-            </w:pPr>
-            <w:r>
-              <w:rPr>
-                <w:rFonts w:ascii="Consolas" w:hAnsi="Consolas" w:eastAsia="Consolas"/>
-                <w:b w:val="0"/>
-                <w:i w:val="0"/>
                 <w:sz w:val="17"/>
               </w:rPr>
-              <w:t>Presentación : CitySearchForm | WeatherDisplay | LoadingIndicator | ErrorMessage</w:t>
-            </w:r>
-          </w:p>
-          <w:p>
-            <w:pPr>
-              <w:spacing w:after="0" w:before="0"/>
-              <w:ind w:left="200"/>
-            </w:pPr>
-            <w:r>
-              <w:rPr>
-                <w:rFonts w:ascii="Consolas" w:hAnsi="Consolas" w:eastAsia="Consolas"/>
-                <w:b w:val="0"/>
-                <w:i w:val="0"/>
-                <w:sz w:val="17"/>
-              </w:rPr>
-              <w:t>Aplicación   : WeatherController (orquesta el flujo, estados idle/loading/success/error)</w:t>
-            </w:r>
-          </w:p>
-          <w:p>
-            <w:pPr>
-              <w:spacing w:after="0" w:before="0"/>
-              <w:ind w:left="200"/>
-            </w:pPr>
-            <w:r>
-              <w:rPr>
-                <w:rFonts w:ascii="Consolas" w:hAnsi="Consolas" w:eastAsia="Consolas"/>
-                <w:b w:val="0"/>
-                <w:i w:val="0"/>
-                <w:sz w:val="17"/>
-              </w:rPr>
-              <w:t>Servicios    : GeocodingService.geocode(name) | ForecastService.getForecast(lat, lon)</w:t>
-            </w:r>
-          </w:p>
-          <w:p>
-            <w:pPr>
-              <w:spacing w:after="0" w:before="0"/>
-              <w:ind w:left="200"/>
-            </w:pPr>
-            <w:r>
-              <w:rPr>
-                <w:rFonts w:ascii="Consolas" w:hAnsi="Consolas" w:eastAsia="Consolas"/>
-                <w:b w:val="0"/>
-                <w:i w:val="0"/>
-                <w:sz w:val="17"/>
-              </w:rPr>
-              <w:t>Clientes HTTP: GeocodingClient | ForecastClient   (fetch + AbortController, timeout 10 s)</w:t>
-            </w:r>
-          </w:p>
-          <w:p>
-            <w:pPr>
-              <w:spacing w:after="60" w:before="0"/>
-            </w:pPr>
-            <w:r>
-              <w:rPr>
-                <w:b w:val="0"/>
-                <w:i w:val="0"/>
-                <w:sz w:val="8"/>
-              </w:rPr>
-            </w:r>
-          </w:p>
+              <w:t>Tabla 3. Roles (human-in-the-loop): la IA propone, el humano aprueba</w:t>
+            </w:r>
+          </w:p>
+          <w:tbl>
+            <w:tblPr>
+              <w:tblW w:type="auto" w:w="0"/>
+              <w:tblLayout w:type="fixed"/>
+              <w:tblLook w:firstColumn="1" w:firstRow="1" w:lastColumn="0" w:lastRow="0" w:noHBand="0" w:noVBand="1" w:val="04A0"/>
+              <w:tblBorders>
+                <w:top w:val="single" w:sz="4" w:color="8A8A8A"/>
+                <w:left w:val="single" w:sz="4" w:color="8A8A8A"/>
+                <w:bottom w:val="single" w:sz="4" w:color="8A8A8A"/>
+                <w:right w:val="single" w:sz="4" w:color="8A8A8A"/>
+                <w:insideH w:val="single" w:sz="4" w:color="8A8A8A"/>
+                <w:insideV w:val="single" w:sz="4" w:color="8A8A8A"/>
+              </w:tblBorders>
+              <w:tblLayout w:type="fixed"/>
+            </w:tblPr>
+            <w:tblGrid>
+              <w:gridCol w:w="2592"/>
+              <w:gridCol w:w="6480"/>
+            </w:tblGrid>
+            <w:tr>
+              <w:tc>
+                <w:tcPr>
+                  <w:tcW w:type="dxa" w:w="2592"/>
+                  <w:shd w:val="clear" w:color="auto" w:fill="D9E2F3"/>
+                </w:tcPr>
+                <w:p>
+                  <w:pPr>
+                    <w:spacing w:after="0"/>
+                  </w:pPr>
+                  <w:r/>
+                  <w:r>
+                    <w:rPr>
+                      <w:b/>
+                      <w:sz w:val="17"/>
+                    </w:rPr>
+                    <w:t>Rol</w:t>
+                  </w:r>
+                </w:p>
+              </w:tc>
+              <w:tc>
+                <w:tcPr>
+                  <w:tcW w:type="dxa" w:w="6480"/>
+                  <w:shd w:val="clear" w:color="auto" w:fill="D9E2F3"/>
+                </w:tcPr>
+                <w:p>
+                  <w:pPr>
+                    <w:spacing w:after="0"/>
+                  </w:pPr>
+                  <w:r/>
+                  <w:r>
+                    <w:rPr>
+                      <w:b/>
+                      <w:sz w:val="17"/>
+                    </w:rPr>
+                    <w:t>Responsabilidades en el proceso</w:t>
+                  </w:r>
+                </w:p>
+              </w:tc>
+            </w:tr>
+            <w:tr>
+              <w:tc>
+                <w:tcPr>
+                  <w:tcW w:type="dxa" w:w="2592"/>
+                </w:tcPr>
+                <w:p>
+                  <w:pPr>
+                    <w:spacing w:after="0"/>
+                  </w:pPr>
+                  <w:r/>
+                  <w:r>
+                    <w:rPr>
+                      <w:b w:val="0"/>
+                      <w:sz w:val="17"/>
+                    </w:rPr>
+                    <w:t>Estudiante (Sebastián Chirinos)</w:t>
+                  </w:r>
+                </w:p>
+              </w:tc>
+              <w:tc>
+                <w:tcPr>
+                  <w:tcW w:type="dxa" w:w="6480"/>
+                </w:tcPr>
+                <w:p>
+                  <w:pPr>
+                    <w:spacing w:after="0"/>
+                  </w:pPr>
+                  <w:r/>
+                  <w:r>
+                    <w:rPr>
+                      <w:b w:val="0"/>
+                      <w:sz w:val="17"/>
+                    </w:rPr>
+                    <w:t>Dueño del spec. Aportó el spec v1.0 (Kiro) del caso de estudio; revisó y aprobó los 4 cambios de la v1.1; decidió el comportamiento de la v1.2 ante el defecto hallado; definió el formato del informe.</w:t>
+                  </w:r>
+                </w:p>
+              </w:tc>
+            </w:tr>
+            <w:tr>
+              <w:tc>
+                <w:tcPr>
+                  <w:tcW w:type="dxa" w:w="2592"/>
+                </w:tcPr>
+                <w:p>
+                  <w:pPr>
+                    <w:spacing w:after="0"/>
+                  </w:pPr>
+                  <w:r/>
+                  <w:r>
+                    <w:rPr>
+                      <w:b w:val="0"/>
+                      <w:sz w:val="17"/>
+                    </w:rPr>
+                    <w:t>Asistente de IA (Claude)</w:t>
+                  </w:r>
+                </w:p>
+              </w:tc>
+              <w:tc>
+                <w:tcPr>
+                  <w:tcW w:type="dxa" w:w="6480"/>
+                </w:tcPr>
+                <w:p>
+                  <w:pPr>
+                    <w:spacing w:after="0"/>
+                  </w:pPr>
+                  <w:r/>
+                  <w:r>
+                    <w:rPr>
+                      <w:b w:val="0"/>
+                      <w:sz w:val="17"/>
+                    </w:rPr>
+                    <w:t>Implementó las tareas de tasks.md; escribió las pruebas a partir de las propiedades; propuso los cambios al spec y los sometió a aprobación; ejecutó checkpoints, pruebas en vivo y capturas.</w:t>
+                  </w:r>
+                </w:p>
+              </w:tc>
+            </w:tr>
+            <w:tr>
+              <w:tc>
+                <w:tcPr>
+                  <w:tcW w:type="dxa" w:w="2592"/>
+                </w:tcPr>
+                <w:p>
+                  <w:pPr>
+                    <w:spacing w:after="0"/>
+                  </w:pPr>
+                  <w:r/>
+                  <w:r>
+                    <w:rPr>
+                      <w:b w:val="0"/>
+                      <w:sz w:val="17"/>
+                    </w:rPr>
+                    <w:t>Kiro</w:t>
+                  </w:r>
+                </w:p>
+              </w:tc>
+              <w:tc>
+                <w:tcPr>
+                  <w:tcW w:type="dxa" w:w="6480"/>
+                </w:tcPr>
+                <w:p>
+                  <w:pPr>
+                    <w:spacing w:after="0"/>
+                  </w:pPr>
+                  <w:r/>
+                  <w:r>
+                    <w:rPr>
+                      <w:b w:val="0"/>
+                      <w:sz w:val="17"/>
+                    </w:rPr>
+                    <w:t>Formato y estructura del spec (.kiro/specs, .kiro/steering, notación EARS, tareas con trazabilidad).</w:t>
+                  </w:r>
+                </w:p>
+              </w:tc>
+            </w:tr>
+          </w:tbl>
           <w:p>
             <w:pPr>
               <w:spacing w:after="60" w:before="0"/>
               <w:jc w:val="both"/>
             </w:pPr>
-            <w:r>
-              <w:rPr>
-                <w:b w:val="0"/>
-                <w:i w:val="0"/>
-                <w:sz w:val="20"/>
-              </w:rPr>
-              <w:t>Decisiones clave tomadas directamente del design.md:</w:t>
+          </w:p>
+          <w:p>
+            <w:pPr>
+              <w:keepNext/>
+              <w:spacing w:after="60" w:before="120"/>
+            </w:pPr>
+            <w:r>
+              <w:rPr>
+                <w:b/>
+                <w:i w:val="0"/>
+                <w:color w:val="1B4FA8"/>
+                <w:sz w:val="21"/>
+              </w:rPr>
+              <w:t>3.2 Fase 0 — Steering: reglas permanentes del proyecto</w:t>
+            </w:r>
+          </w:p>
+          <w:p>
+            <w:pPr>
+              <w:spacing w:after="60" w:before="0"/>
+              <w:jc w:val="both"/>
+            </w:pPr>
+            <w:r>
+              <w:rPr>
+                <w:b w:val="0"/>
+                <w:i w:val="0"/>
+                <w:sz w:val="20"/>
+              </w:rPr>
+              <w:t>Kiro usa archivos de steering para dar al agente un contexto que aplica a todas las tareas. Se crearon tres en .kiro/steering/ (aprobados en la revisión v1.1):</w:t>
             </w:r>
           </w:p>
           <w:p>
@@ -1497,7 +2101,23 @@
                 <w:i w:val="0"/>
                 <w:sz w:val="20"/>
               </w:rPr>
-              <w:t>•  Sin framework ni backend: TypeScript/HTML/CSS vanilla; Open-Meteo no requiere API key y soporta CORS.</w:t>
+              <w:t xml:space="preserve">•  </w:t>
+            </w:r>
+            <w:r>
+              <w:rPr>
+                <w:b/>
+                <w:i w:val="0"/>
+                <w:sz w:val="20"/>
+              </w:rPr>
+              <w:t>product.md:</w:t>
+            </w:r>
+            <w:r>
+              <w:rPr>
+                <w:b w:val="0"/>
+                <w:i w:val="0"/>
+                <w:sz w:val="20"/>
+              </w:rPr>
+              <w:t xml:space="preserve"> propósito, usuario objetivo, principios («nunca mostrar datos de una búsqueda anterior como si fueran actuales», «mostrar la ubicación resuelta») y lo que queda fuera de alcance.</w:t>
             </w:r>
           </w:p>
           <w:p>
@@ -1512,7 +2132,23 @@
                 <w:i w:val="0"/>
                 <w:sz w:val="20"/>
               </w:rPr>
-              <w:t>•  Separación servicio/cliente: los servicios contienen la lógica (validación, parseo, errores) y reciben el cliente por inyección, por lo que se prueban con clientes simulados sin red.</w:t>
+              <w:t xml:space="preserve">•  </w:t>
+            </w:r>
+            <w:r>
+              <w:rPr>
+                <w:b/>
+                <w:i w:val="0"/>
+                <w:sz w:val="20"/>
+              </w:rPr>
+              <w:t>tech.md:</w:t>
+            </w:r>
+            <w:r>
+              <w:rPr>
+                <w:b w:val="0"/>
+                <w:i w:val="0"/>
+                <w:sz w:val="20"/>
+              </w:rPr>
+              <w:t xml:space="preserve"> reglas obligatorias: TypeScript estricto, timeout de 10 s en todo cliente HTTP, errores como uniones discriminadas, formateo solo en la presentación, textContent (nunca innerHTML) y la regla de trazabilidad «todo criterio nuevo tiene al menos una prueba que lo referencia».</w:t>
             </w:r>
           </w:p>
           <w:p>
@@ -1527,7 +2163,673 @@
                 <w:i w:val="0"/>
                 <w:sz w:val="20"/>
               </w:rPr>
-              <w:t>•  Resultados tipados como unión discriminada ({success:true,data} | {success:false,error}) en lugar de excepciones: los errores son valores y el compilador obliga a manejarlos (switch exhaustivo en WeatherController).</w:t>
+              <w:t xml:space="preserve">•  </w:t>
+            </w:r>
+            <w:r>
+              <w:rPr>
+                <w:b/>
+                <w:i w:val="0"/>
+                <w:sz w:val="20"/>
+              </w:rPr>
+              <w:t>structure.md:</w:t>
+            </w:r>
+            <w:r>
+              <w:rPr>
+                <w:b w:val="0"/>
+                <w:i w:val="0"/>
+                <w:sz w:val="20"/>
+              </w:rPr>
+              <w:t xml:space="preserve"> organización de carpetas y convenciones de nombres.</w:t>
+            </w:r>
+          </w:p>
+          <w:p>
+            <w:pPr>
+              <w:keepNext/>
+              <w:spacing w:before="80"/>
+              <w:jc w:val="center"/>
+            </w:pPr>
+            <w:r>
+              <w:drawing>
+                <wp:inline>
+                  <wp:extent cx="4754880" cy="3151806"/>
+                  <wp:docPr id="2" name="Picture 2"/>
+                  <wp:cNvGraphicFramePr>
+                    <a:graphicFrameLocks noChangeAspect="1"/>
+                  </wp:cNvGraphicFramePr>
+                  <a:graphic>
+                    <a:graphicData uri="http://schemas.openxmlformats.org/drawingml/2006/picture">
+                      <pic:pic>
+                        <pic:nvPicPr>
+                          <pic:cNvPr id="0" name="t_tree.png"/>
+                          <pic:cNvPicPr/>
+                        </pic:nvPicPr>
+                        <pic:blipFill>
+                          <a:blip r:embed="rId8"/>
+                          <a:stretch>
+                            <a:fillRect/>
+                          </a:stretch>
+                        </pic:blipFill>
+                        <pic:spPr>
+                          <a:xfrm>
+                            <a:off x="0" y="0"/>
+                            <a:ext cx="4754880" cy="3151806"/>
+                          </a:xfrm>
+                          <a:prstGeom prst="rect"/>
+                        </pic:spPr>
+                      </pic:pic>
+                    </a:graphicData>
+                  </a:graphic>
+                </wp:inline>
+              </w:drawing>
+            </w:r>
+          </w:p>
+          <w:p>
+            <w:pPr>
+              <w:spacing w:after="120" w:before="0"/>
+              <w:jc w:val="center"/>
+            </w:pPr>
+            <w:r>
+              <w:rPr>
+                <w:b w:val="0"/>
+                <w:i/>
+                <w:color w:val="333333"/>
+                <w:sz w:val="17"/>
+              </w:rPr>
+              <w:t>Figura 2. Estructura final del proyecto: steering y specs en .kiro/, código en src/ y pruebas de integración/contrato en tests/.</w:t>
+            </w:r>
+          </w:p>
+          <w:p>
+            <w:pPr>
+              <w:keepNext/>
+              <w:spacing w:after="60" w:before="120"/>
+            </w:pPr>
+            <w:r>
+              <w:rPr>
+                <w:b/>
+                <w:i w:val="0"/>
+                <w:color w:val="1B4FA8"/>
+                <w:sz w:val="21"/>
+              </w:rPr>
+              <w:t>3.3 Fase 1 — Requisitos (requirements.md)</w:t>
+            </w:r>
+          </w:p>
+          <w:p>
+            <w:pPr>
+              <w:spacing w:after="60" w:before="0"/>
+              <w:jc w:val="both"/>
+            </w:pPr>
+            <w:r>
+              <w:rPr>
+                <w:b w:val="0"/>
+                <w:i w:val="0"/>
+                <w:sz w:val="20"/>
+              </w:rPr>
+              <w:t xml:space="preserve">Los requisitos están escritos en </w:t>
+            </w:r>
+            <w:r>
+              <w:rPr>
+                <w:b/>
+                <w:i w:val="0"/>
+                <w:sz w:val="20"/>
+              </w:rPr>
+              <w:t>EARS</w:t>
+            </w:r>
+            <w:r>
+              <w:rPr>
+                <w:b w:val="0"/>
+                <w:i w:val="0"/>
+                <w:sz w:val="20"/>
+              </w:rPr>
+              <w:t xml:space="preserve"> (Easy Approach to Requirements Syntax), que obliga a que cada criterio tenga un disparador y una respuesta verificable. Esto es lo que permite derivar pruebas de forma casi mecánica. Patrones usados:</w:t>
+            </w:r>
+          </w:p>
+          <w:p>
+            <w:pPr>
+              <w:keepNext/>
+              <w:spacing w:after="40" w:before="0"/>
+            </w:pPr>
+            <w:r>
+              <w:rPr>
+                <w:b/>
+                <w:i w:val="0"/>
+                <w:sz w:val="17"/>
+              </w:rPr>
+              <w:t>Tabla 4. Patrones EARS presentes en requirements.md</w:t>
+            </w:r>
+          </w:p>
+          <w:tbl>
+            <w:tblPr>
+              <w:tblW w:type="auto" w:w="0"/>
+              <w:tblLayout w:type="fixed"/>
+              <w:tblLook w:firstColumn="1" w:firstRow="1" w:lastColumn="0" w:lastRow="0" w:noHBand="0" w:noVBand="1" w:val="04A0"/>
+              <w:tblBorders>
+                <w:top w:val="single" w:sz="4" w:color="8A8A8A"/>
+                <w:left w:val="single" w:sz="4" w:color="8A8A8A"/>
+                <w:bottom w:val="single" w:sz="4" w:color="8A8A8A"/>
+                <w:right w:val="single" w:sz="4" w:color="8A8A8A"/>
+                <w:insideH w:val="single" w:sz="4" w:color="8A8A8A"/>
+                <w:insideV w:val="single" w:sz="4" w:color="8A8A8A"/>
+              </w:tblBorders>
+              <w:tblLayout w:type="fixed"/>
+            </w:tblPr>
+            <w:tblGrid>
+              <w:gridCol w:w="1440"/>
+              <w:gridCol w:w="3168"/>
+              <w:gridCol w:w="4464"/>
+            </w:tblGrid>
+            <w:tr>
+              <w:tc>
+                <w:tcPr>
+                  <w:tcW w:type="dxa" w:w="1440"/>
+                  <w:shd w:val="clear" w:color="auto" w:fill="D9E2F3"/>
+                </w:tcPr>
+                <w:p>
+                  <w:pPr>
+                    <w:spacing w:after="0"/>
+                  </w:pPr>
+                  <w:r/>
+                  <w:r>
+                    <w:rPr>
+                      <w:b/>
+                      <w:sz w:val="17"/>
+                    </w:rPr>
+                    <w:t>Patrón EARS</w:t>
+                  </w:r>
+                </w:p>
+              </w:tc>
+              <w:tc>
+                <w:tcPr>
+                  <w:tcW w:type="dxa" w:w="3168"/>
+                  <w:shd w:val="clear" w:color="auto" w:fill="D9E2F3"/>
+                </w:tcPr>
+                <w:p>
+                  <w:pPr>
+                    <w:spacing w:after="0"/>
+                  </w:pPr>
+                  <w:r/>
+                  <w:r>
+                    <w:rPr>
+                      <w:b/>
+                      <w:sz w:val="17"/>
+                    </w:rPr>
+                    <w:t>Plantilla</w:t>
+                  </w:r>
+                </w:p>
+              </w:tc>
+              <w:tc>
+                <w:tcPr>
+                  <w:tcW w:type="dxa" w:w="4464"/>
+                  <w:shd w:val="clear" w:color="auto" w:fill="D9E2F3"/>
+                </w:tcPr>
+                <w:p>
+                  <w:pPr>
+                    <w:spacing w:after="0"/>
+                  </w:pPr>
+                  <w:r/>
+                  <w:r>
+                    <w:rPr>
+                      <w:b/>
+                      <w:sz w:val="17"/>
+                    </w:rPr>
+                    <w:t>Ejemplo del spec</w:t>
+                  </w:r>
+                </w:p>
+              </w:tc>
+            </w:tr>
+            <w:tr>
+              <w:tc>
+                <w:tcPr>
+                  <w:tcW w:type="dxa" w:w="1440"/>
+                </w:tcPr>
+                <w:p>
+                  <w:pPr>
+                    <w:spacing w:after="0"/>
+                  </w:pPr>
+                  <w:r/>
+                  <w:r>
+                    <w:rPr>
+                      <w:b w:val="0"/>
+                      <w:sz w:val="17"/>
+                    </w:rPr>
+                    <w:t>Ubicuo</w:t>
+                  </w:r>
+                </w:p>
+              </w:tc>
+              <w:tc>
+                <w:tcPr>
+                  <w:tcW w:type="dxa" w:w="3168"/>
+                </w:tcPr>
+                <w:p>
+                  <w:pPr>
+                    <w:spacing w:after="0"/>
+                  </w:pPr>
+                  <w:r/>
+                  <w:r>
+                    <w:rPr>
+                      <w:b w:val="0"/>
+                      <w:sz w:val="17"/>
+                    </w:rPr>
+                    <w:t>LA App DEBERÁ…</w:t>
+                  </w:r>
+                </w:p>
+              </w:tc>
+              <w:tc>
+                <w:tcPr>
+                  <w:tcW w:type="dxa" w:w="4464"/>
+                </w:tcPr>
+                <w:p>
+                  <w:pPr>
+                    <w:spacing w:after="0"/>
+                  </w:pPr>
+                  <w:r/>
+                  <w:r>
+                    <w:rPr>
+                      <w:b w:val="0"/>
+                      <w:sz w:val="17"/>
+                    </w:rPr>
+                    <w:t>5.3 Formatear temperatura y precipitación con máx. 1 decimal</w:t>
+                  </w:r>
+                </w:p>
+              </w:tc>
+            </w:tr>
+            <w:tr>
+              <w:tc>
+                <w:tcPr>
+                  <w:tcW w:type="dxa" w:w="1440"/>
+                </w:tcPr>
+                <w:p>
+                  <w:pPr>
+                    <w:spacing w:after="0"/>
+                  </w:pPr>
+                  <w:r/>
+                  <w:r>
+                    <w:rPr>
+                      <w:b w:val="0"/>
+                      <w:sz w:val="17"/>
+                    </w:rPr>
+                    <w:t>Por evento</w:t>
+                  </w:r>
+                </w:p>
+              </w:tc>
+              <w:tc>
+                <w:tcPr>
+                  <w:tcW w:type="dxa" w:w="3168"/>
+                </w:tcPr>
+                <w:p>
+                  <w:pPr>
+                    <w:spacing w:after="0"/>
+                  </w:pPr>
+                  <w:r/>
+                  <w:r>
+                    <w:rPr>
+                      <w:b w:val="0"/>
+                      <w:sz w:val="17"/>
+                    </w:rPr>
+                    <w:t>CUANDO &lt;evento&gt;, LA App DEBERÁ…</w:t>
+                  </w:r>
+                </w:p>
+              </w:tc>
+              <w:tc>
+                <w:tcPr>
+                  <w:tcW w:type="dxa" w:w="4464"/>
+                </w:tcPr>
+                <w:p>
+                  <w:pPr>
+                    <w:spacing w:after="0"/>
+                  </w:pPr>
+                  <w:r/>
+                  <w:r>
+                    <w:rPr>
+                      <w:b w:val="0"/>
+                      <w:sz w:val="17"/>
+                    </w:rPr>
+                    <w:t>2.1 CUANDO el User envíe un nombre, enviar la solicitud con count=1 y language=es</w:t>
+                  </w:r>
+                </w:p>
+              </w:tc>
+            </w:tr>
+            <w:tr>
+              <w:tc>
+                <w:tcPr>
+                  <w:tcW w:type="dxa" w:w="1440"/>
+                </w:tcPr>
+                <w:p>
+                  <w:pPr>
+                    <w:spacing w:after="0"/>
+                  </w:pPr>
+                  <w:r/>
+                  <w:r>
+                    <w:rPr>
+                      <w:b w:val="0"/>
+                      <w:sz w:val="17"/>
+                    </w:rPr>
+                    <w:t>Por estado</w:t>
+                  </w:r>
+                </w:p>
+              </w:tc>
+              <w:tc>
+                <w:tcPr>
+                  <w:tcW w:type="dxa" w:w="3168"/>
+                </w:tcPr>
+                <w:p>
+                  <w:pPr>
+                    <w:spacing w:after="0"/>
+                  </w:pPr>
+                  <w:r/>
+                  <w:r>
+                    <w:rPr>
+                      <w:b w:val="0"/>
+                      <w:sz w:val="17"/>
+                    </w:rPr>
+                    <w:t>MIENTRAS &lt;estado&gt;, LA App DEBERÁ…</w:t>
+                  </w:r>
+                </w:p>
+              </w:tc>
+              <w:tc>
+                <w:tcPr>
+                  <w:tcW w:type="dxa" w:w="4464"/>
+                </w:tcPr>
+                <w:p>
+                  <w:pPr>
+                    <w:spacing w:after="0"/>
+                  </w:pPr>
+                  <w:r/>
+                  <w:r>
+                    <w:rPr>
+                      <w:b w:val="0"/>
+                      <w:sz w:val="17"/>
+                    </w:rPr>
+                    <w:t>4.5 MIENTRAS una solicitud esté en progreso, mostrar el indicador de carga</w:t>
+                  </w:r>
+                </w:p>
+              </w:tc>
+            </w:tr>
+            <w:tr>
+              <w:tc>
+                <w:tcPr>
+                  <w:tcW w:type="dxa" w:w="1440"/>
+                </w:tcPr>
+                <w:p>
+                  <w:pPr>
+                    <w:spacing w:after="0"/>
+                  </w:pPr>
+                  <w:r/>
+                  <w:r>
+                    <w:rPr>
+                      <w:b w:val="0"/>
+                      <w:sz w:val="17"/>
+                    </w:rPr>
+                    <w:t>No deseado</w:t>
+                  </w:r>
+                </w:p>
+              </w:tc>
+              <w:tc>
+                <w:tcPr>
+                  <w:tcW w:type="dxa" w:w="3168"/>
+                </w:tcPr>
+                <w:p>
+                  <w:pPr>
+                    <w:spacing w:after="0"/>
+                  </w:pPr>
+                  <w:r/>
+                  <w:r>
+                    <w:rPr>
+                      <w:b w:val="0"/>
+                      <w:sz w:val="17"/>
+                    </w:rPr>
+                    <w:t>SI &lt;condición&gt;, ENTONCES LA App DEBERÁ…</w:t>
+                  </w:r>
+                </w:p>
+              </w:tc>
+              <w:tc>
+                <w:tcPr>
+                  <w:tcW w:type="dxa" w:w="4464"/>
+                </w:tcPr>
+                <w:p>
+                  <w:pPr>
+                    <w:spacing w:after="0"/>
+                  </w:pPr>
+                  <w:r/>
+                  <w:r>
+                    <w:rPr>
+                      <w:b w:val="0"/>
+                      <w:sz w:val="17"/>
+                    </w:rPr>
+                    <w:t>2.6 SI falta latitud o longitud, tratar como «ciudad no encontrada»</w:t>
+                  </w:r>
+                </w:p>
+              </w:tc>
+            </w:tr>
+          </w:tbl>
+          <w:p>
+            <w:pPr>
+              <w:spacing w:after="60" w:before="0"/>
+              <w:jc w:val="both"/>
+            </w:pPr>
+          </w:p>
+          <w:p>
+            <w:pPr>
+              <w:spacing w:after="60" w:before="0"/>
+              <w:jc w:val="both"/>
+            </w:pPr>
+            <w:r>
+              <w:rPr>
+                <w:b w:val="0"/>
+                <w:i w:val="0"/>
+                <w:sz w:val="20"/>
+              </w:rPr>
+              <w:t>El documento contiene 5 requisitos (entrada, geocodificación, pronóstico, visualización y corrección/round-trip), un glosario de términos (City_Input, Coordinates, Weather_Data, Location_Label…) y, desde la v1.1, una tabla de versiones que registra qué cambió, por qué y quién lo aprobó (Figura 3).</w:t>
+            </w:r>
+          </w:p>
+          <w:p>
+            <w:pPr>
+              <w:keepNext/>
+              <w:spacing w:before="80"/>
+              <w:jc w:val="center"/>
+            </w:pPr>
+            <w:r>
+              <w:drawing>
+                <wp:inline>
+                  <wp:extent cx="5120640" cy="3781198"/>
+                  <wp:docPr id="3" name="Picture 3"/>
+                  <wp:cNvGraphicFramePr>
+                    <a:graphicFrameLocks noChangeAspect="1"/>
+                  </wp:cNvGraphicFramePr>
+                  <a:graphic>
+                    <a:graphicData uri="http://schemas.openxmlformats.org/drawingml/2006/picture">
+                      <pic:pic>
+                        <pic:nvPicPr>
+                          <pic:cNvPr id="0" name="gh_requirements.jpg"/>
+                          <pic:cNvPicPr/>
+                        </pic:nvPicPr>
+                        <pic:blipFill>
+                          <a:blip r:embed="rId9"/>
+                          <a:stretch>
+                            <a:fillRect/>
+                          </a:stretch>
+                        </pic:blipFill>
+                        <pic:spPr>
+                          <a:xfrm>
+                            <a:off x="0" y="0"/>
+                            <a:ext cx="5120640" cy="3781198"/>
+                          </a:xfrm>
+                          <a:prstGeom prst="rect"/>
+                        </pic:spPr>
+                      </pic:pic>
+                    </a:graphicData>
+                  </a:graphic>
+                </wp:inline>
+              </w:drawing>
+            </w:r>
+          </w:p>
+          <w:p>
+            <w:pPr>
+              <w:spacing w:after="120" w:before="0"/>
+              <w:jc w:val="center"/>
+            </w:pPr>
+            <w:r>
+              <w:rPr>
+                <w:b w:val="0"/>
+                <w:i/>
+                <w:color w:val="333333"/>
+                <w:sz w:val="17"/>
+              </w:rPr>
+              <w:t>Figura 3. requirements.md v1.2 en el repositorio: encabezado de aprobación y tabla de versiones del spec.</w:t>
+            </w:r>
+          </w:p>
+          <w:p>
+            <w:pPr>
+              <w:keepNext/>
+              <w:spacing w:after="60" w:before="120"/>
+            </w:pPr>
+            <w:r>
+              <w:rPr>
+                <w:b/>
+                <w:i w:val="0"/>
+                <w:color w:val="1B4FA8"/>
+                <w:sz w:val="21"/>
+              </w:rPr>
+              <w:t>3.4 Fase 2 — Diseño (design.md)</w:t>
+            </w:r>
+          </w:p>
+          <w:p>
+            <w:pPr>
+              <w:spacing w:after="60" w:before="0"/>
+              <w:jc w:val="both"/>
+            </w:pPr>
+            <w:r>
+              <w:rPr>
+                <w:b w:val="0"/>
+                <w:i w:val="0"/>
+                <w:sz w:val="20"/>
+              </w:rPr>
+              <w:t>El diseño traduce los requisitos en una arquitectura de cuatro capas sin backend propio (Figura 4): la presentación solo conoce al controlador; el controlador orquesta dos servicios; los servicios contienen toda la lógica de validación y clasificación de errores; y los clientes HTTP solo construyen URLs y aplican el timeout. Esta separación hace que la lógica crítica se pruebe sin red, inyectando clientes simulados.</w:t>
+            </w:r>
+          </w:p>
+          <w:p>
+            <w:pPr>
+              <w:keepNext/>
+              <w:spacing w:before="80"/>
+              <w:jc w:val="center"/>
+            </w:pPr>
+            <w:r>
+              <w:drawing>
+                <wp:inline>
+                  <wp:extent cx="5669280" cy="3024966"/>
+                  <wp:docPr id="4" name="Picture 4"/>
+                  <wp:cNvGraphicFramePr>
+                    <a:graphicFrameLocks noChangeAspect="1"/>
+                  </wp:cNvGraphicFramePr>
+                  <a:graphic>
+                    <a:graphicData uri="http://schemas.openxmlformats.org/drawingml/2006/picture">
+                      <pic:pic>
+                        <pic:nvPicPr>
+                          <pic:cNvPr id="0" name="d_layers.png"/>
+                          <pic:cNvPicPr/>
+                        </pic:nvPicPr>
+                        <pic:blipFill>
+                          <a:blip r:embed="rId10"/>
+                          <a:stretch>
+                            <a:fillRect/>
+                          </a:stretch>
+                        </pic:blipFill>
+                        <pic:spPr>
+                          <a:xfrm>
+                            <a:off x="0" y="0"/>
+                            <a:ext cx="5669280" cy="3024966"/>
+                          </a:xfrm>
+                          <a:prstGeom prst="rect"/>
+                        </pic:spPr>
+                      </pic:pic>
+                    </a:graphicData>
+                  </a:graphic>
+                </wp:inline>
+              </w:drawing>
+            </w:r>
+          </w:p>
+          <w:p>
+            <w:pPr>
+              <w:spacing w:after="120" w:before="0"/>
+              <w:jc w:val="center"/>
+            </w:pPr>
+            <w:r>
+              <w:rPr>
+                <w:b w:val="0"/>
+                <w:i/>
+                <w:color w:val="333333"/>
+                <w:sz w:val="17"/>
+              </w:rPr>
+              <w:t>Figura 4. Arquitectura en capas definida en design.md (v1.2) y contratos entre capas.</w:t>
+            </w:r>
+          </w:p>
+          <w:p>
+            <w:pPr>
+              <w:keepNext/>
+              <w:spacing w:before="80"/>
+              <w:jc w:val="center"/>
+            </w:pPr>
+            <w:r>
+              <w:drawing>
+                <wp:inline>
+                  <wp:extent cx="4572000" cy="2785654"/>
+                  <wp:docPr id="5" name="Picture 5"/>
+                  <wp:cNvGraphicFramePr>
+                    <a:graphicFrameLocks noChangeAspect="1"/>
+                  </wp:cNvGraphicFramePr>
+                  <a:graphic>
+                    <a:graphicData uri="http://schemas.openxmlformats.org/drawingml/2006/picture">
+                      <pic:pic>
+                        <pic:nvPicPr>
+                          <pic:cNvPr id="0" name="m_sequence.png"/>
+                          <pic:cNvPicPr/>
+                        </pic:nvPicPr>
+                        <pic:blipFill>
+                          <a:blip r:embed="rId11"/>
+                          <a:stretch>
+                            <a:fillRect/>
+                          </a:stretch>
+                        </pic:blipFill>
+                        <pic:spPr>
+                          <a:xfrm>
+                            <a:off x="0" y="0"/>
+                            <a:ext cx="4572000" cy="2785654"/>
+                          </a:xfrm>
+                          <a:prstGeom prst="rect"/>
+                        </pic:spPr>
+                      </pic:pic>
+                    </a:graphicData>
+                  </a:graphic>
+                </wp:inline>
+              </w:drawing>
+            </w:r>
+          </w:p>
+          <w:p>
+            <w:pPr>
+              <w:spacing w:after="120" w:before="0"/>
+              <w:jc w:val="center"/>
+            </w:pPr>
+            <w:r>
+              <w:rPr>
+                <w:b w:val="0"/>
+                <w:i/>
+                <w:color w:val="333333"/>
+                <w:sz w:val="17"/>
+              </w:rPr>
+              <w:t>Figura 5. Diagrama de secuencia de una búsqueda (derivado del design.md).</w:t>
+            </w:r>
+          </w:p>
+          <w:p>
+            <w:pPr>
+              <w:spacing w:after="60" w:before="0"/>
+              <w:jc w:val="both"/>
+            </w:pPr>
+            <w:r>
+              <w:rPr>
+                <w:b w:val="0"/>
+                <w:i w:val="0"/>
+                <w:sz w:val="20"/>
+              </w:rPr>
+              <w:t>Elementos del diseño que guiaron directamente la implementación:</w:t>
             </w:r>
           </w:p>
           <w:p>
@@ -1542,7 +2844,23 @@
                 <w:i w:val="0"/>
                 <w:sz w:val="20"/>
               </w:rPr>
-              <w:t>•  Los datos se guardan sin transformar; el formateo (1 decimal / entero) ocurre solo al renderizar (Req. 5.2 y 5.3).</w:t>
+              <w:t xml:space="preserve">•  </w:t>
+            </w:r>
+            <w:r>
+              <w:rPr>
+                <w:b/>
+                <w:i w:val="0"/>
+                <w:sz w:val="20"/>
+              </w:rPr>
+              <w:t>Interfaces TypeScript</w:t>
+            </w:r>
+            <w:r>
+              <w:rPr>
+                <w:b w:val="0"/>
+                <w:i w:val="0"/>
+                <w:sz w:val="20"/>
+              </w:rPr>
+              <w:t xml:space="preserve"> (Coordinates, WeatherData, GeocodingResult, ForecastResult): los resultados son uniones discriminadas {success:true, data} | {success:false, error}, así que el compilador obliga a manejar cada caso.</w:t>
             </w:r>
           </w:p>
           <w:p>
@@ -1557,44 +2875,179 @@
                 <w:i w:val="0"/>
                 <w:sz w:val="20"/>
               </w:rPr>
-              <w:t>•  Seguridad: WeatherDisplay usa textContent (nunca innerHTML), de modo que un nombre de ciudad malicioso devuelto por la API no puede inyectar HTML (hay una prueba específica).</w:t>
-            </w:r>
-          </w:p>
-          <w:p>
-            <w:pPr>
+              <w:t xml:space="preserve">•  </w:t>
+            </w:r>
+            <w:r>
+              <w:rPr>
+                <w:b/>
+                <w:i w:val="0"/>
+                <w:sz w:val="20"/>
+              </w:rPr>
+              <w:t>Tabla de 11 errores</w:t>
+            </w:r>
+            <w:r>
+              <w:rPr>
+                <w:b w:val="0"/>
+                <w:i w:val="0"/>
+                <w:sz w:val="20"/>
+              </w:rPr>
+              <w:t xml:space="preserve"> con su causa y el mensaje exacto para el usuario (p. ej. FORECAST_INCOMPLETE_DATA → «Los datos meteorológicos recibidos están incompletos.»).</w:t>
+            </w:r>
+          </w:p>
+          <w:p>
+            <w:pPr>
+              <w:spacing w:after="60" w:before="0"/>
+              <w:ind w:left="280"/>
+              <w:jc w:val="both"/>
+            </w:pPr>
+            <w:r>
+              <w:rPr>
+                <w:b w:val="0"/>
+                <w:i w:val="0"/>
+                <w:sz w:val="20"/>
+              </w:rPr>
+              <w:t xml:space="preserve">•  </w:t>
+            </w:r>
+            <w:r>
+              <w:rPr>
+                <w:b/>
+                <w:i w:val="0"/>
+                <w:sz w:val="20"/>
+              </w:rPr>
+              <w:t>Propiedades de corrección</w:t>
+            </w:r>
+            <w:r>
+              <w:rPr>
+                <w:b w:val="0"/>
+                <w:i w:val="0"/>
+                <w:sz w:val="20"/>
+              </w:rPr>
+              <w:t xml:space="preserve"> (13 en v1.0, 16 en v1.2): enunciados del tipo «para cualquier entrada X, debe cumplirse Y». Son el puente entre el spec legible y las pruebas automáticas (Sección 5).</w:t>
+            </w:r>
+          </w:p>
+          <w:p>
+            <w:pPr>
+              <w:keepNext/>
+              <w:spacing w:before="80"/>
+              <w:jc w:val="center"/>
+            </w:pPr>
+            <w:r>
+              <w:drawing>
+                <wp:inline>
+                  <wp:extent cx="5120640" cy="3718865"/>
+                  <wp:docPr id="6" name="Picture 6"/>
+                  <wp:cNvGraphicFramePr>
+                    <a:graphicFrameLocks noChangeAspect="1"/>
+                  </wp:cNvGraphicFramePr>
+                  <a:graphic>
+                    <a:graphicData uri="http://schemas.openxmlformats.org/drawingml/2006/picture">
+                      <pic:pic>
+                        <pic:nvPicPr>
+                          <pic:cNvPr id="0" name="gh_design.jpg"/>
+                          <pic:cNvPicPr/>
+                        </pic:nvPicPr>
+                        <pic:blipFill>
+                          <a:blip r:embed="rId12"/>
+                          <a:stretch>
+                            <a:fillRect/>
+                          </a:stretch>
+                        </pic:blipFill>
+                        <pic:spPr>
+                          <a:xfrm>
+                            <a:off x="0" y="0"/>
+                            <a:ext cx="5120640" cy="3718865"/>
+                          </a:xfrm>
+                          <a:prstGeom prst="rect"/>
+                        </pic:spPr>
+                      </pic:pic>
+                    </a:graphicData>
+                  </a:graphic>
+                </wp:inline>
+              </w:drawing>
+            </w:r>
+          </w:p>
+          <w:p>
+            <w:pPr>
+              <w:spacing w:after="120" w:before="0"/>
+              <w:jc w:val="center"/>
+            </w:pPr>
+            <w:r>
+              <w:rPr>
+                <w:b w:val="0"/>
+                <w:i/>
+                <w:color w:val="333333"/>
+                <w:sz w:val="17"/>
+              </w:rPr>
+              <w:t>Figura 6. design.md en GitHub con el diagrama de secuencia renderizado desde Mermaid.</w:t>
+            </w:r>
+          </w:p>
+          <w:p>
+            <w:pPr>
+              <w:keepNext/>
               <w:spacing w:after="60" w:before="120"/>
             </w:pPr>
             <w:r>
               <w:rPr>
                 <w:b/>
                 <w:i w:val="0"/>
+                <w:color w:val="1B4FA8"/>
                 <w:sz w:val="21"/>
               </w:rPr>
-              <w:t>4. Implementación por tarea (tasks.md)</w:t>
+              <w:t>3.5 Fase 3 — Plan de tareas (tasks.md)</w:t>
+            </w:r>
+          </w:p>
+          <w:p>
+            <w:pPr>
+              <w:spacing w:after="60" w:before="0"/>
+              <w:jc w:val="both"/>
+            </w:pPr>
+            <w:r>
+              <w:rPr>
+                <w:b w:val="0"/>
+                <w:i w:val="0"/>
+                <w:sz w:val="20"/>
+              </w:rPr>
+              <w:t>tasks.md descompone el diseño en tareas pequeñas; cada una cita los requisitos que cubre («_Requisitos: 2.2, 5.1_») y las de prueba citan la propiedad que validan. Un grafo de dependencias agrupa las tareas en olas y hay puntos de control (checkpoints) obligatorios donde toda la suite debe estar en verde antes de seguir:</w:t>
+            </w:r>
+          </w:p>
+          <w:p>
+            <w:pPr>
+              <w:keepNext/>
+              <w:spacing w:after="40" w:before="0"/>
+            </w:pPr>
+            <w:r>
+              <w:rPr>
+                <w:b/>
+                <w:i w:val="0"/>
+                <w:sz w:val="17"/>
+              </w:rPr>
+              <w:t>Tabla 5. Olas de ejecución y puntos de control</w:t>
             </w:r>
           </w:p>
           <w:tbl>
             <w:tblPr>
               <w:tblW w:type="auto" w:w="0"/>
+              <w:tblLayout w:type="fixed"/>
               <w:tblLook w:firstColumn="1" w:firstRow="1" w:lastColumn="0" w:lastRow="0" w:noHBand="0" w:noVBand="1" w:val="04A0"/>
               <w:tblBorders>
-                <w:top w:val="single" w:sz="4" w:color="808080"/>
-                <w:left w:val="single" w:sz="4" w:color="808080"/>
-                <w:bottom w:val="single" w:sz="4" w:color="808080"/>
-                <w:right w:val="single" w:sz="4" w:color="808080"/>
-                <w:insideH w:val="single" w:sz="4" w:color="808080"/>
-                <w:insideV w:val="single" w:sz="4" w:color="808080"/>
+                <w:top w:val="single" w:sz="4" w:color="8A8A8A"/>
+                <w:left w:val="single" w:sz="4" w:color="8A8A8A"/>
+                <w:bottom w:val="single" w:sz="4" w:color="8A8A8A"/>
+                <w:right w:val="single" w:sz="4" w:color="8A8A8A"/>
+                <w:insideH w:val="single" w:sz="4" w:color="8A8A8A"/>
+                <w:insideV w:val="single" w:sz="4" w:color="8A8A8A"/>
               </w:tblBorders>
+              <w:tblLayout w:type="fixed"/>
             </w:tblPr>
             <w:tblGrid>
-              <w:gridCol w:w="3249"/>
-              <w:gridCol w:w="3249"/>
-              <w:gridCol w:w="3249"/>
+              <w:gridCol w:w="864"/>
+              <w:gridCol w:w="4320"/>
+              <w:gridCol w:w="3888"/>
             </w:tblGrid>
             <w:tr>
               <w:tc>
                 <w:tcPr>
-                  <w:tcW w:type="dxa" w:w="3249"/>
+                  <w:tcW w:type="dxa" w:w="864"/>
                   <w:shd w:val="clear" w:color="auto" w:fill="D9E2F3"/>
                 </w:tcPr>
                 <w:p>
@@ -1607,13 +3060,13 @@
                       <w:b/>
                       <w:sz w:val="17"/>
                     </w:rPr>
-                    <w:t>Tarea</w:t>
-                  </w:r>
-                </w:p>
-              </w:tc>
-              <w:tc>
-                <w:tcPr>
-                  <w:tcW w:type="dxa" w:w="3249"/>
+                    <w:t>Ola</w:t>
+                  </w:r>
+                </w:p>
+              </w:tc>
+              <w:tc>
+                <w:tcPr>
+                  <w:tcW w:type="dxa" w:w="4320"/>
                   <w:shd w:val="clear" w:color="auto" w:fill="D9E2F3"/>
                 </w:tcPr>
                 <w:p>
@@ -1626,13 +3079,13 @@
                       <w:b/>
                       <w:sz w:val="17"/>
                     </w:rPr>
-                    <w:t>Archivo(s)</w:t>
-                  </w:r>
-                </w:p>
-              </w:tc>
-              <w:tc>
-                <w:tcPr>
-                  <w:tcW w:type="dxa" w:w="3249"/>
+                    <w:t>Tareas</w:t>
+                  </w:r>
+                </w:p>
+              </w:tc>
+              <w:tc>
+                <w:tcPr>
+                  <w:tcW w:type="dxa" w:w="3888"/>
                   <w:shd w:val="clear" w:color="auto" w:fill="D9E2F3"/>
                 </w:tcPr>
                 <w:p>
@@ -1645,7 +3098,7 @@
                       <w:b/>
                       <w:sz w:val="17"/>
                     </w:rPr>
-                    <w:t>Qué hace</w:t>
+                    <w:t>Resultado</w:t>
                   </w:r>
                 </w:p>
               </w:tc>
@@ -1653,55 +3106,55 @@
             <w:tr>
               <w:tc>
                 <w:tcPr>
-                  <w:tcW w:type="dxa" w:w="3249"/>
-                </w:tcPr>
-                <w:p>
-                  <w:pPr>
-                    <w:spacing w:after="0"/>
-                  </w:pPr>
-                  <w:r/>
-                  <w:r>
-                    <w:rPr>
-                      <w:b w:val="0"/>
-                      <w:sz w:val="17"/>
-                    </w:rPr>
-                    <w:t>1</w:t>
-                  </w:r>
-                </w:p>
-              </w:tc>
-              <w:tc>
-                <w:tcPr>
-                  <w:tcW w:type="dxa" w:w="3249"/>
-                </w:tcPr>
-                <w:p>
-                  <w:pPr>
-                    <w:spacing w:after="0"/>
-                  </w:pPr>
-                  <w:r/>
-                  <w:r>
-                    <w:rPr>
-                      <w:b w:val="0"/>
-                      <w:sz w:val="17"/>
-                    </w:rPr>
-                    <w:t>package.json, tsconfig.json, vite.config.ts</w:t>
-                  </w:r>
-                </w:p>
-              </w:tc>
-              <w:tc>
-                <w:tcPr>
-                  <w:tcW w:type="dxa" w:w="3249"/>
-                </w:tcPr>
-                <w:p>
-                  <w:pPr>
-                    <w:spacing w:after="0"/>
-                  </w:pPr>
-                  <w:r/>
-                  <w:r>
-                    <w:rPr>
-                      <w:b w:val="0"/>
-                      <w:sz w:val="17"/>
-                    </w:rPr>
-                    <w:t>Toolchain: TypeScript estricto, Vite, Vitest + jsdom, fast-check, Testing Library</w:t>
+                  <w:tcW w:type="dxa" w:w="864"/>
+                </w:tcPr>
+                <w:p>
+                  <w:pPr>
+                    <w:spacing w:after="0"/>
+                  </w:pPr>
+                  <w:r/>
+                  <w:r>
+                    <w:rPr>
+                      <w:b w:val="0"/>
+                      <w:sz w:val="17"/>
+                    </w:rPr>
+                    <w:t>0–1</w:t>
+                  </w:r>
+                </w:p>
+              </w:tc>
+              <w:tc>
+                <w:tcPr>
+                  <w:tcW w:type="dxa" w:w="4320"/>
+                </w:tcPr>
+                <w:p>
+                  <w:pPr>
+                    <w:spacing w:after="0"/>
+                  </w:pPr>
+                  <w:r/>
+                  <w:r>
+                    <w:rPr>
+                      <w:b w:val="0"/>
+                      <w:sz w:val="17"/>
+                    </w:rPr>
+                    <w:t>2.1 tipos · 3.1/3.3 clientes HTTP</w:t>
+                  </w:r>
+                </w:p>
+              </w:tc>
+              <w:tc>
+                <w:tcPr>
+                  <w:tcW w:type="dxa" w:w="3888"/>
+                </w:tcPr>
+                <w:p>
+                  <w:pPr>
+                    <w:spacing w:after="0"/>
+                  </w:pPr>
+                  <w:r/>
+                  <w:r>
+                    <w:rPr>
+                      <w:b w:val="0"/>
+                      <w:sz w:val="17"/>
+                    </w:rPr>
+                    <w:t>Contratos de datos y acceso a red con timeout</w:t>
                   </w:r>
                 </w:p>
               </w:tc>
@@ -1709,55 +3162,55 @@
             <w:tr>
               <w:tc>
                 <w:tcPr>
-                  <w:tcW w:type="dxa" w:w="3249"/>
-                </w:tcPr>
-                <w:p>
-                  <w:pPr>
-                    <w:spacing w:after="0"/>
-                  </w:pPr>
-                  <w:r/>
-                  <w:r>
-                    <w:rPr>
-                      <w:b w:val="0"/>
-                      <w:sz w:val="17"/>
-                    </w:rPr>
-                    <w:t>2.1</w:t>
-                  </w:r>
-                </w:p>
-              </w:tc>
-              <w:tc>
-                <w:tcPr>
-                  <w:tcW w:type="dxa" w:w="3249"/>
-                </w:tcPr>
-                <w:p>
-                  <w:pPr>
-                    <w:spacing w:after="0"/>
-                  </w:pPr>
-                  <w:r/>
-                  <w:r>
-                    <w:rPr>
-                      <w:b w:val="0"/>
-                      <w:sz w:val="17"/>
-                    </w:rPr>
-                    <w:t>src/types/index.ts</w:t>
-                  </w:r>
-                </w:p>
-              </w:tc>
-              <w:tc>
-                <w:tcPr>
-                  <w:tcW w:type="dxa" w:w="3249"/>
-                </w:tcPr>
-                <w:p>
-                  <w:pPr>
-                    <w:spacing w:after="0"/>
-                  </w:pPr>
-                  <w:r/>
-                  <w:r>
-                    <w:rPr>
-                      <w:b w:val="0"/>
-                      <w:sz w:val="17"/>
-                    </w:rPr>
-                    <w:t>Coordinates, WeatherData, AppState, GeocodingResult/Error, ForecastResult/Error</w:t>
+                  <w:tcW w:type="dxa" w:w="864"/>
+                </w:tcPr>
+                <w:p>
+                  <w:pPr>
+                    <w:spacing w:after="0"/>
+                  </w:pPr>
+                  <w:r/>
+                  <w:r>
+                    <w:rPr>
+                      <w:b w:val="0"/>
+                      <w:sz w:val="17"/>
+                    </w:rPr>
+                    <w:t>2–3</w:t>
+                  </w:r>
+                </w:p>
+              </w:tc>
+              <w:tc>
+                <w:tcPr>
+                  <w:tcW w:type="dxa" w:w="4320"/>
+                </w:tcPr>
+                <w:p>
+                  <w:pPr>
+                    <w:spacing w:after="0"/>
+                  </w:pPr>
+                  <w:r/>
+                  <w:r>
+                    <w:rPr>
+                      <w:b w:val="0"/>
+                      <w:sz w:val="17"/>
+                    </w:rPr>
+                    <w:t>4.x GeocodingService · 5.x ForecastService · 7.1 formatters</w:t>
+                  </w:r>
+                </w:p>
+              </w:tc>
+              <w:tc>
+                <w:tcPr>
+                  <w:tcW w:type="dxa" w:w="3888"/>
+                </w:tcPr>
+                <w:p>
+                  <w:pPr>
+                    <w:spacing w:after="0"/>
+                  </w:pPr>
+                  <w:r/>
+                  <w:r>
+                    <w:rPr>
+                      <w:b w:val="0"/>
+                      <w:sz w:val="17"/>
+                    </w:rPr>
+                    <w:t>Lógica de negocio + pruebas P3–P11 → **Checkpoint 6**</w:t>
                   </w:r>
                 </w:p>
               </w:tc>
@@ -1765,55 +3218,55 @@
             <w:tr>
               <w:tc>
                 <w:tcPr>
-                  <w:tcW w:type="dxa" w:w="3249"/>
-                </w:tcPr>
-                <w:p>
-                  <w:pPr>
-                    <w:spacing w:after="0"/>
-                  </w:pPr>
-                  <w:r/>
-                  <w:r>
-                    <w:rPr>
-                      <w:b w:val="0"/>
-                      <w:sz w:val="17"/>
-                    </w:rPr>
-                    <w:t>3.1 / 3.3</w:t>
-                  </w:r>
-                </w:p>
-              </w:tc>
-              <w:tc>
-                <w:tcPr>
-                  <w:tcW w:type="dxa" w:w="3249"/>
-                </w:tcPr>
-                <w:p>
-                  <w:pPr>
-                    <w:spacing w:after="0"/>
-                  </w:pPr>
-                  <w:r/>
-                  <w:r>
-                    <w:rPr>
-                      <w:b w:val="0"/>
-                      <w:sz w:val="17"/>
-                    </w:rPr>
-                    <w:t>clients/GeocodingClient.ts, ForecastClient.ts, http.ts</w:t>
-                  </w:r>
-                </w:p>
-              </w:tc>
-              <w:tc>
-                <w:tcPr>
-                  <w:tcW w:type="dxa" w:w="3249"/>
-                </w:tcPr>
-                <w:p>
-                  <w:pPr>
-                    <w:spacing w:after="0"/>
-                  </w:pPr>
-                  <w:r/>
-                  <w:r>
-                    <w:rPr>
-                      <w:b w:val="0"/>
-                      <w:sz w:val="17"/>
-                    </w:rPr>
-                    <w:t>Construcción de URL (name codificado + count=1; latitude, longitude y current=temperature_2m,relative_humidity_2m,precipitation) y fetch con timeout de 10 s</w:t>
+                  <w:tcW w:type="dxa" w:w="864"/>
+                </w:tcPr>
+                <w:p>
+                  <w:pPr>
+                    <w:spacing w:after="0"/>
+                  </w:pPr>
+                  <w:r/>
+                  <w:r>
+                    <w:rPr>
+                      <w:b w:val="0"/>
+                      <w:sz w:val="17"/>
+                    </w:rPr>
+                    <w:t>4–7</w:t>
+                  </w:r>
+                </w:p>
+              </w:tc>
+              <w:tc>
+                <w:tcPr>
+                  <w:tcW w:type="dxa" w:w="4320"/>
+                </w:tcPr>
+                <w:p>
+                  <w:pPr>
+                    <w:spacing w:after="0"/>
+                  </w:pPr>
+                  <w:r/>
+                  <w:r>
+                    <w:rPr>
+                      <w:b w:val="0"/>
+                      <w:sz w:val="17"/>
+                    </w:rPr>
+                    <w:t>8.x componentes UI · 9.x WeatherController</w:t>
+                  </w:r>
+                </w:p>
+              </w:tc>
+              <w:tc>
+                <w:tcPr>
+                  <w:tcW w:type="dxa" w:w="3888"/>
+                </w:tcPr>
+                <w:p>
+                  <w:pPr>
+                    <w:spacing w:after="0"/>
+                  </w:pPr>
+                  <w:r/>
+                  <w:r>
+                    <w:rPr>
+                      <w:b w:val="0"/>
+                      <w:sz w:val="17"/>
+                    </w:rPr>
+                    <w:t>Interfaz + orquestación, P1, P2, P12, P13 → **Checkpoint 10**</w:t>
                   </w:r>
                 </w:p>
               </w:tc>
@@ -1821,55 +3274,55 @@
             <w:tr>
               <w:tc>
                 <w:tcPr>
-                  <w:tcW w:type="dxa" w:w="3249"/>
-                </w:tcPr>
-                <w:p>
-                  <w:pPr>
-                    <w:spacing w:after="0"/>
-                  </w:pPr>
-                  <w:r/>
-                  <w:r>
-                    <w:rPr>
-                      <w:b w:val="0"/>
-                      <w:sz w:val="17"/>
-                    </w:rPr>
-                    <w:t>4.1</w:t>
-                  </w:r>
-                </w:p>
-              </w:tc>
-              <w:tc>
-                <w:tcPr>
-                  <w:tcW w:type="dxa" w:w="3249"/>
-                </w:tcPr>
-                <w:p>
-                  <w:pPr>
-                    <w:spacing w:after="0"/>
-                  </w:pPr>
-                  <w:r/>
-                  <w:r>
-                    <w:rPr>
-                      <w:b w:val="0"/>
-                      <w:sz w:val="17"/>
-                    </w:rPr>
-                    <w:t>services/GeocodingService.ts</w:t>
-                  </w:r>
-                </w:p>
-              </w:tc>
-              <w:tc>
-                <w:tcPr>
-                  <w:tcW w:type="dxa" w:w="3249"/>
-                </w:tcPr>
-                <w:p>
-                  <w:pPr>
-                    <w:spacing w:after="0"/>
-                  </w:pPr>
-                  <w:r/>
-                  <w:r>
-                    <w:rPr>
-                      <w:b w:val="0"/>
-                      <w:sz w:val="17"/>
-                    </w:rPr>
-                    <w:t>Valida results y lat/lon numéricos (si no: CITY_NOT_FOUND); mapea red/timeout/HTTP no-2xx/JSON inválido</w:t>
+                  <w:tcW w:type="dxa" w:w="864"/>
+                </w:tcPr>
+                <w:p>
+                  <w:pPr>
+                    <w:spacing w:after="0"/>
+                  </w:pPr>
+                  <w:r/>
+                  <w:r>
+                    <w:rPr>
+                      <w:b w:val="0"/>
+                      <w:sz w:val="17"/>
+                    </w:rPr>
+                    <w:t>8–9</w:t>
+                  </w:r>
+                </w:p>
+              </w:tc>
+              <w:tc>
+                <w:tcPr>
+                  <w:tcW w:type="dxa" w:w="4320"/>
+                </w:tcPr>
+                <w:p>
+                  <w:pPr>
+                    <w:spacing w:after="0"/>
+                  </w:pPr>
+                  <w:r/>
+                  <w:r>
+                    <w:rPr>
+                      <w:b w:val="0"/>
+                      <w:sz w:val="17"/>
+                    </w:rPr>
+                    <w:t>11.x main.ts, HTML/CSS, integración</w:t>
+                  </w:r>
+                </w:p>
+              </w:tc>
+              <w:tc>
+                <w:tcPr>
+                  <w:tcW w:type="dxa" w:w="3888"/>
+                </w:tcPr>
+                <w:p>
+                  <w:pPr>
+                    <w:spacing w:after="0"/>
+                  </w:pPr>
+                  <w:r/>
+                  <w:r>
+                    <w:rPr>
+                      <w:b w:val="0"/>
+                      <w:sz w:val="17"/>
+                    </w:rPr>
+                    <w:t>SPA completa → **Checkpoint 12**</w:t>
                   </w:r>
                 </w:p>
               </w:tc>
@@ -1877,55 +3330,55 @@
             <w:tr>
               <w:tc>
                 <w:tcPr>
-                  <w:tcW w:type="dxa" w:w="3249"/>
-                </w:tcPr>
-                <w:p>
-                  <w:pPr>
-                    <w:spacing w:after="0"/>
-                  </w:pPr>
-                  <w:r/>
-                  <w:r>
-                    <w:rPr>
-                      <w:b w:val="0"/>
-                      <w:sz w:val="17"/>
-                    </w:rPr>
-                    <w:t>5.1</w:t>
-                  </w:r>
-                </w:p>
-              </w:tc>
-              <w:tc>
-                <w:tcPr>
-                  <w:tcW w:type="dxa" w:w="3249"/>
-                </w:tcPr>
-                <w:p>
-                  <w:pPr>
-                    <w:spacing w:after="0"/>
-                  </w:pPr>
-                  <w:r/>
-                  <w:r>
-                    <w:rPr>
-                      <w:b w:val="0"/>
-                      <w:sz w:val="17"/>
-                    </w:rPr>
-                    <w:t>services/ForecastService.ts</w:t>
-                  </w:r>
-                </w:p>
-              </w:tc>
-              <w:tc>
-                <w:tcPr>
-                  <w:tcW w:type="dxa" w:w="3249"/>
-                </w:tcPr>
-                <w:p>
-                  <w:pPr>
-                    <w:spacing w:after="0"/>
-                  </w:pPr>
-                  <w:r/>
-                  <w:r>
-                    <w:rPr>
-                      <w:b w:val="0"/>
-                      <w:sz w:val="17"/>
-                    </w:rPr>
-                    <w:t>Valida los 3 campos de current (null/ausente: INCOMPLETE_DATA); mismo manejo de fallos</w:t>
+                  <w:tcW w:type="dxa" w:w="864"/>
+                </w:tcPr>
+                <w:p>
+                  <w:pPr>
+                    <w:spacing w:after="0"/>
+                  </w:pPr>
+                  <w:r/>
+                  <w:r>
+                    <w:rPr>
+                      <w:b w:val="0"/>
+                      <w:sz w:val="17"/>
+                    </w:rPr>
+                    <w:t>10–12</w:t>
+                  </w:r>
+                </w:p>
+              </w:tc>
+              <w:tc>
+                <w:tcPr>
+                  <w:tcW w:type="dxa" w:w="4320"/>
+                </w:tcPr>
+                <w:p>
+                  <w:pPr>
+                    <w:spacing w:after="0"/>
+                  </w:pPr>
+                  <w:r/>
+                  <w:r>
+                    <w:rPr>
+                      <w:b w:val="0"/>
+                      <w:sz w:val="17"/>
+                    </w:rPr>
+                    <w:t>13.x iteración v1.1</w:t>
+                  </w:r>
+                </w:p>
+              </w:tc>
+              <w:tc>
+                <w:tcPr>
+                  <w:tcW w:type="dxa" w:w="3888"/>
+                </w:tcPr>
+                <w:p>
+                  <w:pPr>
+                    <w:spacing w:after="0"/>
+                  </w:pPr>
+                  <w:r/>
+                  <w:r>
+                    <w:rPr>
+                      <w:b w:val="0"/>
+                      <w:sz w:val="17"/>
+                    </w:rPr>
+                    <w:t>language=es, país/región, respuestas obsoletas → **Checkpoint 13.7**</w:t>
                   </w:r>
                 </w:p>
               </w:tc>
@@ -1933,55 +3386,240 @@
             <w:tr>
               <w:tc>
                 <w:tcPr>
-                  <w:tcW w:type="dxa" w:w="3249"/>
-                </w:tcPr>
-                <w:p>
-                  <w:pPr>
-                    <w:spacing w:after="0"/>
-                  </w:pPr>
-                  <w:r/>
-                  <w:r>
-                    <w:rPr>
-                      <w:b w:val="0"/>
-                      <w:sz w:val="17"/>
-                    </w:rPr>
-                    <w:t>7.1</w:t>
-                  </w:r>
-                </w:p>
-              </w:tc>
-              <w:tc>
-                <w:tcPr>
-                  <w:tcW w:type="dxa" w:w="3249"/>
-                </w:tcPr>
-                <w:p>
-                  <w:pPr>
-                    <w:spacing w:after="0"/>
-                  </w:pPr>
-                  <w:r/>
-                  <w:r>
-                    <w:rPr>
-                      <w:b w:val="0"/>
-                      <w:sz w:val="17"/>
-                    </w:rPr>
-                    <w:t>utils/formatters.ts</w:t>
-                  </w:r>
-                </w:p>
-              </w:tc>
-              <w:tc>
-                <w:tcPr>
-                  <w:tcW w:type="dxa" w:w="3249"/>
-                </w:tcPr>
-                <w:p>
-                  <w:pPr>
-                    <w:spacing w:after="0"/>
-                  </w:pPr>
-                  <w:r/>
-                  <w:r>
-                    <w:rPr>
-                      <w:b w:val="0"/>
-                      <w:sz w:val="17"/>
-                    </w:rPr>
-                    <w:t>toFixed(1)+' °C'; Math.round+' %'; toFixed(1)+' mm'</w:t>
+                  <w:tcW w:type="dxa" w:w="864"/>
+                </w:tcPr>
+                <w:p>
+                  <w:pPr>
+                    <w:spacing w:after="0"/>
+                  </w:pPr>
+                  <w:r/>
+                  <w:r>
+                    <w:rPr>
+                      <w:b w:val="0"/>
+                      <w:sz w:val="17"/>
+                    </w:rPr>
+                    <w:t>13–15</w:t>
+                  </w:r>
+                </w:p>
+              </w:tc>
+              <w:tc>
+                <w:tcPr>
+                  <w:tcW w:type="dxa" w:w="4320"/>
+                </w:tcPr>
+                <w:p>
+                  <w:pPr>
+                    <w:spacing w:after="0"/>
+                  </w:pPr>
+                  <w:r/>
+                  <w:r>
+                    <w:rPr>
+                      <w:b w:val="0"/>
+                      <w:sz w:val="17"/>
+                    </w:rPr>
+                    <w:t>14.x iteración v1.2</w:t>
+                  </w:r>
+                </w:p>
+              </w:tc>
+              <w:tc>
+                <w:tcPr>
+                  <w:tcW w:type="dxa" w:w="3888"/>
+                </w:tcPr>
+                <w:p>
+                  <w:pPr>
+                    <w:spacing w:after="0"/>
+                  </w:pPr>
+                  <w:r/>
+                  <w:r>
+                    <w:rPr>
+                      <w:b w:val="0"/>
+                      <w:sz w:val="17"/>
+                    </w:rPr>
+                    <w:t>Error previo oculto al fallar la validación → **Checkpoint 14.3**</w:t>
+                  </w:r>
+                </w:p>
+              </w:tc>
+            </w:tr>
+          </w:tbl>
+          <w:p>
+            <w:pPr>
+              <w:spacing w:after="60" w:before="0"/>
+              <w:jc w:val="both"/>
+            </w:pPr>
+          </w:p>
+          <w:p>
+            <w:pPr>
+              <w:keepNext/>
+              <w:spacing w:before="80"/>
+              <w:jc w:val="center"/>
+            </w:pPr>
+            <w:r>
+              <w:drawing>
+                <wp:inline>
+                  <wp:extent cx="5120640" cy="3781198"/>
+                  <wp:docPr id="7" name="Picture 7"/>
+                  <wp:cNvGraphicFramePr>
+                    <a:graphicFrameLocks noChangeAspect="1"/>
+                  </wp:cNvGraphicFramePr>
+                  <a:graphic>
+                    <a:graphicData uri="http://schemas.openxmlformats.org/drawingml/2006/picture">
+                      <pic:pic>
+                        <pic:nvPicPr>
+                          <pic:cNvPr id="0" name="gh_tasks.jpg"/>
+                          <pic:cNvPicPr/>
+                        </pic:nvPicPr>
+                        <pic:blipFill>
+                          <a:blip r:embed="rId13"/>
+                          <a:stretch>
+                            <a:fillRect/>
+                          </a:stretch>
+                        </pic:blipFill>
+                        <pic:spPr>
+                          <a:xfrm>
+                            <a:off x="0" y="0"/>
+                            <a:ext cx="5120640" cy="3781198"/>
+                          </a:xfrm>
+                          <a:prstGeom prst="rect"/>
+                        </pic:spPr>
+                      </pic:pic>
+                    </a:graphicData>
+                  </a:graphic>
+                </wp:inline>
+              </w:drawing>
+            </w:r>
+          </w:p>
+          <w:p>
+            <w:pPr>
+              <w:spacing w:after="120" w:before="0"/>
+              <w:jc w:val="center"/>
+            </w:pPr>
+            <w:r>
+              <w:rPr>
+                <w:b w:val="0"/>
+                <w:i/>
+                <w:color w:val="333333"/>
+                <w:sz w:val="17"/>
+              </w:rPr>
+              <w:t>Figura 7. tasks.md con las tareas completadas ([x]) y la iteración v1.1 trazada a sus requisitos.</w:t>
+            </w:r>
+          </w:p>
+          <w:p>
+            <w:pPr>
+              <w:keepNext/>
+              <w:spacing w:after="60" w:before="120"/>
+            </w:pPr>
+            <w:r>
+              <w:rPr>
+                <w:b/>
+                <w:i w:val="0"/>
+                <w:color w:val="1B4FA8"/>
+                <w:sz w:val="21"/>
+              </w:rPr>
+              <w:t>3.6 Fase 4 — Implementación por olas y checkpoints (v1.0)</w:t>
+            </w:r>
+          </w:p>
+          <w:p>
+            <w:pPr>
+              <w:spacing w:after="60" w:before="0"/>
+              <w:jc w:val="both"/>
+            </w:pPr>
+            <w:r>
+              <w:rPr>
+                <w:b w:val="0"/>
+                <w:i w:val="0"/>
+                <w:sz w:val="20"/>
+              </w:rPr>
+              <w:t>Las tareas se implementaron en el orden del grafo. Correspondencia tarea → código:</w:t>
+            </w:r>
+          </w:p>
+          <w:p>
+            <w:pPr>
+              <w:keepNext/>
+              <w:spacing w:after="40" w:before="0"/>
+            </w:pPr>
+            <w:r>
+              <w:rPr>
+                <w:b/>
+                <w:i w:val="0"/>
+                <w:sz w:val="17"/>
+              </w:rPr>
+              <w:t>Tabla 6. Implementación de la v1.0</w:t>
+            </w:r>
+          </w:p>
+          <w:tbl>
+            <w:tblPr>
+              <w:tblW w:type="auto" w:w="0"/>
+              <w:tblLayout w:type="fixed"/>
+              <w:tblLook w:firstColumn="1" w:firstRow="1" w:lastColumn="0" w:lastRow="0" w:noHBand="0" w:noVBand="1" w:val="04A0"/>
+              <w:tblBorders>
+                <w:top w:val="single" w:sz="4" w:color="8A8A8A"/>
+                <w:left w:val="single" w:sz="4" w:color="8A8A8A"/>
+                <w:bottom w:val="single" w:sz="4" w:color="8A8A8A"/>
+                <w:right w:val="single" w:sz="4" w:color="8A8A8A"/>
+                <w:insideH w:val="single" w:sz="4" w:color="8A8A8A"/>
+                <w:insideV w:val="single" w:sz="4" w:color="8A8A8A"/>
+              </w:tblBorders>
+              <w:tblLayout w:type="fixed"/>
+            </w:tblPr>
+            <w:tblGrid>
+              <w:gridCol w:w="1007"/>
+              <w:gridCol w:w="3311"/>
+              <w:gridCol w:w="4752"/>
+            </w:tblGrid>
+            <w:tr>
+              <w:tc>
+                <w:tcPr>
+                  <w:tcW w:type="dxa" w:w="1008"/>
+                  <w:shd w:val="clear" w:color="auto" w:fill="D9E2F3"/>
+                </w:tcPr>
+                <w:p>
+                  <w:pPr>
+                    <w:spacing w:after="0"/>
+                  </w:pPr>
+                  <w:r/>
+                  <w:r>
+                    <w:rPr>
+                      <w:b/>
+                      <w:sz w:val="17"/>
+                    </w:rPr>
+                    <w:t>Tarea</w:t>
+                  </w:r>
+                </w:p>
+              </w:tc>
+              <w:tc>
+                <w:tcPr>
+                  <w:tcW w:type="dxa" w:w="3312"/>
+                  <w:shd w:val="clear" w:color="auto" w:fill="D9E2F3"/>
+                </w:tcPr>
+                <w:p>
+                  <w:pPr>
+                    <w:spacing w:after="0"/>
+                  </w:pPr>
+                  <w:r/>
+                  <w:r>
+                    <w:rPr>
+                      <w:b/>
+                      <w:sz w:val="17"/>
+                    </w:rPr>
+                    <w:t>Archivo</w:t>
+                  </w:r>
+                </w:p>
+              </w:tc>
+              <w:tc>
+                <w:tcPr>
+                  <w:tcW w:type="dxa" w:w="4752"/>
+                  <w:shd w:val="clear" w:color="auto" w:fill="D9E2F3"/>
+                </w:tcPr>
+                <w:p>
+                  <w:pPr>
+                    <w:spacing w:after="0"/>
+                  </w:pPr>
+                  <w:r/>
+                  <w:r>
+                    <w:rPr>
+                      <w:b/>
+                      <w:sz w:val="17"/>
+                    </w:rPr>
+                    <w:t>Qué implementa</w:t>
                   </w:r>
                 </w:p>
               </w:tc>
@@ -1989,55 +3627,55 @@
             <w:tr>
               <w:tc>
                 <w:tcPr>
-                  <w:tcW w:type="dxa" w:w="3249"/>
-                </w:tcPr>
-                <w:p>
-                  <w:pPr>
-                    <w:spacing w:after="0"/>
-                  </w:pPr>
-                  <w:r/>
-                  <w:r>
-                    <w:rPr>
-                      <w:b w:val="0"/>
-                      <w:sz w:val="17"/>
-                    </w:rPr>
-                    <w:t>8.1</w:t>
-                  </w:r>
-                </w:p>
-              </w:tc>
-              <w:tc>
-                <w:tcPr>
-                  <w:tcW w:type="dxa" w:w="3249"/>
-                </w:tcPr>
-                <w:p>
-                  <w:pPr>
-                    <w:spacing w:after="0"/>
-                  </w:pPr>
-                  <w:r/>
-                  <w:r>
-                    <w:rPr>
-                      <w:b w:val="0"/>
-                      <w:sz w:val="17"/>
-                    </w:rPr>
-                    <w:t>components/CitySearchForm.ts</w:t>
-                  </w:r>
-                </w:p>
-              </w:tc>
-              <w:tc>
-                <w:tcPr>
-                  <w:tcW w:type="dxa" w:w="3249"/>
-                </w:tcPr>
-                <w:p>
-                  <w:pPr>
-                    <w:spacing w:after="0"/>
-                  </w:pPr>
-                  <w:r/>
-                  <w:r>
-                    <w:rPr>
-                      <w:b w:val="0"/>
-                      <w:sz w:val="17"/>
-                    </w:rPr>
-                    <w:t>Input maxlength=100, botón, Enter, validación inline, trim</w:t>
+                  <w:tcW w:type="dxa" w:w="1008"/>
+                </w:tcPr>
+                <w:p>
+                  <w:pPr>
+                    <w:spacing w:after="0"/>
+                  </w:pPr>
+                  <w:r/>
+                  <w:r>
+                    <w:rPr>
+                      <w:b w:val="0"/>
+                      <w:sz w:val="17"/>
+                    </w:rPr>
+                    <w:t>1</w:t>
+                  </w:r>
+                </w:p>
+              </w:tc>
+              <w:tc>
+                <w:tcPr>
+                  <w:tcW w:type="dxa" w:w="3312"/>
+                </w:tcPr>
+                <w:p>
+                  <w:pPr>
+                    <w:spacing w:after="0"/>
+                  </w:pPr>
+                  <w:r/>
+                  <w:r>
+                    <w:rPr>
+                      <w:b w:val="0"/>
+                      <w:sz w:val="17"/>
+                    </w:rPr>
+                    <w:t>package.json, tsconfig.json, vite.config.ts</w:t>
+                  </w:r>
+                </w:p>
+              </w:tc>
+              <w:tc>
+                <w:tcPr>
+                  <w:tcW w:type="dxa" w:w="4752"/>
+                </w:tcPr>
+                <w:p>
+                  <w:pPr>
+                    <w:spacing w:after="0"/>
+                  </w:pPr>
+                  <w:r/>
+                  <w:r>
+                    <w:rPr>
+                      <w:b w:val="0"/>
+                      <w:sz w:val="17"/>
+                    </w:rPr>
+                    <w:t>TypeScript strict, Vite, Vitest + jsdom, fast-check, Testing Library</w:t>
                   </w:r>
                 </w:p>
               </w:tc>
@@ -2045,55 +3683,55 @@
             <w:tr>
               <w:tc>
                 <w:tcPr>
-                  <w:tcW w:type="dxa" w:w="3249"/>
-                </w:tcPr>
-                <w:p>
-                  <w:pPr>
-                    <w:spacing w:after="0"/>
-                  </w:pPr>
-                  <w:r/>
-                  <w:r>
-                    <w:rPr>
-                      <w:b w:val="0"/>
-                      <w:sz w:val="17"/>
-                    </w:rPr>
-                    <w:t>8.5 / 8.7 / 8.8</w:t>
-                  </w:r>
-                </w:p>
-              </w:tc>
-              <w:tc>
-                <w:tcPr>
-                  <w:tcW w:type="dxa" w:w="3249"/>
-                </w:tcPr>
-                <w:p>
-                  <w:pPr>
-                    <w:spacing w:after="0"/>
-                  </w:pPr>
-                  <w:r/>
-                  <w:r>
-                    <w:rPr>
-                      <w:b w:val="0"/>
-                      <w:sz w:val="17"/>
-                    </w:rPr>
-                    <w:t>WeatherDisplay, LoadingIndicator, ErrorMessage</w:t>
-                  </w:r>
-                </w:p>
-              </w:tc>
-              <w:tc>
-                <w:tcPr>
-                  <w:tcW w:type="dxa" w:w="3249"/>
-                </w:tcPr>
-                <w:p>
-                  <w:pPr>
-                    <w:spacing w:after="0"/>
-                  </w:pPr>
-                  <w:r/>
-                  <w:r>
-                    <w:rPr>
-                      <w:b w:val="0"/>
-                      <w:sz w:val="17"/>
-                    </w:rPr>
-                    <w:t>Render con fallback al nombre ingresado, clear(), show/hide, mensajes de error</w:t>
+                  <w:tcW w:type="dxa" w:w="1008"/>
+                </w:tcPr>
+                <w:p>
+                  <w:pPr>
+                    <w:spacing w:after="0"/>
+                  </w:pPr>
+                  <w:r/>
+                  <w:r>
+                    <w:rPr>
+                      <w:b w:val="0"/>
+                      <w:sz w:val="17"/>
+                    </w:rPr>
+                    <w:t>2.1</w:t>
+                  </w:r>
+                </w:p>
+              </w:tc>
+              <w:tc>
+                <w:tcPr>
+                  <w:tcW w:type="dxa" w:w="3312"/>
+                </w:tcPr>
+                <w:p>
+                  <w:pPr>
+                    <w:spacing w:after="0"/>
+                  </w:pPr>
+                  <w:r/>
+                  <w:r>
+                    <w:rPr>
+                      <w:b w:val="0"/>
+                      <w:sz w:val="17"/>
+                    </w:rPr>
+                    <w:t>src/types/index.ts</w:t>
+                  </w:r>
+                </w:p>
+              </w:tc>
+              <w:tc>
+                <w:tcPr>
+                  <w:tcW w:type="dxa" w:w="4752"/>
+                </w:tcPr>
+                <w:p>
+                  <w:pPr>
+                    <w:spacing w:after="0"/>
+                  </w:pPr>
+                  <w:r/>
+                  <w:r>
+                    <w:rPr>
+                      <w:b w:val="0"/>
+                      <w:sz w:val="17"/>
+                    </w:rPr>
+                    <w:t>Tipos del dominio y uniones discriminadas</w:t>
                   </w:r>
                 </w:p>
               </w:tc>
@@ -2101,55 +3739,55 @@
             <w:tr>
               <w:tc>
                 <w:tcPr>
-                  <w:tcW w:type="dxa" w:w="3249"/>
-                </w:tcPr>
-                <w:p>
-                  <w:pPr>
-                    <w:spacing w:after="0"/>
-                  </w:pPr>
-                  <w:r/>
-                  <w:r>
-                    <w:rPr>
-                      <w:b w:val="0"/>
-                      <w:sz w:val="17"/>
-                    </w:rPr>
-                    <w:t>9.1</w:t>
-                  </w:r>
-                </w:p>
-              </w:tc>
-              <w:tc>
-                <w:tcPr>
-                  <w:tcW w:type="dxa" w:w="3249"/>
-                </w:tcPr>
-                <w:p>
-                  <w:pPr>
-                    <w:spacing w:after="0"/>
-                  </w:pPr>
-                  <w:r/>
-                  <w:r>
-                    <w:rPr>
-                      <w:b w:val="0"/>
-                      <w:sz w:val="17"/>
-                    </w:rPr>
-                    <w:t>src/WeatherController.ts</w:t>
-                  </w:r>
-                </w:p>
-              </w:tc>
-              <w:tc>
-                <w:tcPr>
-                  <w:tcW w:type="dxa" w:w="3249"/>
-                </w:tcPr>
-                <w:p>
-                  <w:pPr>
-                    <w:spacing w:after="0"/>
-                  </w:pPr>
-                  <w:r/>
-                  <w:r>
-                    <w:rPr>
-                      <w:b w:val="0"/>
-                      <w:sz w:val="17"/>
-                    </w:rPr>
-                    <w:t>Orquestación completa, limpieza previa, carga, foco en el input ante error, descarte de respuestas obsoletas</w:t>
+                  <w:tcW w:type="dxa" w:w="1008"/>
+                </w:tcPr>
+                <w:p>
+                  <w:pPr>
+                    <w:spacing w:after="0"/>
+                  </w:pPr>
+                  <w:r/>
+                  <w:r>
+                    <w:rPr>
+                      <w:b w:val="0"/>
+                      <w:sz w:val="17"/>
+                    </w:rPr>
+                    <w:t>3.1/3.3</w:t>
+                  </w:r>
+                </w:p>
+              </w:tc>
+              <w:tc>
+                <w:tcPr>
+                  <w:tcW w:type="dxa" w:w="3312"/>
+                </w:tcPr>
+                <w:p>
+                  <w:pPr>
+                    <w:spacing w:after="0"/>
+                  </w:pPr>
+                  <w:r/>
+                  <w:r>
+                    <w:rPr>
+                      <w:b w:val="0"/>
+                      <w:sz w:val="17"/>
+                    </w:rPr>
+                    <w:t>src/clients/*.ts</w:t>
+                  </w:r>
+                </w:p>
+              </w:tc>
+              <w:tc>
+                <w:tcPr>
+                  <w:tcW w:type="dxa" w:w="4752"/>
+                </w:tcPr>
+                <w:p>
+                  <w:pPr>
+                    <w:spacing w:after="0"/>
+                  </w:pPr>
+                  <w:r/>
+                  <w:r>
+                    <w:rPr>
+                      <w:b w:val="0"/>
+                      <w:sz w:val="17"/>
+                    </w:rPr>
+                    <w:t>URLs de Open-Meteo y fetchWithTimeout (AbortController, 10 s)</w:t>
                   </w:r>
                 </w:p>
               </w:tc>
@@ -2157,55 +3795,279 @@
             <w:tr>
               <w:tc>
                 <w:tcPr>
-                  <w:tcW w:type="dxa" w:w="3249"/>
-                </w:tcPr>
-                <w:p>
-                  <w:pPr>
-                    <w:spacing w:after="0"/>
-                  </w:pPr>
-                  <w:r/>
-                  <w:r>
-                    <w:rPr>
-                      <w:b w:val="0"/>
-                      <w:sz w:val="17"/>
-                    </w:rPr>
-                    <w:t>11.1 / 11.2</w:t>
-                  </w:r>
-                </w:p>
-              </w:tc>
-              <w:tc>
-                <w:tcPr>
-                  <w:tcW w:type="dxa" w:w="3249"/>
-                </w:tcPr>
-                <w:p>
-                  <w:pPr>
-                    <w:spacing w:after="0"/>
-                  </w:pPr>
-                  <w:r/>
-                  <w:r>
-                    <w:rPr>
-                      <w:b w:val="0"/>
-                      <w:sz w:val="17"/>
-                    </w:rPr>
-                    <w:t>main.ts, index.html, styles.css</w:t>
-                  </w:r>
-                </w:p>
-              </w:tc>
-              <w:tc>
-                <w:tcPr>
-                  <w:tcW w:type="dxa" w:w="3249"/>
-                </w:tcPr>
-                <w:p>
-                  <w:pPr>
-                    <w:spacing w:after="0"/>
-                  </w:pPr>
-                  <w:r/>
-                  <w:r>
-                    <w:rPr>
-                      <w:b w:val="0"/>
-                      <w:sz w:val="17"/>
-                    </w:rPr>
-                    <w:t>Cableado de capas, HTML semántico, foco visible y buen contraste</w:t>
+                  <w:tcW w:type="dxa" w:w="1008"/>
+                </w:tcPr>
+                <w:p>
+                  <w:pPr>
+                    <w:spacing w:after="0"/>
+                  </w:pPr>
+                  <w:r/>
+                  <w:r>
+                    <w:rPr>
+                      <w:b w:val="0"/>
+                      <w:sz w:val="17"/>
+                    </w:rPr>
+                    <w:t>4.1/5.1</w:t>
+                  </w:r>
+                </w:p>
+              </w:tc>
+              <w:tc>
+                <w:tcPr>
+                  <w:tcW w:type="dxa" w:w="3312"/>
+                </w:tcPr>
+                <w:p>
+                  <w:pPr>
+                    <w:spacing w:after="0"/>
+                  </w:pPr>
+                  <w:r/>
+                  <w:r>
+                    <w:rPr>
+                      <w:b w:val="0"/>
+                      <w:sz w:val="17"/>
+                    </w:rPr>
+                    <w:t>src/services/*.ts</w:t>
+                  </w:r>
+                </w:p>
+              </w:tc>
+              <w:tc>
+                <w:tcPr>
+                  <w:tcW w:type="dxa" w:w="4752"/>
+                </w:tcPr>
+                <w:p>
+                  <w:pPr>
+                    <w:spacing w:after="0"/>
+                  </w:pPr>
+                  <w:r/>
+                  <w:r>
+                    <w:rPr>
+                      <w:b w:val="0"/>
+                      <w:sz w:val="17"/>
+                    </w:rPr>
+                    <w:t>Validación de results y current; clasificación de 5 tipos de error por servicio</w:t>
+                  </w:r>
+                </w:p>
+              </w:tc>
+            </w:tr>
+            <w:tr>
+              <w:tc>
+                <w:tcPr>
+                  <w:tcW w:type="dxa" w:w="1008"/>
+                </w:tcPr>
+                <w:p>
+                  <w:pPr>
+                    <w:spacing w:after="0"/>
+                  </w:pPr>
+                  <w:r/>
+                  <w:r>
+                    <w:rPr>
+                      <w:b w:val="0"/>
+                      <w:sz w:val="17"/>
+                    </w:rPr>
+                    <w:t>7.1</w:t>
+                  </w:r>
+                </w:p>
+              </w:tc>
+              <w:tc>
+                <w:tcPr>
+                  <w:tcW w:type="dxa" w:w="3312"/>
+                </w:tcPr>
+                <w:p>
+                  <w:pPr>
+                    <w:spacing w:after="0"/>
+                  </w:pPr>
+                  <w:r/>
+                  <w:r>
+                    <w:rPr>
+                      <w:b w:val="0"/>
+                      <w:sz w:val="17"/>
+                    </w:rPr>
+                    <w:t>src/utils/formatters.ts</w:t>
+                  </w:r>
+                </w:p>
+              </w:tc>
+              <w:tc>
+                <w:tcPr>
+                  <w:tcW w:type="dxa" w:w="4752"/>
+                </w:tcPr>
+                <w:p>
+                  <w:pPr>
+                    <w:spacing w:after="0"/>
+                  </w:pPr>
+                  <w:r/>
+                  <w:r>
+                    <w:rPr>
+                      <w:b w:val="0"/>
+                      <w:sz w:val="17"/>
+                    </w:rPr>
+                    <w:t>toFixed(1) °C/mm; Math.round para %</w:t>
+                  </w:r>
+                </w:p>
+              </w:tc>
+            </w:tr>
+            <w:tr>
+              <w:tc>
+                <w:tcPr>
+                  <w:tcW w:type="dxa" w:w="1008"/>
+                </w:tcPr>
+                <w:p>
+                  <w:pPr>
+                    <w:spacing w:after="0"/>
+                  </w:pPr>
+                  <w:r/>
+                  <w:r>
+                    <w:rPr>
+                      <w:b w:val="0"/>
+                      <w:sz w:val="17"/>
+                    </w:rPr>
+                    <w:t>8.x</w:t>
+                  </w:r>
+                </w:p>
+              </w:tc>
+              <w:tc>
+                <w:tcPr>
+                  <w:tcW w:type="dxa" w:w="3312"/>
+                </w:tcPr>
+                <w:p>
+                  <w:pPr>
+                    <w:spacing w:after="0"/>
+                  </w:pPr>
+                  <w:r/>
+                  <w:r>
+                    <w:rPr>
+                      <w:b w:val="0"/>
+                      <w:sz w:val="17"/>
+                    </w:rPr>
+                    <w:t>src/components/*.ts</w:t>
+                  </w:r>
+                </w:p>
+              </w:tc>
+              <w:tc>
+                <w:tcPr>
+                  <w:tcW w:type="dxa" w:w="4752"/>
+                </w:tcPr>
+                <w:p>
+                  <w:pPr>
+                    <w:spacing w:after="0"/>
+                  </w:pPr>
+                  <w:r/>
+                  <w:r>
+                    <w:rPr>
+                      <w:b w:val="0"/>
+                      <w:sz w:val="17"/>
+                    </w:rPr>
+                    <w:t>Formulario, display, carga y errores (sin innerHTML)</w:t>
+                  </w:r>
+                </w:p>
+              </w:tc>
+            </w:tr>
+            <w:tr>
+              <w:tc>
+                <w:tcPr>
+                  <w:tcW w:type="dxa" w:w="1008"/>
+                </w:tcPr>
+                <w:p>
+                  <w:pPr>
+                    <w:spacing w:after="0"/>
+                  </w:pPr>
+                  <w:r/>
+                  <w:r>
+                    <w:rPr>
+                      <w:b w:val="0"/>
+                      <w:sz w:val="17"/>
+                    </w:rPr>
+                    <w:t>9.1</w:t>
+                  </w:r>
+                </w:p>
+              </w:tc>
+              <w:tc>
+                <w:tcPr>
+                  <w:tcW w:type="dxa" w:w="3312"/>
+                </w:tcPr>
+                <w:p>
+                  <w:pPr>
+                    <w:spacing w:after="0"/>
+                  </w:pPr>
+                  <w:r/>
+                  <w:r>
+                    <w:rPr>
+                      <w:b w:val="0"/>
+                      <w:sz w:val="17"/>
+                    </w:rPr>
+                    <w:t>src/WeatherController.ts</w:t>
+                  </w:r>
+                </w:p>
+              </w:tc>
+              <w:tc>
+                <w:tcPr>
+                  <w:tcW w:type="dxa" w:w="4752"/>
+                </w:tcPr>
+                <w:p>
+                  <w:pPr>
+                    <w:spacing w:after="0"/>
+                  </w:pPr>
+                  <w:r/>
+                  <w:r>
+                    <w:rPr>
+                      <w:b w:val="0"/>
+                      <w:sz w:val="17"/>
+                    </w:rPr>
+                    <w:t>Orquestación, limpieza previa, foco en el input ante error</w:t>
+                  </w:r>
+                </w:p>
+              </w:tc>
+            </w:tr>
+            <w:tr>
+              <w:tc>
+                <w:tcPr>
+                  <w:tcW w:type="dxa" w:w="1008"/>
+                </w:tcPr>
+                <w:p>
+                  <w:pPr>
+                    <w:spacing w:after="0"/>
+                  </w:pPr>
+                  <w:r/>
+                  <w:r>
+                    <w:rPr>
+                      <w:b w:val="0"/>
+                      <w:sz w:val="17"/>
+                    </w:rPr>
+                    <w:t>11.x</w:t>
+                  </w:r>
+                </w:p>
+              </w:tc>
+              <w:tc>
+                <w:tcPr>
+                  <w:tcW w:type="dxa" w:w="3312"/>
+                </w:tcPr>
+                <w:p>
+                  <w:pPr>
+                    <w:spacing w:after="0"/>
+                  </w:pPr>
+                  <w:r/>
+                  <w:r>
+                    <w:rPr>
+                      <w:b w:val="0"/>
+                      <w:sz w:val="17"/>
+                    </w:rPr>
+                    <w:t>src/main.ts, index.html, styles.css</w:t>
+                  </w:r>
+                </w:p>
+              </w:tc>
+              <w:tc>
+                <w:tcPr>
+                  <w:tcW w:type="dxa" w:w="4752"/>
+                </w:tcPr>
+                <w:p>
+                  <w:pPr>
+                    <w:spacing w:after="0"/>
+                  </w:pPr>
+                  <w:r/>
+                  <w:r>
+                    <w:rPr>
+                      <w:b w:val="0"/>
+                      <w:sz w:val="17"/>
+                    </w:rPr>
+                    <w:t>Cableado de capas, HTML semántico y accesible</w:t>
                   </w:r>
                 </w:p>
               </w:tc>
@@ -2214,13 +4076,21 @@
           <w:p>
             <w:pPr>
               <w:spacing w:after="60" w:before="0"/>
-            </w:pPr>
-            <w:r>
-              <w:rPr>
-                <w:b w:val="0"/>
-                <w:i w:val="0"/>
-                <w:sz w:val="8"/>
-              </w:rPr>
+              <w:jc w:val="both"/>
+            </w:pPr>
+          </w:p>
+          <w:p>
+            <w:pPr>
+              <w:keepNext/>
+              <w:spacing w:after="60" w:before="60"/>
+            </w:pPr>
+            <w:r>
+              <w:rPr>
+                <w:b/>
+                <w:i/>
+                <w:sz w:val="20"/>
+              </w:rPr>
+              <w:t>Checkpoint 6: la prueba basada en propiedades encontró un contraejemplo</w:t>
             </w:r>
           </w:p>
           <w:p>
@@ -2234,107 +4104,2850 @@
                 <w:i w:val="0"/>
                 <w:sz w:val="20"/>
               </w:rPr>
-              <w:t>Fragmento representativo (GeocodingService): la validación del Req. 2.6 se traduce en una sola condición:</w:t>
-            </w:r>
-          </w:p>
-          <w:p>
-            <w:pPr>
-              <w:spacing w:after="0" w:before="0"/>
-              <w:ind w:left="200"/>
-            </w:pPr>
-            <w:r>
-              <w:rPr>
-                <w:rFonts w:ascii="Consolas" w:hAnsi="Consolas" w:eastAsia="Consolas"/>
-                <w:b w:val="0"/>
-                <w:i w:val="0"/>
+              <w:t xml:space="preserve">Al ejecutar el checkpoint 6, fast-check generó la coordenada </w:t>
+            </w:r>
+            <w:r>
+              <w:rPr>
+                <w:b/>
+                <w:i w:val="0"/>
+                <w:sz w:val="20"/>
+              </w:rPr>
+              <w:t>latitud = −0</w:t>
+            </w:r>
+            <w:r>
+              <w:rPr>
+                <w:b w:val="0"/>
+                <w:i w:val="0"/>
+                <w:sz w:val="20"/>
+              </w:rPr>
+              <w:t xml:space="preserve"> y la prueba P6 falló (Figura 8): la URL serializa −0 como «0», y la prueba comparaba con Object.is, que distingue −0 de +0. Para el mapa ambas son la misma coordenada, así que el defecto estaba en la prueba y no en el código. Se corrigió usando igualdad numérica (===), con un comentario que documenta el contraejemplo, y se reejecutó el checkpoint tres veces seguidas en verde (Figura 9). Una prueba con ejemplos fijos difícilmente habría encontrado este caso.</w:t>
+            </w:r>
+          </w:p>
+          <w:p>
+            <w:pPr>
+              <w:keepNext/>
+              <w:spacing w:before="80"/>
+              <w:jc w:val="center"/>
+            </w:pPr>
+            <w:r>
+              <w:drawing>
+                <wp:inline>
+                  <wp:extent cx="5669280" cy="5385816"/>
+                  <wp:docPr id="8" name="Picture 8"/>
+                  <wp:cNvGraphicFramePr>
+                    <a:graphicFrameLocks noChangeAspect="1"/>
+                  </wp:cNvGraphicFramePr>
+                  <a:graphic>
+                    <a:graphicData uri="http://schemas.openxmlformats.org/drawingml/2006/picture">
+                      <pic:pic>
+                        <pic:nvPicPr>
+                          <pic:cNvPr id="0" name="t_cp6_rojo.png"/>
+                          <pic:cNvPicPr/>
+                        </pic:nvPicPr>
+                        <pic:blipFill>
+                          <a:blip r:embed="rId14"/>
+                          <a:stretch>
+                            <a:fillRect/>
+                          </a:stretch>
+                        </pic:blipFill>
+                        <pic:spPr>
+                          <a:xfrm>
+                            <a:off x="0" y="0"/>
+                            <a:ext cx="5669280" cy="5385816"/>
+                          </a:xfrm>
+                          <a:prstGeom prst="rect"/>
+                        </pic:spPr>
+                      </pic:pic>
+                    </a:graphicData>
+                  </a:graphic>
+                </wp:inline>
+              </w:drawing>
+            </w:r>
+          </w:p>
+          <w:p>
+            <w:pPr>
+              <w:spacing w:after="120" w:before="0"/>
+              <w:jc w:val="center"/>
+            </w:pPr>
+            <w:r>
+              <w:rPr>
+                <w:b w:val="0"/>
+                <w:i/>
+                <w:color w:val="333333"/>
                 <w:sz w:val="17"/>
               </w:rPr>
-              <w:t>const first = results[0];</w:t>
-            </w:r>
-          </w:p>
-          <w:p>
-            <w:pPr>
-              <w:spacing w:after="0" w:before="0"/>
-              <w:ind w:left="200"/>
-            </w:pPr>
-            <w:r>
-              <w:rPr>
-                <w:rFonts w:ascii="Consolas" w:hAnsi="Consolas" w:eastAsia="Consolas"/>
-                <w:b w:val="0"/>
-                <w:i w:val="0"/>
+              <w:t>Figura 8. Checkpoint 6 en ROJO: fast-check reporta el contraejemplo [−0, 0] (semilla y ruta de reproducción incluidas).</w:t>
+            </w:r>
+          </w:p>
+          <w:p>
+            <w:pPr>
+              <w:keepNext/>
+              <w:spacing w:before="80"/>
+              <w:jc w:val="center"/>
+            </w:pPr>
+            <w:r>
+              <w:drawing>
+                <wp:inline>
+                  <wp:extent cx="5669280" cy="3450162"/>
+                  <wp:docPr id="9" name="Picture 9"/>
+                  <wp:cNvGraphicFramePr>
+                    <a:graphicFrameLocks noChangeAspect="1"/>
+                  </wp:cNvGraphicFramePr>
+                  <a:graphic>
+                    <a:graphicData uri="http://schemas.openxmlformats.org/drawingml/2006/picture">
+                      <pic:pic>
+                        <pic:nvPicPr>
+                          <pic:cNvPr id="0" name="t_cp6_verde.png"/>
+                          <pic:cNvPicPr/>
+                        </pic:nvPicPr>
+                        <pic:blipFill>
+                          <a:blip r:embed="rId15"/>
+                          <a:stretch>
+                            <a:fillRect/>
+                          </a:stretch>
+                        </pic:blipFill>
+                        <pic:spPr>
+                          <a:xfrm>
+                            <a:off x="0" y="0"/>
+                            <a:ext cx="5669280" cy="3450162"/>
+                          </a:xfrm>
+                          <a:prstGeom prst="rect"/>
+                        </pic:spPr>
+                      </pic:pic>
+                    </a:graphicData>
+                  </a:graphic>
+                </wp:inline>
+              </w:drawing>
+            </w:r>
+          </w:p>
+          <w:p>
+            <w:pPr>
+              <w:spacing w:after="120" w:before="0"/>
+              <w:jc w:val="center"/>
+            </w:pPr>
+            <w:r>
+              <w:rPr>
+                <w:b w:val="0"/>
+                <w:i/>
+                <w:color w:val="333333"/>
                 <w:sz w:val="17"/>
               </w:rPr>
-              <w:t>if (!first || !isNum(first.latitude) || !isNum(first.longitude))</w:t>
-            </w:r>
-          </w:p>
-          <w:p>
-            <w:pPr>
-              <w:spacing w:after="0" w:before="0"/>
-              <w:ind w:left="200"/>
-            </w:pPr>
-            <w:r>
-              <w:rPr>
-                <w:rFonts w:ascii="Consolas" w:hAnsi="Consolas" w:eastAsia="Consolas"/>
-                <w:b w:val="0"/>
-                <w:i w:val="0"/>
+              <w:t>Figura 9. Checkpoint 6 en VERDE tras corregir la prueba P6 (19 pruebas de clientes y servicios).</w:t>
+            </w:r>
+          </w:p>
+          <w:p>
+            <w:pPr>
+              <w:keepNext/>
+              <w:spacing w:before="80"/>
+              <w:jc w:val="center"/>
+            </w:pPr>
+            <w:r>
+              <w:drawing>
+                <wp:inline>
+                  <wp:extent cx="5669280" cy="3150500"/>
+                  <wp:docPr id="10" name="Picture 10"/>
+                  <wp:cNvGraphicFramePr>
+                    <a:graphicFrameLocks noChangeAspect="1"/>
+                  </wp:cNvGraphicFramePr>
+                  <a:graphic>
+                    <a:graphicData uri="http://schemas.openxmlformats.org/drawingml/2006/picture">
+                      <pic:pic>
+                        <pic:nvPicPr>
+                          <pic:cNvPr id="0" name="t_cp10.png"/>
+                          <pic:cNvPicPr/>
+                        </pic:nvPicPr>
+                        <pic:blipFill>
+                          <a:blip r:embed="rId16"/>
+                          <a:stretch>
+                            <a:fillRect/>
+                          </a:stretch>
+                        </pic:blipFill>
+                        <pic:spPr>
+                          <a:xfrm>
+                            <a:off x="0" y="0"/>
+                            <a:ext cx="5669280" cy="3150500"/>
+                          </a:xfrm>
+                          <a:prstGeom prst="rect"/>
+                        </pic:spPr>
+                      </pic:pic>
+                    </a:graphicData>
+                  </a:graphic>
+                </wp:inline>
+              </w:drawing>
+            </w:r>
+          </w:p>
+          <w:p>
+            <w:pPr>
+              <w:spacing w:after="120" w:before="0"/>
+              <w:jc w:val="center"/>
+            </w:pPr>
+            <w:r>
+              <w:rPr>
+                <w:b w:val="0"/>
+                <w:i/>
+                <w:color w:val="333333"/>
                 <w:sz w:val="17"/>
               </w:rPr>
-              <w:t xml:space="preserve">  return { success: false, error: { type: 'CITY_NOT_FOUND' } };</w:t>
-            </w:r>
-          </w:p>
-          <w:p>
-            <w:pPr>
-              <w:spacing w:after="0" w:before="0"/>
-              <w:ind w:left="200"/>
-            </w:pPr>
-            <w:r>
-              <w:rPr>
-                <w:rFonts w:ascii="Consolas" w:hAnsi="Consolas" w:eastAsia="Consolas"/>
-                <w:b w:val="0"/>
+              <w:t>Figura 10. Checkpoint 10: componentes de UI y controlador en verde.</w:t>
+            </w:r>
+          </w:p>
+          <w:p>
+            <w:pPr>
+              <w:keepNext/>
+              <w:spacing w:after="60" w:before="120"/>
+            </w:pPr>
+            <w:r>
+              <w:rPr>
+                <w:b/>
+                <w:i w:val="0"/>
+                <w:color w:val="1B4FA8"/>
+                <w:sz w:val="21"/>
+              </w:rPr>
+              <w:t>3.7 Fase 5 — Revisión del spec v1.1 (aprobación humana)</w:t>
+            </w:r>
+          </w:p>
+          <w:p>
+            <w:pPr>
+              <w:spacing w:after="60" w:before="0"/>
+              <w:jc w:val="both"/>
+            </w:pPr>
+            <w:r>
+              <w:rPr>
+                <w:b w:val="0"/>
+                <w:i w:val="0"/>
+                <w:sz w:val="20"/>
+              </w:rPr>
+              <w:t>Terminada la v1.0, el asistente revisó el spec frente al código y a la API real, y sometió a aprobación del estudiante cuatro cambios. Los cuatro fueron aprobados:</w:t>
+            </w:r>
+          </w:p>
+          <w:p>
+            <w:pPr>
+              <w:keepNext/>
+              <w:spacing w:after="40" w:before="0"/>
+            </w:pPr>
+            <w:r>
+              <w:rPr>
+                <w:b/>
                 <w:i w:val="0"/>
                 <w:sz w:val="17"/>
               </w:rPr>
-              <w:t>return { success: true, data: { latitude: first.latitude,</w:t>
-            </w:r>
-          </w:p>
-          <w:p>
-            <w:pPr>
-              <w:spacing w:after="0" w:before="0"/>
-              <w:ind w:left="200"/>
-            </w:pPr>
-            <w:r>
-              <w:rPr>
-                <w:rFonts w:ascii="Consolas" w:hAnsi="Consolas" w:eastAsia="Consolas"/>
-                <w:b w:val="0"/>
-                <w:i w:val="0"/>
+              <w:t>Tabla 7. Cambios del spec v1.1 sometidos a revisión</w:t>
+            </w:r>
+          </w:p>
+          <w:tbl>
+            <w:tblPr>
+              <w:tblW w:type="auto" w:w="0"/>
+              <w:tblLayout w:type="fixed"/>
+              <w:tblLook w:firstColumn="1" w:firstRow="1" w:lastColumn="0" w:lastRow="0" w:noHBand="0" w:noVBand="1" w:val="04A0"/>
+              <w:tblBorders>
+                <w:top w:val="single" w:sz="4" w:color="8A8A8A"/>
+                <w:left w:val="single" w:sz="4" w:color="8A8A8A"/>
+                <w:bottom w:val="single" w:sz="4" w:color="8A8A8A"/>
+                <w:right w:val="single" w:sz="4" w:color="8A8A8A"/>
+                <w:insideH w:val="single" w:sz="4" w:color="8A8A8A"/>
+                <w:insideV w:val="single" w:sz="4" w:color="8A8A8A"/>
+              </w:tblBorders>
+              <w:tblLayout w:type="fixed"/>
+            </w:tblPr>
+            <w:tblGrid>
+              <w:gridCol w:w="432"/>
+              <w:gridCol w:w="3024"/>
+              <w:gridCol w:w="4176"/>
+              <w:gridCol w:w="1296"/>
+            </w:tblGrid>
+            <w:tr>
+              <w:tc>
+                <w:tcPr>
+                  <w:tcW w:type="dxa" w:w="432"/>
+                  <w:shd w:val="clear" w:color="auto" w:fill="D9E2F3"/>
+                </w:tcPr>
+                <w:p>
+                  <w:pPr>
+                    <w:spacing w:after="0"/>
+                  </w:pPr>
+                  <w:r/>
+                  <w:r>
+                    <w:rPr>
+                      <w:b/>
+                      <w:sz w:val="17"/>
+                    </w:rPr>
+                    <w:t>#</w:t>
+                  </w:r>
+                </w:p>
+              </w:tc>
+              <w:tc>
+                <w:tcPr>
+                  <w:tcW w:type="dxa" w:w="3024"/>
+                  <w:shd w:val="clear" w:color="auto" w:fill="D9E2F3"/>
+                </w:tcPr>
+                <w:p>
+                  <w:pPr>
+                    <w:spacing w:after="0"/>
+                  </w:pPr>
+                  <w:r/>
+                  <w:r>
+                    <w:rPr>
+                      <w:b/>
+                      <w:sz w:val="17"/>
+                    </w:rPr>
+                    <w:t>Cambio propuesto</w:t>
+                  </w:r>
+                </w:p>
+              </w:tc>
+              <w:tc>
+                <w:tcPr>
+                  <w:tcW w:type="dxa" w:w="4176"/>
+                  <w:shd w:val="clear" w:color="auto" w:fill="D9E2F3"/>
+                </w:tcPr>
+                <w:p>
+                  <w:pPr>
+                    <w:spacing w:after="0"/>
+                  </w:pPr>
+                  <w:r/>
+                  <w:r>
+                    <w:rPr>
+                      <w:b/>
+                      <w:sz w:val="17"/>
+                    </w:rPr>
+                    <w:t>Motivo / evidencia</w:t>
+                  </w:r>
+                </w:p>
+              </w:tc>
+              <w:tc>
+                <w:tcPr>
+                  <w:tcW w:type="dxa" w:w="1296"/>
+                  <w:shd w:val="clear" w:color="auto" w:fill="D9E2F3"/>
+                </w:tcPr>
+                <w:p>
+                  <w:pPr>
+                    <w:spacing w:after="0"/>
+                  </w:pPr>
+                  <w:r/>
+                  <w:r>
+                    <w:rPr>
+                      <w:b/>
+                      <w:sz w:val="17"/>
+                    </w:rPr>
+                    <w:t>Decisión</w:t>
+                  </w:r>
+                </w:p>
+              </w:tc>
+            </w:tr>
+            <w:tr>
+              <w:tc>
+                <w:tcPr>
+                  <w:tcW w:type="dxa" w:w="432"/>
+                </w:tcPr>
+                <w:p>
+                  <w:pPr>
+                    <w:spacing w:after="0"/>
+                  </w:pPr>
+                  <w:r/>
+                  <w:r>
+                    <w:rPr>
+                      <w:b w:val="0"/>
+                      <w:sz w:val="17"/>
+                    </w:rPr>
+                    <w:t>1</w:t>
+                  </w:r>
+                </w:p>
+              </w:tc>
+              <w:tc>
+                <w:tcPr>
+                  <w:tcW w:type="dxa" w:w="3024"/>
+                </w:tcPr>
+                <w:p>
+                  <w:pPr>
+                    <w:spacing w:after="0"/>
+                  </w:pPr>
+                  <w:r/>
+                  <w:r>
+                    <w:rPr>
+                      <w:b w:val="0"/>
+                      <w:sz w:val="17"/>
+                    </w:rPr>
+                    <w:t>Req 3.1: relativehumidity_2m → relative_humidity_2m</w:t>
+                  </w:r>
+                </w:p>
+              </w:tc>
+              <w:tc>
+                <w:tcPr>
+                  <w:tcW w:type="dxa" w:w="4176"/>
+                </w:tcPr>
+                <w:p>
+                  <w:pPr>
+                    <w:spacing w:after="0"/>
+                  </w:pPr>
+                  <w:r/>
+                  <w:r>
+                    <w:rPr>
+                      <w:b w:val="0"/>
+                      <w:sz w:val="17"/>
+                    </w:rPr>
+                    <w:t>requirements.md y design.md se contradecían; la API vigente usa el nombre con guion bajo</w:t>
+                  </w:r>
+                </w:p>
+              </w:tc>
+              <w:tc>
+                <w:tcPr>
+                  <w:tcW w:type="dxa" w:w="1296"/>
+                </w:tcPr>
+                <w:p>
+                  <w:pPr>
+                    <w:spacing w:after="0"/>
+                  </w:pPr>
+                  <w:r/>
+                  <w:r>
+                    <w:rPr>
+                      <w:b w:val="0"/>
+                      <w:sz w:val="17"/>
+                    </w:rPr>
+                    <w:t>Aprobado</w:t>
+                  </w:r>
+                </w:p>
+              </w:tc>
+            </w:tr>
+            <w:tr>
+              <w:tc>
+                <w:tcPr>
+                  <w:tcW w:type="dxa" w:w="432"/>
+                </w:tcPr>
+                <w:p>
+                  <w:pPr>
+                    <w:spacing w:after="0"/>
+                  </w:pPr>
+                  <w:r/>
+                  <w:r>
+                    <w:rPr>
+                      <w:b w:val="0"/>
+                      <w:sz w:val="17"/>
+                    </w:rPr>
+                    <w:t>2</w:t>
+                  </w:r>
+                </w:p>
+              </w:tc>
+              <w:tc>
+                <w:tcPr>
+                  <w:tcW w:type="dxa" w:w="3024"/>
+                </w:tcPr>
+                <w:p>
+                  <w:pPr>
+                    <w:spacing w:after="0"/>
+                  </w:pPr>
+                  <w:r/>
+                  <w:r>
+                    <w:rPr>
+                      <w:b w:val="0"/>
+                      <w:sz w:val="17"/>
+                    </w:rPr>
+                    <w:t>Req 4.8 + Propiedad 15: descartar respuestas obsoletas</w:t>
+                  </w:r>
+                </w:p>
+              </w:tc>
+              <w:tc>
+                <w:tcPr>
+                  <w:tcW w:type="dxa" w:w="4176"/>
+                </w:tcPr>
+                <w:p>
+                  <w:pPr>
+                    <w:spacing w:after="0"/>
+                  </w:pPr>
+                  <w:r/>
+                  <w:r>
+                    <w:rPr>
+                      <w:b w:val="0"/>
+                      <w:sz w:val="17"/>
+                    </w:rPr>
+                    <w:t>El código ya lo hacía, pero ningún requisito lo exigía: comportamiento sin spec</w:t>
+                  </w:r>
+                </w:p>
+              </w:tc>
+              <w:tc>
+                <w:tcPr>
+                  <w:tcW w:type="dxa" w:w="1296"/>
+                </w:tcPr>
+                <w:p>
+                  <w:pPr>
+                    <w:spacing w:after="0"/>
+                  </w:pPr>
+                  <w:r/>
+                  <w:r>
+                    <w:rPr>
+                      <w:b w:val="0"/>
+                      <w:sz w:val="17"/>
+                    </w:rPr>
+                    <w:t>Aprobado</w:t>
+                  </w:r>
+                </w:p>
+              </w:tc>
+            </w:tr>
+            <w:tr>
+              <w:tc>
+                <w:tcPr>
+                  <w:tcW w:type="dxa" w:w="432"/>
+                </w:tcPr>
+                <w:p>
+                  <w:pPr>
+                    <w:spacing w:after="0"/>
+                  </w:pPr>
+                  <w:r/>
+                  <w:r>
+                    <w:rPr>
+                      <w:b w:val="0"/>
+                      <w:sz w:val="17"/>
+                    </w:rPr>
+                    <w:t>3</w:t>
+                  </w:r>
+                </w:p>
+              </w:tc>
+              <w:tc>
+                <w:tcPr>
+                  <w:tcW w:type="dxa" w:w="3024"/>
+                </w:tcPr>
+                <w:p>
+                  <w:pPr>
+                    <w:spacing w:after="0"/>
+                  </w:pPr>
+                  <w:r/>
+                  <w:r>
+                    <w:rPr>
+                      <w:b w:val="0"/>
+                      <w:sz w:val="17"/>
+                    </w:rPr>
+                    <w:t>Req 4.9 + Propiedad 14: mostrar «ciudad, región, país» (y language=es)</w:t>
+                  </w:r>
+                </w:p>
+              </w:tc>
+              <w:tc>
+                <w:tcPr>
+                  <w:tcW w:type="dxa" w:w="4176"/>
+                </w:tcPr>
+                <w:p>
+                  <w:pPr>
+                    <w:spacing w:after="0"/>
+                  </w:pPr>
+                  <w:r/>
+                  <w:r>
+                    <w:rPr>
+                      <w:b w:val="0"/>
+                      <w:sz w:val="17"/>
+                    </w:rPr>
+                    <w:t>Con datos reales, «San José» se resuelve a San José, California (EE. UU.), no a Costa Rica</w:t>
+                  </w:r>
+                </w:p>
+              </w:tc>
+              <w:tc>
+                <w:tcPr>
+                  <w:tcW w:type="dxa" w:w="1296"/>
+                </w:tcPr>
+                <w:p>
+                  <w:pPr>
+                    <w:spacing w:after="0"/>
+                  </w:pPr>
+                  <w:r/>
+                  <w:r>
+                    <w:rPr>
+                      <w:b w:val="0"/>
+                      <w:sz w:val="17"/>
+                    </w:rPr>
+                    <w:t>Aprobado</w:t>
+                  </w:r>
+                </w:p>
+              </w:tc>
+            </w:tr>
+            <w:tr>
+              <w:tc>
+                <w:tcPr>
+                  <w:tcW w:type="dxa" w:w="432"/>
+                </w:tcPr>
+                <w:p>
+                  <w:pPr>
+                    <w:spacing w:after="0"/>
+                  </w:pPr>
+                  <w:r/>
+                  <w:r>
+                    <w:rPr>
+                      <w:b w:val="0"/>
+                      <w:sz w:val="17"/>
+                    </w:rPr>
+                    <w:t>4</w:t>
+                  </w:r>
+                </w:p>
+              </w:tc>
+              <w:tc>
+                <w:tcPr>
+                  <w:tcW w:type="dxa" w:w="3024"/>
+                </w:tcPr>
+                <w:p>
+                  <w:pPr>
+                    <w:spacing w:after="0"/>
+                  </w:pPr>
+                  <w:r/>
+                  <w:r>
+                    <w:rPr>
+                      <w:b w:val="0"/>
+                      <w:sz w:val="17"/>
+                    </w:rPr>
+                    <w:t>Steering de Kiro (product, tech, structure)</w:t>
+                  </w:r>
+                </w:p>
+              </w:tc>
+              <w:tc>
+                <w:tcPr>
+                  <w:tcW w:type="dxa" w:w="4176"/>
+                </w:tcPr>
+                <w:p>
+                  <w:pPr>
+                    <w:spacing w:after="0"/>
+                  </w:pPr>
+                  <w:r/>
+                  <w:r>
+                    <w:rPr>
+                      <w:b w:val="0"/>
+                      <w:sz w:val="17"/>
+                    </w:rPr>
+                    <w:t>Hacer explícitas las reglas que antes estaban implícitas</w:t>
+                  </w:r>
+                </w:p>
+              </w:tc>
+              <w:tc>
+                <w:tcPr>
+                  <w:tcW w:type="dxa" w:w="1296"/>
+                </w:tcPr>
+                <w:p>
+                  <w:pPr>
+                    <w:spacing w:after="0"/>
+                  </w:pPr>
+                  <w:r/>
+                  <w:r>
+                    <w:rPr>
+                      <w:b w:val="0"/>
+                      <w:sz w:val="17"/>
+                    </w:rPr>
+                    <w:t>Aprobado</w:t>
+                  </w:r>
+                </w:p>
+              </w:tc>
+            </w:tr>
+          </w:tbl>
+          <w:p>
+            <w:pPr>
+              <w:spacing w:after="60" w:before="0"/>
+              <w:jc w:val="both"/>
+            </w:pPr>
+          </w:p>
+          <w:p>
+            <w:pPr>
+              <w:spacing w:after="60" w:before="0"/>
+              <w:jc w:val="both"/>
+            </w:pPr>
+            <w:r>
+              <w:rPr>
+                <w:b w:val="0"/>
+                <w:i w:val="0"/>
+                <w:sz w:val="20"/>
+              </w:rPr>
+              <w:t xml:space="preserve">Orden de trabajo (visible en los commits 9c72967 → 3c66b41 → 72c6491): </w:t>
+            </w:r>
+            <w:r>
+              <w:rPr>
+                <w:b/>
+                <w:i w:val="0"/>
+                <w:sz w:val="20"/>
+              </w:rPr>
+              <w:t>(1)</w:t>
+            </w:r>
+            <w:r>
+              <w:rPr>
+                <w:b w:val="0"/>
+                <w:i w:val="0"/>
+                <w:sz w:val="20"/>
+              </w:rPr>
+              <w:t xml:space="preserve"> actualizar requirements.md, design.md y tasks.md (Figura 11); </w:t>
+            </w:r>
+            <w:r>
+              <w:rPr>
+                <w:b/>
+                <w:i w:val="0"/>
+                <w:sz w:val="20"/>
+              </w:rPr>
+              <w:t>(2)</w:t>
+            </w:r>
+            <w:r>
+              <w:rPr>
+                <w:b w:val="0"/>
+                <w:i w:val="0"/>
+                <w:sz w:val="20"/>
+              </w:rPr>
+              <w:t xml:space="preserve"> escribir las pruebas nuevas y comprobar que fallan: 11 de 46 en rojo (Figura 12); </w:t>
+            </w:r>
+            <w:r>
+              <w:rPr>
+                <w:b/>
+                <w:i w:val="0"/>
+                <w:sz w:val="20"/>
+              </w:rPr>
+              <w:t>(3)</w:t>
+            </w:r>
+            <w:r>
+              <w:rPr>
+                <w:b w:val="0"/>
+                <w:i w:val="0"/>
+                <w:sz w:val="20"/>
+              </w:rPr>
+              <w:t xml:space="preserve"> recién entonces modificar el código (Figura 13) hasta tener 48/48 en verde y cobertura ≥ 90 % (checkpoint 13.7).</w:t>
+            </w:r>
+          </w:p>
+          <w:p>
+            <w:pPr>
+              <w:keepNext/>
+              <w:spacing w:before="80"/>
+              <w:jc w:val="center"/>
+            </w:pPr>
+            <w:r>
+              <w:drawing>
+                <wp:inline>
+                  <wp:extent cx="5669280" cy="6669503"/>
+                  <wp:docPr id="11" name="Picture 11"/>
+                  <wp:cNvGraphicFramePr>
+                    <a:graphicFrameLocks noChangeAspect="1"/>
+                  </wp:cNvGraphicFramePr>
+                  <a:graphic>
+                    <a:graphicData uri="http://schemas.openxmlformats.org/drawingml/2006/picture">
+                      <pic:pic>
+                        <pic:nvPicPr>
+                          <pic:cNvPr id="0" name="t_diff_req.png"/>
+                          <pic:cNvPicPr/>
+                        </pic:nvPicPr>
+                        <pic:blipFill>
+                          <a:blip r:embed="rId17"/>
+                          <a:stretch>
+                            <a:fillRect/>
+                          </a:stretch>
+                        </pic:blipFill>
+                        <pic:spPr>
+                          <a:xfrm>
+                            <a:off x="0" y="0"/>
+                            <a:ext cx="5669280" cy="6669503"/>
+                          </a:xfrm>
+                          <a:prstGeom prst="rect"/>
+                        </pic:spPr>
+                      </pic:pic>
+                    </a:graphicData>
+                  </a:graphic>
+                </wp:inline>
+              </w:drawing>
+            </w:r>
+          </w:p>
+          <w:p>
+            <w:pPr>
+              <w:spacing w:after="120" w:before="0"/>
+              <w:jc w:val="center"/>
+            </w:pPr>
+            <w:r>
+              <w:rPr>
+                <w:b w:val="0"/>
+                <w:i/>
+                <w:color w:val="333333"/>
                 <w:sz w:val="17"/>
               </w:rPr>
-              <w:t xml:space="preserve">  longitude: first.longitude, cityName: first.name ?? '' } };</w:t>
+              <w:t>Figura 11. Diff del spec v1.0 → v1.1: tabla de versiones, glosario (Location_Label), language=es y nuevos criterios 4.8 y 4.9.</w:t>
+            </w:r>
+          </w:p>
+          <w:p>
+            <w:pPr>
+              <w:keepNext/>
+              <w:spacing w:before="80"/>
+              <w:jc w:val="center"/>
+            </w:pPr>
+            <w:r>
+              <w:drawing>
+                <wp:inline>
+                  <wp:extent cx="5669280" cy="5385816"/>
+                  <wp:docPr id="12" name="Picture 12"/>
+                  <wp:cNvGraphicFramePr>
+                    <a:graphicFrameLocks noChangeAspect="1"/>
+                  </wp:cNvGraphicFramePr>
+                  <a:graphic>
+                    <a:graphicData uri="http://schemas.openxmlformats.org/drawingml/2006/picture">
+                      <pic:pic>
+                        <pic:nvPicPr>
+                          <pic:cNvPr id="0" name="t_v11_rojo.png"/>
+                          <pic:cNvPicPr/>
+                        </pic:nvPicPr>
+                        <pic:blipFill>
+                          <a:blip r:embed="rId18"/>
+                          <a:stretch>
+                            <a:fillRect/>
+                          </a:stretch>
+                        </pic:blipFill>
+                        <pic:spPr>
+                          <a:xfrm>
+                            <a:off x="0" y="0"/>
+                            <a:ext cx="5669280" cy="5385816"/>
+                          </a:xfrm>
+                          <a:prstGeom prst="rect"/>
+                        </pic:spPr>
+                      </pic:pic>
+                    </a:graphicData>
+                  </a:graphic>
+                </wp:inline>
+              </w:drawing>
+            </w:r>
+          </w:p>
+          <w:p>
+            <w:pPr>
+              <w:spacing w:after="120" w:before="0"/>
+              <w:jc w:val="center"/>
+            </w:pPr>
+            <w:r>
+              <w:rPr>
+                <w:b w:val="0"/>
+                <w:i/>
+                <w:color w:val="333333"/>
+                <w:sz w:val="17"/>
+              </w:rPr>
+              <w:t>Figura 12. Fase ROJO de la v1.1: las pruebas se escribieron antes que el código; fallan exactamente las de los cambios aprobados.</w:t>
+            </w:r>
+          </w:p>
+          <w:p>
+            <w:pPr>
+              <w:keepNext/>
+              <w:spacing w:before="80"/>
+              <w:jc w:val="center"/>
+            </w:pPr>
+            <w:r>
+              <w:drawing>
+                <wp:inline>
+                  <wp:extent cx="5669280" cy="5179292"/>
+                  <wp:docPr id="13" name="Picture 13"/>
+                  <wp:cNvGraphicFramePr>
+                    <a:graphicFrameLocks noChangeAspect="1"/>
+                  </wp:cNvGraphicFramePr>
+                  <a:graphic>
+                    <a:graphicData uri="http://schemas.openxmlformats.org/drawingml/2006/picture">
+                      <pic:pic>
+                        <pic:nvPicPr>
+                          <pic:cNvPr id="0" name="t_diff_code.png"/>
+                          <pic:cNvPicPr/>
+                        </pic:nvPicPr>
+                        <pic:blipFill>
+                          <a:blip r:embed="rId19"/>
+                          <a:stretch>
+                            <a:fillRect/>
+                          </a:stretch>
+                        </pic:blipFill>
+                        <pic:spPr>
+                          <a:xfrm>
+                            <a:off x="0" y="0"/>
+                            <a:ext cx="5669280" cy="5179292"/>
+                          </a:xfrm>
+                          <a:prstGeom prst="rect"/>
+                        </pic:spPr>
+                      </pic:pic>
+                    </a:graphicData>
+                  </a:graphic>
+                </wp:inline>
+              </w:drawing>
+            </w:r>
+          </w:p>
+          <w:p>
+            <w:pPr>
+              <w:spacing w:after="120" w:before="0"/>
+              <w:jc w:val="center"/>
+            </w:pPr>
+            <w:r>
+              <w:rPr>
+                <w:b w:val="0"/>
+                <w:i/>
+                <w:color w:val="333333"/>
+                <w:sz w:val="17"/>
+              </w:rPr>
+              <w:t>Figura 13. Cambio de código v1.1, hecho después del spec y de las pruebas: mapeo de admin1/country y función pura formatLocation.</w:t>
             </w:r>
           </w:p>
           <w:p>
             <w:pPr>
               <w:spacing w:after="60" w:before="0"/>
-            </w:pPr>
-            <w:r>
-              <w:rPr>
-                <w:b w:val="0"/>
-                <w:i w:val="0"/>
-                <w:sz w:val="8"/>
-              </w:rPr>
-            </w:r>
-          </w:p>
-          <w:p>
-            <w:pPr>
-              <w:spacing w:after="60" w:before="60"/>
+              <w:jc w:val="both"/>
+            </w:pPr>
+            <w:r>
+              <w:rPr>
+                <w:b w:val="0"/>
+                <w:i w:val="0"/>
+                <w:sz w:val="20"/>
+              </w:rPr>
+              <w:t>Observación: la Propiedad 15 (respuestas obsoletas) pasó desde el primer momento, porque el controlador ya usaba un contador de búsquedas. Esto confirma que el hueco estaba en el spec y no en el código: la v1.1 lo convirtió en un requisito verificable para que una refactorización futura no pueda romperlo sin que falle una prueba.</w:t>
+            </w:r>
+          </w:p>
+          <w:p>
+            <w:pPr>
+              <w:keepNext/>
+              <w:spacing w:before="80"/>
+              <w:jc w:val="center"/>
+            </w:pPr>
+            <w:r>
+              <w:drawing>
+                <wp:inline>
+                  <wp:extent cx="5120640" cy="2542032"/>
+                  <wp:docPr id="14" name="Picture 14"/>
+                  <wp:cNvGraphicFramePr>
+                    <a:graphicFrameLocks noChangeAspect="1"/>
+                  </wp:cNvGraphicFramePr>
+                  <a:graphic>
+                    <a:graphicData uri="http://schemas.openxmlformats.org/drawingml/2006/picture">
+                      <pic:pic>
+                        <pic:nvPicPr>
+                          <pic:cNvPr id="0" name="t_coverage.png"/>
+                          <pic:cNvPicPr/>
+                        </pic:nvPicPr>
+                        <pic:blipFill>
+                          <a:blip r:embed="rId20"/>
+                          <a:stretch>
+                            <a:fillRect/>
+                          </a:stretch>
+                        </pic:blipFill>
+                        <pic:spPr>
+                          <a:xfrm>
+                            <a:off x="0" y="0"/>
+                            <a:ext cx="5120640" cy="2542032"/>
+                          </a:xfrm>
+                          <a:prstGeom prst="rect"/>
+                        </pic:spPr>
+                      </pic:pic>
+                    </a:graphicData>
+                  </a:graphic>
+                </wp:inline>
+              </w:drawing>
+            </w:r>
+          </w:p>
+          <w:p>
+            <w:pPr>
+              <w:spacing w:after="120" w:before="0"/>
+              <w:jc w:val="center"/>
+            </w:pPr>
+            <w:r>
+              <w:rPr>
+                <w:b w:val="0"/>
+                <w:i/>
+                <w:color w:val="333333"/>
+                <w:sz w:val="17"/>
+              </w:rPr>
+              <w:t>Figura 14. Checkpoint 13.7: cobertura v8 tras la v1.2 (93,53 % de sentencias, 94,02 % de líneas; main.ts y tipos excluidos).</w:t>
+            </w:r>
+          </w:p>
+          <w:p>
+            <w:pPr>
+              <w:keepNext/>
+              <w:spacing w:after="60" w:before="120"/>
             </w:pPr>
             <w:r>
               <w:rPr>
                 <w:b/>
+                <w:i w:val="0"/>
+                <w:color w:val="1B4FA8"/>
+                <w:sz w:val="21"/>
+              </w:rPr>
+              <w:t>3.8 Fase 6 — Prueba en vivo, defecto encontrado y spec v1.2</w:t>
+            </w:r>
+          </w:p>
+          <w:p>
+            <w:pPr>
+              <w:spacing w:after="60" w:before="0"/>
+              <w:jc w:val="both"/>
+            </w:pPr>
+            <w:r>
+              <w:rPr>
+                <w:b w:val="0"/>
+                <w:i w:val="0"/>
+                <w:sz w:val="20"/>
+              </w:rPr>
+              <w:t xml:space="preserve">La app se publicó como demo estática y se probó en un navegador real del estudiante contra las APIs reales de Open-Meteo. En esa prueba exploratoria apareció un defecto que ninguna prueba automática detectaba, porque </w:t>
+            </w:r>
+            <w:r>
+              <w:rPr>
+                <w:b/>
+                <w:i w:val="0"/>
+                <w:sz w:val="20"/>
+              </w:rPr>
+              <w:t>ningún criterio del spec lo definía</w:t>
+            </w:r>
+            <w:r>
+              <w:rPr>
+                <w:b w:val="0"/>
+                <w:i w:val="0"/>
+                <w:sz w:val="20"/>
+              </w:rPr>
+              <w:t>: tras buscar una ciudad inexistente y luego enviar el campo vacío, se veían a la vez el mensaje de validación y el error anterior (Figura 15).</w:t>
+            </w:r>
+          </w:p>
+          <w:p>
+            <w:pPr>
+              <w:keepNext/>
+              <w:spacing w:before="80"/>
+              <w:jc w:val="center"/>
+            </w:pPr>
+            <w:r>
+              <w:drawing>
+                <wp:inline>
+                  <wp:extent cx="4206240" cy="3154680"/>
+                  <wp:docPr id="15" name="Picture 15"/>
+                  <wp:cNvGraphicFramePr>
+                    <a:graphicFrameLocks noChangeAspect="1"/>
+                  </wp:cNvGraphicFramePr>
+                  <a:graphic>
+                    <a:graphicData uri="http://schemas.openxmlformats.org/drawingml/2006/picture">
+                      <pic:pic>
+                        <pic:nvPicPr>
+                          <pic:cNvPr id="0" name="live_bug_doble_mensaje.jpg"/>
+                          <pic:cNvPicPr/>
+                        </pic:nvPicPr>
+                        <pic:blipFill>
+                          <a:blip r:embed="rId21"/>
+                          <a:stretch>
+                            <a:fillRect/>
+                          </a:stretch>
+                        </pic:blipFill>
+                        <pic:spPr>
+                          <a:xfrm>
+                            <a:off x="0" y="0"/>
+                            <a:ext cx="4206240" cy="3154680"/>
+                          </a:xfrm>
+                          <a:prstGeom prst="rect"/>
+                        </pic:spPr>
+                      </pic:pic>
+                    </a:graphicData>
+                  </a:graphic>
+                </wp:inline>
+              </w:drawing>
+            </w:r>
+          </w:p>
+          <w:p>
+            <w:pPr>
+              <w:spacing w:after="120" w:before="0"/>
+              <w:jc w:val="center"/>
+            </w:pPr>
+            <w:r>
+              <w:rPr>
+                <w:b w:val="0"/>
                 <w:i/>
-                <w:sz w:val="20"/>
-              </w:rPr>
-              <w:t>Desviaciones y decisiones respecto al spec</w:t>
+                <w:color w:val="333333"/>
+                <w:sz w:val="17"/>
+              </w:rPr>
+              <w:t>Figura 15. Defecto hallado en la prueba en vivo (v1.1): dos mensajes contradictorios visibles a la vez.</w:t>
+            </w:r>
+          </w:p>
+          <w:p>
+            <w:pPr>
+              <w:spacing w:after="60" w:before="0"/>
+              <w:jc w:val="both"/>
+            </w:pPr>
+            <w:r>
+              <w:rPr>
+                <w:b w:val="0"/>
+                <w:i w:val="0"/>
+                <w:sz w:val="20"/>
+              </w:rPr>
+              <w:t xml:space="preserve">Como la solución implica una decisión de producto, se presentaron tres alternativas al estudiante: (a) limpiar solo el error previo y conservar el último resultado válido, (b) limpiar error y resultado, o (c) no tratarlo como defecto. </w:t>
+            </w:r>
+            <w:r>
+              <w:rPr>
+                <w:b/>
+                <w:i w:val="0"/>
+                <w:sz w:val="20"/>
+              </w:rPr>
+              <w:t>El estudiante eligió (a).</w:t>
+            </w:r>
+            <w:r>
+              <w:rPr>
+                <w:b w:val="0"/>
+                <w:i w:val="0"/>
+                <w:sz w:val="20"/>
+              </w:rPr>
+              <w:t xml:space="preserve"> Con esa decisión se escribió el Req 1.7 y la Propiedad 16 (commit d939256), las pruebas fallaron primero (3 de 50, Figura 16) y luego se implementó un callback onInvalid en el formulario y el método invalidInput() en el controlador (commit 7135f67).</w:t>
+            </w:r>
+          </w:p>
+          <w:p>
+            <w:pPr>
+              <w:keepNext/>
+              <w:spacing w:before="80"/>
+              <w:jc w:val="center"/>
+            </w:pPr>
+            <w:r>
+              <w:drawing>
+                <wp:inline>
+                  <wp:extent cx="5669280" cy="1834417"/>
+                  <wp:docPr id="16" name="Picture 16"/>
+                  <wp:cNvGraphicFramePr>
+                    <a:graphicFrameLocks noChangeAspect="1"/>
+                  </wp:cNvGraphicFramePr>
+                  <a:graphic>
+                    <a:graphicData uri="http://schemas.openxmlformats.org/drawingml/2006/picture">
+                      <pic:pic>
+                        <pic:nvPicPr>
+                          <pic:cNvPr id="0" name="t_v12_rojo.png"/>
+                          <pic:cNvPicPr/>
+                        </pic:nvPicPr>
+                        <pic:blipFill>
+                          <a:blip r:embed="rId22"/>
+                          <a:stretch>
+                            <a:fillRect/>
+                          </a:stretch>
+                        </pic:blipFill>
+                        <pic:spPr>
+                          <a:xfrm>
+                            <a:off x="0" y="0"/>
+                            <a:ext cx="5669280" cy="1834417"/>
+                          </a:xfrm>
+                          <a:prstGeom prst="rect"/>
+                        </pic:spPr>
+                      </pic:pic>
+                    </a:graphicData>
+                  </a:graphic>
+                </wp:inline>
+              </w:drawing>
+            </w:r>
+          </w:p>
+          <w:p>
+            <w:pPr>
+              <w:spacing w:after="120" w:before="0"/>
+              <w:jc w:val="center"/>
+            </w:pPr>
+            <w:r>
+              <w:rPr>
+                <w:b w:val="0"/>
+                <w:i/>
+                <w:color w:val="333333"/>
+                <w:sz w:val="17"/>
+              </w:rPr>
+              <w:t>Figura 16. Fase ROJO de la v1.2: fallan las 3 pruebas del Req 1.7 (componente, controlador e integración/P16).</w:t>
+            </w:r>
+          </w:p>
+          <w:p>
+            <w:pPr>
+              <w:keepNext/>
+              <w:spacing w:before="80"/>
+              <w:jc w:val="center"/>
+            </w:pPr>
+            <w:r>
+              <w:drawing>
+                <wp:inline>
+                  <wp:extent cx="4206240" cy="3154680"/>
+                  <wp:docPr id="17" name="Picture 17"/>
+                  <wp:cNvGraphicFramePr>
+                    <a:graphicFrameLocks noChangeAspect="1"/>
+                  </wp:cNvGraphicFramePr>
+                  <a:graphic>
+                    <a:graphicData uri="http://schemas.openxmlformats.org/drawingml/2006/picture">
+                      <pic:pic>
+                        <pic:nvPicPr>
+                          <pic:cNvPr id="0" name="live_bug_corregido.jpg"/>
+                          <pic:cNvPicPr/>
+                        </pic:nvPicPr>
+                        <pic:blipFill>
+                          <a:blip r:embed="rId23"/>
+                          <a:stretch>
+                            <a:fillRect/>
+                          </a:stretch>
+                        </pic:blipFill>
+                        <pic:spPr>
+                          <a:xfrm>
+                            <a:off x="0" y="0"/>
+                            <a:ext cx="4206240" cy="3154680"/>
+                          </a:xfrm>
+                          <a:prstGeom prst="rect"/>
+                        </pic:spPr>
+                      </pic:pic>
+                    </a:graphicData>
+                  </a:graphic>
+                </wp:inline>
+              </w:drawing>
+            </w:r>
+          </w:p>
+          <w:p>
+            <w:pPr>
+              <w:spacing w:after="120" w:before="0"/>
+              <w:jc w:val="center"/>
+            </w:pPr>
+            <w:r>
+              <w:rPr>
+                <w:b w:val="0"/>
+                <w:i/>
+                <w:color w:val="333333"/>
+                <w:sz w:val="17"/>
+              </w:rPr>
+              <w:t>Figura 17. Re-prueba en vivo con la v1.2: solo se muestra el mensaje de validación.</w:t>
+            </w:r>
+          </w:p>
+          <w:p>
+            <w:pPr>
+              <w:keepNext/>
+              <w:spacing w:before="80"/>
+              <w:jc w:val="center"/>
+            </w:pPr>
+            <w:r>
+              <w:drawing>
+                <wp:inline>
+                  <wp:extent cx="5120640" cy="1821485"/>
+                  <wp:docPr id="18" name="Picture 18"/>
+                  <wp:cNvGraphicFramePr>
+                    <a:graphicFrameLocks noChangeAspect="1"/>
+                  </wp:cNvGraphicFramePr>
+                  <a:graphic>
+                    <a:graphicData uri="http://schemas.openxmlformats.org/drawingml/2006/picture">
+                      <pic:pic>
+                        <pic:nvPicPr>
+                          <pic:cNvPr id="0" name="t_final.png"/>
+                          <pic:cNvPicPr/>
+                        </pic:nvPicPr>
+                        <pic:blipFill>
+                          <a:blip r:embed="rId24"/>
+                          <a:stretch>
+                            <a:fillRect/>
+                          </a:stretch>
+                        </pic:blipFill>
+                        <pic:spPr>
+                          <a:xfrm>
+                            <a:off x="0" y="0"/>
+                            <a:ext cx="5120640" cy="1821485"/>
+                          </a:xfrm>
+                          <a:prstGeom prst="rect"/>
+                        </pic:spPr>
+                      </pic:pic>
+                    </a:graphicData>
+                  </a:graphic>
+                </wp:inline>
+              </w:drawing>
+            </w:r>
+          </w:p>
+          <w:p>
+            <w:pPr>
+              <w:spacing w:after="120" w:before="0"/>
+              <w:jc w:val="center"/>
+            </w:pPr>
+            <w:r>
+              <w:rPr>
+                <w:b w:val="0"/>
+                <w:i/>
+                <w:color w:val="333333"/>
+                <w:sz w:val="17"/>
+              </w:rPr>
+              <w:t>Figura 18. Punto de control final (v1.2): 9 archivos y 50 pruebas en verde.</w:t>
+            </w:r>
+          </w:p>
+          <w:p>
+            <w:pPr>
+              <w:keepNext/>
+              <w:spacing w:after="60" w:before="120"/>
+            </w:pPr>
+            <w:r>
+              <w:rPr>
+                <w:b/>
+                <w:i w:val="0"/>
+                <w:color w:val="1B4FA8"/>
+                <w:sz w:val="21"/>
+              </w:rPr>
+              <w:t>3.9 Trazabilidad en el control de versiones</w:t>
+            </w:r>
+          </w:p>
+          <w:p>
+            <w:pPr>
+              <w:spacing w:after="60" w:before="0"/>
+              <w:jc w:val="both"/>
+            </w:pPr>
+            <w:r>
+              <w:rPr>
+                <w:b w:val="0"/>
+                <w:i w:val="0"/>
+                <w:sz w:val="20"/>
+              </w:rPr>
+              <w:t>Cada iteración dejó tres commits con prefijo propio, de modo que el historial demuestra el orden del ciclo SDD: docs(spec) → test (ROJO) → feat (VERDE).</w:t>
+            </w:r>
+          </w:p>
+          <w:p>
+            <w:pPr>
+              <w:keepNext/>
+              <w:spacing w:after="40" w:before="0"/>
+            </w:pPr>
+            <w:r>
+              <w:rPr>
+                <w:b/>
+                <w:i w:val="0"/>
+                <w:sz w:val="17"/>
+              </w:rPr>
+              <w:t>Tabla 8. Historial de commits y fase del ciclo que representa cada uno</w:t>
+            </w:r>
+          </w:p>
+          <w:tbl>
+            <w:tblPr>
+              <w:tblW w:type="auto" w:w="0"/>
+              <w:tblLayout w:type="fixed"/>
+              <w:tblLook w:firstColumn="1" w:firstRow="1" w:lastColumn="0" w:lastRow="0" w:noHBand="0" w:noVBand="1" w:val="04A0"/>
+              <w:tblBorders>
+                <w:top w:val="single" w:sz="4" w:color="8A8A8A"/>
+                <w:left w:val="single" w:sz="4" w:color="8A8A8A"/>
+                <w:bottom w:val="single" w:sz="4" w:color="8A8A8A"/>
+                <w:right w:val="single" w:sz="4" w:color="8A8A8A"/>
+                <w:insideH w:val="single" w:sz="4" w:color="8A8A8A"/>
+                <w:insideV w:val="single" w:sz="4" w:color="8A8A8A"/>
+              </w:tblBorders>
+              <w:tblLayout w:type="fixed"/>
+            </w:tblPr>
+            <w:tblGrid>
+              <w:gridCol w:w="1152"/>
+              <w:gridCol w:w="720"/>
+              <w:gridCol w:w="2015"/>
+              <w:gridCol w:w="5184"/>
+            </w:tblGrid>
+            <w:tr>
+              <w:tc>
+                <w:tcPr>
+                  <w:tcW w:type="dxa" w:w="1152"/>
+                  <w:shd w:val="clear" w:color="auto" w:fill="D9E2F3"/>
+                </w:tcPr>
+                <w:p>
+                  <w:pPr>
+                    <w:spacing w:after="0"/>
+                  </w:pPr>
+                  <w:r/>
+                  <w:r>
+                    <w:rPr>
+                      <w:b/>
+                      <w:sz w:val="17"/>
+                    </w:rPr>
+                    <w:t>Commit</w:t>
+                  </w:r>
+                </w:p>
+              </w:tc>
+              <w:tc>
+                <w:tcPr>
+                  <w:tcW w:type="dxa" w:w="720"/>
+                  <w:shd w:val="clear" w:color="auto" w:fill="D9E2F3"/>
+                </w:tcPr>
+                <w:p>
+                  <w:pPr>
+                    <w:spacing w:after="0"/>
+                  </w:pPr>
+                  <w:r/>
+                  <w:r>
+                    <w:rPr>
+                      <w:b/>
+                      <w:sz w:val="17"/>
+                    </w:rPr>
+                    <w:t>Hora</w:t>
+                  </w:r>
+                </w:p>
+              </w:tc>
+              <w:tc>
+                <w:tcPr>
+                  <w:tcW w:type="dxa" w:w="2016"/>
+                  <w:shd w:val="clear" w:color="auto" w:fill="D9E2F3"/>
+                </w:tcPr>
+                <w:p>
+                  <w:pPr>
+                    <w:spacing w:after="0"/>
+                  </w:pPr>
+                  <w:r/>
+                  <w:r>
+                    <w:rPr>
+                      <w:b/>
+                      <w:sz w:val="17"/>
+                    </w:rPr>
+                    <w:t>Fase SDD</w:t>
+                  </w:r>
+                </w:p>
+              </w:tc>
+              <w:tc>
+                <w:tcPr>
+                  <w:tcW w:type="dxa" w:w="5184"/>
+                  <w:shd w:val="clear" w:color="auto" w:fill="D9E2F3"/>
+                </w:tcPr>
+                <w:p>
+                  <w:pPr>
+                    <w:spacing w:after="0"/>
+                  </w:pPr>
+                  <w:r/>
+                  <w:r>
+                    <w:rPr>
+                      <w:b/>
+                      <w:sz w:val="17"/>
+                    </w:rPr>
+                    <w:t>Descripción</w:t>
+                  </w:r>
+                </w:p>
+              </w:tc>
+            </w:tr>
+            <w:tr>
+              <w:tc>
+                <w:tcPr>
+                  <w:tcW w:type="dxa" w:w="1152"/>
+                </w:tcPr>
+                <w:p>
+                  <w:pPr>
+                    <w:spacing w:after="0"/>
+                  </w:pPr>
+                  <w:r/>
+                  <w:r>
+                    <w:rPr>
+                      <w:b w:val="0"/>
+                      <w:sz w:val="17"/>
+                    </w:rPr>
+                    <w:t>401bfaa</w:t>
+                  </w:r>
+                </w:p>
+              </w:tc>
+              <w:tc>
+                <w:tcPr>
+                  <w:tcW w:type="dxa" w:w="720"/>
+                </w:tcPr>
+                <w:p>
+                  <w:pPr>
+                    <w:spacing w:after="0"/>
+                  </w:pPr>
+                  <w:r/>
+                  <w:r>
+                    <w:rPr>
+                      <w:b w:val="0"/>
+                      <w:sz w:val="17"/>
+                    </w:rPr>
+                    <w:t>17:32</w:t>
+                  </w:r>
+                </w:p>
+              </w:tc>
+              <w:tc>
+                <w:tcPr>
+                  <w:tcW w:type="dxa" w:w="2016"/>
+                </w:tcPr>
+                <w:p>
+                  <w:pPr>
+                    <w:spacing w:after="0"/>
+                  </w:pPr>
+                  <w:r/>
+                  <w:r>
+                    <w:rPr>
+                      <w:b w:val="0"/>
+                      <w:sz w:val="17"/>
+                    </w:rPr>
+                    <w:t>Implementación v1.0</w:t>
+                  </w:r>
+                </w:p>
+              </w:tc>
+              <w:tc>
+                <w:tcPr>
+                  <w:tcW w:type="dxa" w:w="5184"/>
+                </w:tcPr>
+                <w:p>
+                  <w:pPr>
+                    <w:spacing w:after="0"/>
+                  </w:pPr>
+                  <w:r/>
+                  <w:r>
+                    <w:rPr>
+                      <w:b w:val="0"/>
+                      <w:sz w:val="17"/>
+                    </w:rPr>
+                    <w:t>Specs Kiro + tareas 1–12 + 39 pruebas</w:t>
+                  </w:r>
+                </w:p>
+              </w:tc>
+            </w:tr>
+            <w:tr>
+              <w:tc>
+                <w:tcPr>
+                  <w:tcW w:type="dxa" w:w="1152"/>
+                </w:tcPr>
+                <w:p>
+                  <w:pPr>
+                    <w:spacing w:after="0"/>
+                  </w:pPr>
+                  <w:r/>
+                  <w:r>
+                    <w:rPr>
+                      <w:b w:val="0"/>
+                      <w:sz w:val="17"/>
+                    </w:rPr>
+                    <w:t>55c91f0</w:t>
+                  </w:r>
+                </w:p>
+              </w:tc>
+              <w:tc>
+                <w:tcPr>
+                  <w:tcW w:type="dxa" w:w="720"/>
+                </w:tcPr>
+                <w:p>
+                  <w:pPr>
+                    <w:spacing w:after="0"/>
+                  </w:pPr>
+                  <w:r/>
+                  <w:r>
+                    <w:rPr>
+                      <w:b w:val="0"/>
+                      <w:sz w:val="17"/>
+                    </w:rPr>
+                    <w:t>18:49</w:t>
+                  </w:r>
+                </w:p>
+              </w:tc>
+              <w:tc>
+                <w:tcPr>
+                  <w:tcW w:type="dxa" w:w="2016"/>
+                </w:tcPr>
+                <w:p>
+                  <w:pPr>
+                    <w:spacing w:after="0"/>
+                  </w:pPr>
+                  <w:r/>
+                  <w:r>
+                    <w:rPr>
+                      <w:b w:val="0"/>
+                      <w:sz w:val="17"/>
+                    </w:rPr>
+                    <w:t>Checkpoint 6</w:t>
+                  </w:r>
+                </w:p>
+              </w:tc>
+              <w:tc>
+                <w:tcPr>
+                  <w:tcW w:type="dxa" w:w="5184"/>
+                </w:tcPr>
+                <w:p>
+                  <w:pPr>
+                    <w:spacing w:after="0"/>
+                  </w:pPr>
+                  <w:r/>
+                  <w:r>
+                    <w:rPr>
+                      <w:b w:val="0"/>
+                      <w:sz w:val="17"/>
+                    </w:rPr>
+                    <w:t>P6 corregida (contraejemplo [−0, 0] de fast-check)</w:t>
+                  </w:r>
+                </w:p>
+              </w:tc>
+            </w:tr>
+            <w:tr>
+              <w:tc>
+                <w:tcPr>
+                  <w:tcW w:type="dxa" w:w="1152"/>
+                </w:tcPr>
+                <w:p>
+                  <w:pPr>
+                    <w:spacing w:after="0"/>
+                  </w:pPr>
+                  <w:r/>
+                  <w:r>
+                    <w:rPr>
+                      <w:b w:val="0"/>
+                      <w:sz w:val="17"/>
+                    </w:rPr>
+                    <w:t>9c72967</w:t>
+                  </w:r>
+                </w:p>
+              </w:tc>
+              <w:tc>
+                <w:tcPr>
+                  <w:tcW w:type="dxa" w:w="720"/>
+                </w:tcPr>
+                <w:p>
+                  <w:pPr>
+                    <w:spacing w:after="0"/>
+                  </w:pPr>
+                  <w:r/>
+                  <w:r>
+                    <w:rPr>
+                      <w:b w:val="0"/>
+                      <w:sz w:val="17"/>
+                    </w:rPr>
+                    <w:t>18:50</w:t>
+                  </w:r>
+                </w:p>
+              </w:tc>
+              <w:tc>
+                <w:tcPr>
+                  <w:tcW w:type="dxa" w:w="2016"/>
+                </w:tcPr>
+                <w:p>
+                  <w:pPr>
+                    <w:spacing w:after="0"/>
+                  </w:pPr>
+                  <w:r/>
+                  <w:r>
+                    <w:rPr>
+                      <w:b w:val="0"/>
+                      <w:sz w:val="17"/>
+                    </w:rPr>
+                    <w:t>Spec v1.1</w:t>
+                  </w:r>
+                </w:p>
+              </w:tc>
+              <w:tc>
+                <w:tcPr>
+                  <w:tcW w:type="dxa" w:w="5184"/>
+                </w:tcPr>
+                <w:p>
+                  <w:pPr>
+                    <w:spacing w:after="0"/>
+                  </w:pPr>
+                  <w:r/>
+                  <w:r>
+                    <w:rPr>
+                      <w:b w:val="0"/>
+                      <w:sz w:val="17"/>
+                    </w:rPr>
+                    <w:t>Steering, language=es, humedad, Req 4.8, Req 4.9, P14–P15</w:t>
+                  </w:r>
+                </w:p>
+              </w:tc>
+            </w:tr>
+            <w:tr>
+              <w:tc>
+                <w:tcPr>
+                  <w:tcW w:type="dxa" w:w="1152"/>
+                </w:tcPr>
+                <w:p>
+                  <w:pPr>
+                    <w:spacing w:after="0"/>
+                  </w:pPr>
+                  <w:r/>
+                  <w:r>
+                    <w:rPr>
+                      <w:b w:val="0"/>
+                      <w:sz w:val="17"/>
+                    </w:rPr>
+                    <w:t>3c66b41</w:t>
+                  </w:r>
+                </w:p>
+              </w:tc>
+              <w:tc>
+                <w:tcPr>
+                  <w:tcW w:type="dxa" w:w="720"/>
+                </w:tcPr>
+                <w:p>
+                  <w:pPr>
+                    <w:spacing w:after="0"/>
+                  </w:pPr>
+                  <w:r/>
+                  <w:r>
+                    <w:rPr>
+                      <w:b w:val="0"/>
+                      <w:sz w:val="17"/>
+                    </w:rPr>
+                    <w:t>18:51</w:t>
+                  </w:r>
+                </w:p>
+              </w:tc>
+              <w:tc>
+                <w:tcPr>
+                  <w:tcW w:type="dxa" w:w="2016"/>
+                </w:tcPr>
+                <w:p>
+                  <w:pPr>
+                    <w:spacing w:after="0"/>
+                  </w:pPr>
+                  <w:r/>
+                  <w:r>
+                    <w:rPr>
+                      <w:b w:val="0"/>
+                      <w:sz w:val="17"/>
+                    </w:rPr>
+                    <w:t>ROJO v1.1</w:t>
+                  </w:r>
+                </w:p>
+              </w:tc>
+              <w:tc>
+                <w:tcPr>
+                  <w:tcW w:type="dxa" w:w="5184"/>
+                </w:tcPr>
+                <w:p>
+                  <w:pPr>
+                    <w:spacing w:after="0"/>
+                  </w:pPr>
+                  <w:r/>
+                  <w:r>
+                    <w:rPr>
+                      <w:b w:val="0"/>
+                      <w:sz w:val="17"/>
+                    </w:rPr>
+                    <w:t>11 de 46 pruebas fallan</w:t>
+                  </w:r>
+                </w:p>
+              </w:tc>
+            </w:tr>
+            <w:tr>
+              <w:tc>
+                <w:tcPr>
+                  <w:tcW w:type="dxa" w:w="1152"/>
+                </w:tcPr>
+                <w:p>
+                  <w:pPr>
+                    <w:spacing w:after="0"/>
+                  </w:pPr>
+                  <w:r/>
+                  <w:r>
+                    <w:rPr>
+                      <w:b w:val="0"/>
+                      <w:sz w:val="17"/>
+                    </w:rPr>
+                    <w:t>72c6491</w:t>
+                  </w:r>
+                </w:p>
+              </w:tc>
+              <w:tc>
+                <w:tcPr>
+                  <w:tcW w:type="dxa" w:w="720"/>
+                </w:tcPr>
+                <w:p>
+                  <w:pPr>
+                    <w:spacing w:after="0"/>
+                  </w:pPr>
+                  <w:r/>
+                  <w:r>
+                    <w:rPr>
+                      <w:b w:val="0"/>
+                      <w:sz w:val="17"/>
+                    </w:rPr>
+                    <w:t>18:52</w:t>
+                  </w:r>
+                </w:p>
+              </w:tc>
+              <w:tc>
+                <w:tcPr>
+                  <w:tcW w:type="dxa" w:w="2016"/>
+                </w:tcPr>
+                <w:p>
+                  <w:pPr>
+                    <w:spacing w:after="0"/>
+                  </w:pPr>
+                  <w:r/>
+                  <w:r>
+                    <w:rPr>
+                      <w:b w:val="0"/>
+                      <w:sz w:val="17"/>
+                    </w:rPr>
+                    <w:t>VERDE v1.1</w:t>
+                  </w:r>
+                </w:p>
+              </w:tc>
+              <w:tc>
+                <w:tcPr>
+                  <w:tcW w:type="dxa" w:w="5184"/>
+                </w:tcPr>
+                <w:p>
+                  <w:pPr>
+                    <w:spacing w:after="0"/>
+                  </w:pPr>
+                  <w:r/>
+                  <w:r>
+                    <w:rPr>
+                      <w:b w:val="0"/>
+                      <w:sz w:val="17"/>
+                    </w:rPr>
+                    <w:t>48/48, cobertura 93,4 %</w:t>
+                  </w:r>
+                </w:p>
+              </w:tc>
+            </w:tr>
+            <w:tr>
+              <w:tc>
+                <w:tcPr>
+                  <w:tcW w:type="dxa" w:w="1152"/>
+                </w:tcPr>
+                <w:p>
+                  <w:pPr>
+                    <w:spacing w:after="0"/>
+                  </w:pPr>
+                  <w:r/>
+                  <w:r>
+                    <w:rPr>
+                      <w:b w:val="0"/>
+                      <w:sz w:val="17"/>
+                    </w:rPr>
+                    <w:t>d939256</w:t>
+                  </w:r>
+                </w:p>
+              </w:tc>
+              <w:tc>
+                <w:tcPr>
+                  <w:tcW w:type="dxa" w:w="720"/>
+                </w:tcPr>
+                <w:p>
+                  <w:pPr>
+                    <w:spacing w:after="0"/>
+                  </w:pPr>
+                  <w:r/>
+                  <w:r>
+                    <w:rPr>
+                      <w:b w:val="0"/>
+                      <w:sz w:val="17"/>
+                    </w:rPr>
+                    <w:t>18:55</w:t>
+                  </w:r>
+                </w:p>
+              </w:tc>
+              <w:tc>
+                <w:tcPr>
+                  <w:tcW w:type="dxa" w:w="2016"/>
+                </w:tcPr>
+                <w:p>
+                  <w:pPr>
+                    <w:spacing w:after="0"/>
+                  </w:pPr>
+                  <w:r/>
+                  <w:r>
+                    <w:rPr>
+                      <w:b w:val="0"/>
+                      <w:sz w:val="17"/>
+                    </w:rPr>
+                    <w:t>Spec v1.2</w:t>
+                  </w:r>
+                </w:p>
+              </w:tc>
+              <w:tc>
+                <w:tcPr>
+                  <w:tcW w:type="dxa" w:w="5184"/>
+                </w:tcPr>
+                <w:p>
+                  <w:pPr>
+                    <w:spacing w:after="0"/>
+                  </w:pPr>
+                  <w:r/>
+                  <w:r>
+                    <w:rPr>
+                      <w:b w:val="0"/>
+                      <w:sz w:val="17"/>
+                    </w:rPr>
+                    <w:t>Req 1.7 y P16 (defecto de la prueba en vivo)</w:t>
+                  </w:r>
+                </w:p>
+              </w:tc>
+            </w:tr>
+            <w:tr>
+              <w:tc>
+                <w:tcPr>
+                  <w:tcW w:type="dxa" w:w="1152"/>
+                </w:tcPr>
+                <w:p>
+                  <w:pPr>
+                    <w:spacing w:after="0"/>
+                  </w:pPr>
+                  <w:r/>
+                  <w:r>
+                    <w:rPr>
+                      <w:b w:val="0"/>
+                      <w:sz w:val="17"/>
+                    </w:rPr>
+                    <w:t>596602b</w:t>
+                  </w:r>
+                </w:p>
+              </w:tc>
+              <w:tc>
+                <w:tcPr>
+                  <w:tcW w:type="dxa" w:w="720"/>
+                </w:tcPr>
+                <w:p>
+                  <w:pPr>
+                    <w:spacing w:after="0"/>
+                  </w:pPr>
+                  <w:r/>
+                  <w:r>
+                    <w:rPr>
+                      <w:b w:val="0"/>
+                      <w:sz w:val="17"/>
+                    </w:rPr>
+                    <w:t>18:55</w:t>
+                  </w:r>
+                </w:p>
+              </w:tc>
+              <w:tc>
+                <w:tcPr>
+                  <w:tcW w:type="dxa" w:w="2016"/>
+                </w:tcPr>
+                <w:p>
+                  <w:pPr>
+                    <w:spacing w:after="0"/>
+                  </w:pPr>
+                  <w:r/>
+                  <w:r>
+                    <w:rPr>
+                      <w:b w:val="0"/>
+                      <w:sz w:val="17"/>
+                    </w:rPr>
+                    <w:t>ROJO v1.2</w:t>
+                  </w:r>
+                </w:p>
+              </w:tc>
+              <w:tc>
+                <w:tcPr>
+                  <w:tcW w:type="dxa" w:w="5184"/>
+                </w:tcPr>
+                <w:p>
+                  <w:pPr>
+                    <w:spacing w:after="0"/>
+                  </w:pPr>
+                  <w:r/>
+                  <w:r>
+                    <w:rPr>
+                      <w:b w:val="0"/>
+                      <w:sz w:val="17"/>
+                    </w:rPr>
+                    <w:t>3 de 50 pruebas fallan</w:t>
+                  </w:r>
+                </w:p>
+              </w:tc>
+            </w:tr>
+            <w:tr>
+              <w:tc>
+                <w:tcPr>
+                  <w:tcW w:type="dxa" w:w="1152"/>
+                </w:tcPr>
+                <w:p>
+                  <w:pPr>
+                    <w:spacing w:after="0"/>
+                  </w:pPr>
+                  <w:r/>
+                  <w:r>
+                    <w:rPr>
+                      <w:b w:val="0"/>
+                      <w:sz w:val="17"/>
+                    </w:rPr>
+                    <w:t>7135f67</w:t>
+                  </w:r>
+                </w:p>
+              </w:tc>
+              <w:tc>
+                <w:tcPr>
+                  <w:tcW w:type="dxa" w:w="720"/>
+                </w:tcPr>
+                <w:p>
+                  <w:pPr>
+                    <w:spacing w:after="0"/>
+                  </w:pPr>
+                  <w:r/>
+                  <w:r>
+                    <w:rPr>
+                      <w:b w:val="0"/>
+                      <w:sz w:val="17"/>
+                    </w:rPr>
+                    <w:t>18:56</w:t>
+                  </w:r>
+                </w:p>
+              </w:tc>
+              <w:tc>
+                <w:tcPr>
+                  <w:tcW w:type="dxa" w:w="2016"/>
+                </w:tcPr>
+                <w:p>
+                  <w:pPr>
+                    <w:spacing w:after="0"/>
+                  </w:pPr>
+                  <w:r/>
+                  <w:r>
+                    <w:rPr>
+                      <w:b w:val="0"/>
+                      <w:sz w:val="17"/>
+                    </w:rPr>
+                    <w:t>VERDE v1.2</w:t>
+                  </w:r>
+                </w:p>
+              </w:tc>
+              <w:tc>
+                <w:tcPr>
+                  <w:tcW w:type="dxa" w:w="5184"/>
+                </w:tcPr>
+                <w:p>
+                  <w:pPr>
+                    <w:spacing w:after="0"/>
+                  </w:pPr>
+                  <w:r/>
+                  <w:r>
+                    <w:rPr>
+                      <w:b w:val="0"/>
+                      <w:sz w:val="17"/>
+                    </w:rPr>
+                    <w:t>50/50 y demo actualizada</w:t>
+                  </w:r>
+                </w:p>
+              </w:tc>
+            </w:tr>
+          </w:tbl>
+          <w:p>
+            <w:pPr>
+              <w:spacing w:after="60" w:before="0"/>
+              <w:jc w:val="both"/>
+            </w:pPr>
+          </w:p>
+          <w:p>
+            <w:pPr>
+              <w:keepNext/>
+              <w:spacing w:before="80"/>
+              <w:jc w:val="center"/>
+            </w:pPr>
+            <w:r>
+              <w:drawing>
+                <wp:inline>
+                  <wp:extent cx="5120640" cy="3781198"/>
+                  <wp:docPr id="19" name="Picture 19"/>
+                  <wp:cNvGraphicFramePr>
+                    <a:graphicFrameLocks noChangeAspect="1"/>
+                  </wp:cNvGraphicFramePr>
+                  <a:graphic>
+                    <a:graphicData uri="http://schemas.openxmlformats.org/drawingml/2006/picture">
+                      <pic:pic>
+                        <pic:nvPicPr>
+                          <pic:cNvPr id="0" name="gh_commits.jpg"/>
+                          <pic:cNvPicPr/>
+                        </pic:nvPicPr>
+                        <pic:blipFill>
+                          <a:blip r:embed="rId25"/>
+                          <a:stretch>
+                            <a:fillRect/>
+                          </a:stretch>
+                        </pic:blipFill>
+                        <pic:spPr>
+                          <a:xfrm>
+                            <a:off x="0" y="0"/>
+                            <a:ext cx="5120640" cy="3781198"/>
+                          </a:xfrm>
+                          <a:prstGeom prst="rect"/>
+                        </pic:spPr>
+                      </pic:pic>
+                    </a:graphicData>
+                  </a:graphic>
+                </wp:inline>
+              </w:drawing>
+            </w:r>
+          </w:p>
+          <w:p>
+            <w:pPr>
+              <w:spacing w:after="120" w:before="0"/>
+              <w:jc w:val="center"/>
+            </w:pPr>
+            <w:r>
+              <w:rPr>
+                <w:b w:val="0"/>
+                <w:i/>
+                <w:color w:val="333333"/>
+                <w:sz w:val="17"/>
+              </w:rPr>
+              <w:t>Figura 19. Historial de commits en GitHub: cada cambio pasa por spec → prueba (rojo) → código (verde).</w:t>
+            </w:r>
+          </w:p>
+          <w:p>
+            <w:pPr>
+              <w:keepNext/>
+              <w:spacing w:after="60" w:before="200"/>
+            </w:pPr>
+            <w:r>
+              <w:rPr>
+                <w:b/>
+                <w:i w:val="0"/>
+                <w:color w:val="1B3A6B"/>
+                <w:sz w:val="24"/>
+              </w:rPr>
+              <w:t>4. La aplicación: capturas</w:t>
+            </w:r>
+          </w:p>
+          <w:p>
+            <w:pPr>
+              <w:spacing w:after="60" w:before="0"/>
+              <w:jc w:val="both"/>
+            </w:pPr>
+            <w:r>
+              <w:rPr>
+                <w:b w:val="0"/>
+                <w:i w:val="0"/>
+                <w:sz w:val="20"/>
+              </w:rPr>
+              <w:t>Las Figuras 20 a 24 son capturas reales tomadas el 22-10-2026 en un navegador del estudiante, con la demo publicada en el repositorio y las APIs reales de Open-Meteo. Los valores del clima son los que devolvió la API en ese momento (≈ 18:45, hora de Lima).</w:t>
+            </w:r>
+          </w:p>
+          <w:p>
+            <w:pPr>
+              <w:keepNext/>
+              <w:spacing w:before="80"/>
+              <w:jc w:val="center"/>
+            </w:pPr>
+            <w:r>
+              <w:drawing>
+                <wp:inline>
+                  <wp:extent cx="4023360" cy="3066616"/>
+                  <wp:docPr id="20" name="Picture 20"/>
+                  <wp:cNvGraphicFramePr>
+                    <a:graphicFrameLocks noChangeAspect="1"/>
+                  </wp:cNvGraphicFramePr>
+                  <a:graphic>
+                    <a:graphicData uri="http://schemas.openxmlformats.org/drawingml/2006/picture">
+                      <pic:pic>
+                        <pic:nvPicPr>
+                          <pic:cNvPr id="0" name="live_inicial.jpg"/>
+                          <pic:cNvPicPr/>
+                        </pic:nvPicPr>
+                        <pic:blipFill>
+                          <a:blip r:embed="rId26"/>
+                          <a:stretch>
+                            <a:fillRect/>
+                          </a:stretch>
+                        </pic:blipFill>
+                        <pic:spPr>
+                          <a:xfrm>
+                            <a:off x="0" y="0"/>
+                            <a:ext cx="4023360" cy="3066616"/>
+                          </a:xfrm>
+                          <a:prstGeom prst="rect"/>
+                        </pic:spPr>
+                      </pic:pic>
+                    </a:graphicData>
+                  </a:graphic>
+                </wp:inline>
+              </w:drawing>
+            </w:r>
+          </w:p>
+          <w:p>
+            <w:pPr>
+              <w:spacing w:after="120" w:before="0"/>
+              <w:jc w:val="center"/>
+            </w:pPr>
+            <w:r>
+              <w:rPr>
+                <w:b w:val="0"/>
+                <w:i/>
+                <w:color w:val="333333"/>
+                <w:sz w:val="17"/>
+              </w:rPr>
+              <w:t>Figura 20. Estado inicial: campo City_Input con etiqueta y botón Buscar (Req 1.1, 1.2).</w:t>
+            </w:r>
+          </w:p>
+          <w:p>
+            <w:pPr>
+              <w:keepNext/>
+              <w:spacing w:before="80"/>
+              <w:jc w:val="center"/>
+            </w:pPr>
+            <w:r>
+              <w:drawing>
+                <wp:inline>
+                  <wp:extent cx="4206240" cy="3154680"/>
+                  <wp:docPr id="21" name="Picture 21"/>
+                  <wp:cNvGraphicFramePr>
+                    <a:graphicFrameLocks noChangeAspect="1"/>
+                  </wp:cNvGraphicFramePr>
+                  <a:graphic>
+                    <a:graphicData uri="http://schemas.openxmlformats.org/drawingml/2006/picture">
+                      <pic:pic>
+                        <pic:nvPicPr>
+                          <pic:cNvPr id="0" name="live_arequipa.jpg"/>
+                          <pic:cNvPicPr/>
+                        </pic:nvPicPr>
+                        <pic:blipFill>
+                          <a:blip r:embed="rId27"/>
+                          <a:stretch>
+                            <a:fillRect/>
+                          </a:stretch>
+                        </pic:blipFill>
+                        <pic:spPr>
+                          <a:xfrm>
+                            <a:off x="0" y="0"/>
+                            <a:ext cx="4206240" cy="3154680"/>
+                          </a:xfrm>
+                          <a:prstGeom prst="rect"/>
+                        </pic:spPr>
+                      </pic:pic>
+                    </a:graphicData>
+                  </a:graphic>
+                </wp:inline>
+              </w:drawing>
+            </w:r>
+          </w:p>
+          <w:p>
+            <w:pPr>
+              <w:spacing w:after="120" w:before="0"/>
+              <w:jc w:val="center"/>
+            </w:pPr>
+            <w:r>
+              <w:rPr>
+                <w:b w:val="0"/>
+                <w:i/>
+                <w:color w:val="333333"/>
+                <w:sz w:val="17"/>
+              </w:rPr>
+              <w:t>Figura 21. Búsqueda real de «Arequipa»: Arequipa, Departamento de Arequipa, Perú — 16.9 °C, 43 %, 0.0 mm (Req 4.1–4.4, 4.9, 5.3).</w:t>
+            </w:r>
+          </w:p>
+          <w:p>
+            <w:pPr>
+              <w:keepNext/>
+              <w:spacing w:before="80"/>
+              <w:jc w:val="center"/>
+            </w:pPr>
+            <w:r>
+              <w:drawing>
+                <wp:inline>
+                  <wp:extent cx="4206240" cy="3154680"/>
+                  <wp:docPr id="22" name="Picture 22"/>
+                  <wp:cNvGraphicFramePr>
+                    <a:graphicFrameLocks noChangeAspect="1"/>
+                  </wp:cNvGraphicFramePr>
+                  <a:graphic>
+                    <a:graphicData uri="http://schemas.openxmlformats.org/drawingml/2006/picture">
+                      <pic:pic>
+                        <pic:nvPicPr>
+                          <pic:cNvPr id="0" name="live_sanjose.jpg"/>
+                          <pic:cNvPicPr/>
+                        </pic:nvPicPr>
+                        <pic:blipFill>
+                          <a:blip r:embed="rId28"/>
+                          <a:stretch>
+                            <a:fillRect/>
+                          </a:stretch>
+                        </pic:blipFill>
+                        <pic:spPr>
+                          <a:xfrm>
+                            <a:off x="0" y="0"/>
+                            <a:ext cx="4206240" cy="3154680"/>
+                          </a:xfrm>
+                          <a:prstGeom prst="rect"/>
+                        </pic:spPr>
+                      </pic:pic>
+                    </a:graphicData>
+                  </a:graphic>
+                </wp:inline>
+              </w:drawing>
+            </w:r>
+          </w:p>
+          <w:p>
+            <w:pPr>
+              <w:spacing w:after="120" w:before="0"/>
+              <w:jc w:val="center"/>
+            </w:pPr>
+            <w:r>
+              <w:rPr>
+                <w:b w:val="0"/>
+                <w:i/>
+                <w:color w:val="333333"/>
+                <w:sz w:val="17"/>
+              </w:rPr>
+              <w:t>Figura 22. «San José» se resuelve a California, EE. UU.: la etiqueta de ubicación (v1.1) evita confundirla con San José de Costa Rica.</w:t>
+            </w:r>
+          </w:p>
+          <w:p>
+            <w:pPr>
+              <w:keepNext/>
+              <w:spacing w:before="80"/>
+              <w:jc w:val="center"/>
+            </w:pPr>
+            <w:r>
+              <w:drawing>
+                <wp:inline>
+                  <wp:extent cx="4206240" cy="3154680"/>
+                  <wp:docPr id="23" name="Picture 23"/>
+                  <wp:cNvGraphicFramePr>
+                    <a:graphicFrameLocks noChangeAspect="1"/>
+                  </wp:cNvGraphicFramePr>
+                  <a:graphic>
+                    <a:graphicData uri="http://schemas.openxmlformats.org/drawingml/2006/picture">
+                      <pic:pic>
+                        <pic:nvPicPr>
+                          <pic:cNvPr id="0" name="live_notfound.jpg"/>
+                          <pic:cNvPicPr/>
+                        </pic:nvPicPr>
+                        <pic:blipFill>
+                          <a:blip r:embed="rId29"/>
+                          <a:stretch>
+                            <a:fillRect/>
+                          </a:stretch>
+                        </pic:blipFill>
+                        <pic:spPr>
+                          <a:xfrm>
+                            <a:off x="0" y="0"/>
+                            <a:ext cx="4206240" cy="3154680"/>
+                          </a:xfrm>
+                          <a:prstGeom prst="rect"/>
+                        </pic:spPr>
+                      </pic:pic>
+                    </a:graphicData>
+                  </a:graphic>
+                </wp:inline>
+              </w:drawing>
+            </w:r>
+          </w:p>
+          <w:p>
+            <w:pPr>
+              <w:spacing w:after="120" w:before="0"/>
+              <w:jc w:val="center"/>
+            </w:pPr>
+            <w:r>
+              <w:rPr>
+                <w:b w:val="0"/>
+                <w:i/>
+                <w:color w:val="333333"/>
+                <w:sz w:val="17"/>
+              </w:rPr>
+              <w:t>Figura 23. Ciudad inexistente: la API responde sin «results» y la app muestra «No se encontró la ciudad…» (Req 2.3).</w:t>
+            </w:r>
+          </w:p>
+          <w:p>
+            <w:pPr>
+              <w:keepNext/>
+              <w:spacing w:before="80"/>
+              <w:jc w:val="center"/>
+            </w:pPr>
+            <w:r>
+              <w:drawing>
+                <wp:inline>
+                  <wp:extent cx="2194560" cy="4749421"/>
+                  <wp:docPr id="24" name="Picture 24"/>
+                  <wp:cNvGraphicFramePr>
+                    <a:graphicFrameLocks noChangeAspect="1"/>
+                  </wp:cNvGraphicFramePr>
+                  <a:graphic>
+                    <a:graphicData uri="http://schemas.openxmlformats.org/drawingml/2006/picture">
+                      <pic:pic>
+                        <pic:nvPicPr>
+                          <pic:cNvPr id="0" name="live_mobile_mollendo.jpg"/>
+                          <pic:cNvPicPr/>
+                        </pic:nvPicPr>
+                        <pic:blipFill>
+                          <a:blip r:embed="rId30"/>
+                          <a:stretch>
+                            <a:fillRect/>
+                          </a:stretch>
+                        </pic:blipFill>
+                        <pic:spPr>
+                          <a:xfrm>
+                            <a:off x="0" y="0"/>
+                            <a:ext cx="2194560" cy="4749421"/>
+                          </a:xfrm>
+                          <a:prstGeom prst="rect"/>
+                        </pic:spPr>
+                      </pic:pic>
+                    </a:graphicData>
+                  </a:graphic>
+                </wp:inline>
+              </w:drawing>
+            </w:r>
+          </w:p>
+          <w:p>
+            <w:pPr>
+              <w:spacing w:after="120" w:before="0"/>
+              <w:jc w:val="center"/>
+            </w:pPr>
+            <w:r>
+              <w:rPr>
+                <w:b w:val="0"/>
+                <w:i/>
+                <w:color w:val="333333"/>
+                <w:sz w:val="17"/>
+              </w:rPr>
+              <w:t>Figura 24. Vista móvil (375 px) con datos reales de Mollendo: 21.2 °C, 82 %, 0.0 mm.</w:t>
+            </w:r>
+          </w:p>
+          <w:p>
+            <w:pPr>
+              <w:spacing w:after="60" w:before="0"/>
+              <w:jc w:val="both"/>
+            </w:pPr>
+            <w:r>
+              <w:rPr>
+                <w:b w:val="0"/>
+                <w:i w:val="0"/>
+                <w:sz w:val="20"/>
+              </w:rPr>
+              <w:t>Evidencia de red de la prueba en vivo (búsqueda «Mollendo», Performance API del navegador):</w:t>
+            </w:r>
+          </w:p>
+          <w:p>
+            <w:pPr>
+              <w:keepNext/>
+              <w:spacing w:after="40" w:before="0"/>
+            </w:pPr>
+            <w:r>
+              <w:rPr>
+                <w:b/>
+                <w:i w:val="0"/>
+                <w:sz w:val="17"/>
+              </w:rPr>
+              <w:t>Tabla 9. Solicitudes reales registradas durante la prueba en vivo</w:t>
+            </w:r>
+          </w:p>
+          <w:tbl>
+            <w:tblPr>
+              <w:tblW w:type="auto" w:w="0"/>
+              <w:tblLayout w:type="fixed"/>
+              <w:tblLook w:firstColumn="1" w:firstRow="1" w:lastColumn="0" w:lastRow="0" w:noHBand="0" w:noVBand="1" w:val="04A0"/>
+              <w:tblBorders>
+                <w:top w:val="single" w:sz="4" w:color="8A8A8A"/>
+                <w:left w:val="single" w:sz="4" w:color="8A8A8A"/>
+                <w:bottom w:val="single" w:sz="4" w:color="8A8A8A"/>
+                <w:right w:val="single" w:sz="4" w:color="8A8A8A"/>
+                <w:insideH w:val="single" w:sz="4" w:color="8A8A8A"/>
+                <w:insideV w:val="single" w:sz="4" w:color="8A8A8A"/>
+              </w:tblBorders>
+              <w:tblLayout w:type="fixed"/>
+            </w:tblPr>
+            <w:tblGrid>
+              <w:gridCol w:w="7200"/>
+              <w:gridCol w:w="720"/>
+              <w:gridCol w:w="1152"/>
+            </w:tblGrid>
+            <w:tr>
+              <w:tc>
+                <w:tcPr>
+                  <w:tcW w:type="dxa" w:w="7200"/>
+                  <w:shd w:val="clear" w:color="auto" w:fill="D9E2F3"/>
+                </w:tcPr>
+                <w:p>
+                  <w:pPr>
+                    <w:spacing w:after="0"/>
+                  </w:pPr>
+                  <w:r/>
+                  <w:r>
+                    <w:rPr>
+                      <w:b/>
+                      <w:sz w:val="17"/>
+                    </w:rPr>
+                    <w:t>Solicitud real</w:t>
+                  </w:r>
+                </w:p>
+              </w:tc>
+              <w:tc>
+                <w:tcPr>
+                  <w:tcW w:type="dxa" w:w="720"/>
+                  <w:shd w:val="clear" w:color="auto" w:fill="D9E2F3"/>
+                </w:tcPr>
+                <w:p>
+                  <w:pPr>
+                    <w:spacing w:after="0"/>
+                  </w:pPr>
+                  <w:r/>
+                  <w:r>
+                    <w:rPr>
+                      <w:b/>
+                      <w:sz w:val="17"/>
+                    </w:rPr>
+                    <w:t>HTTP</w:t>
+                  </w:r>
+                </w:p>
+              </w:tc>
+              <w:tc>
+                <w:tcPr>
+                  <w:tcW w:type="dxa" w:w="1152"/>
+                  <w:shd w:val="clear" w:color="auto" w:fill="D9E2F3"/>
+                </w:tcPr>
+                <w:p>
+                  <w:pPr>
+                    <w:spacing w:after="0"/>
+                  </w:pPr>
+                  <w:r/>
+                  <w:r>
+                    <w:rPr>
+                      <w:b/>
+                      <w:sz w:val="17"/>
+                    </w:rPr>
+                    <w:t>Tiempo</w:t>
+                  </w:r>
+                </w:p>
+              </w:tc>
+            </w:tr>
+            <w:tr>
+              <w:tc>
+                <w:tcPr>
+                  <w:tcW w:type="dxa" w:w="7200"/>
+                </w:tcPr>
+                <w:p>
+                  <w:pPr>
+                    <w:spacing w:after="0"/>
+                  </w:pPr>
+                  <w:r/>
+                  <w:r>
+                    <w:rPr>
+                      <w:b w:val="0"/>
+                      <w:sz w:val="17"/>
+                    </w:rPr>
+                    <w:t>geocoding-api.open-meteo.com/v1/search?name=Mollendo&amp;count=1&amp;language=es</w:t>
+                  </w:r>
+                </w:p>
+              </w:tc>
+              <w:tc>
+                <w:tcPr>
+                  <w:tcW w:type="dxa" w:w="720"/>
+                </w:tcPr>
+                <w:p>
+                  <w:pPr>
+                    <w:spacing w:after="0"/>
+                  </w:pPr>
+                  <w:r/>
+                  <w:r>
+                    <w:rPr>
+                      <w:b w:val="0"/>
+                      <w:sz w:val="17"/>
+                    </w:rPr>
+                    <w:t>200</w:t>
+                  </w:r>
+                </w:p>
+              </w:tc>
+              <w:tc>
+                <w:tcPr>
+                  <w:tcW w:type="dxa" w:w="1152"/>
+                </w:tcPr>
+                <w:p>
+                  <w:pPr>
+                    <w:spacing w:after="0"/>
+                  </w:pPr>
+                  <w:r/>
+                  <w:r>
+                    <w:rPr>
+                      <w:b w:val="0"/>
+                      <w:sz w:val="17"/>
+                    </w:rPr>
+                    <w:t>932 ms</w:t>
+                  </w:r>
+                </w:p>
+              </w:tc>
+            </w:tr>
+            <w:tr>
+              <w:tc>
+                <w:tcPr>
+                  <w:tcW w:type="dxa" w:w="7200"/>
+                </w:tcPr>
+                <w:p>
+                  <w:pPr>
+                    <w:spacing w:after="0"/>
+                  </w:pPr>
+                  <w:r/>
+                  <w:r>
+                    <w:rPr>
+                      <w:b w:val="0"/>
+                      <w:sz w:val="17"/>
+                    </w:rPr>
+                    <w:t>api.open-meteo.com/v1/forecast?latitude=-17.02306&amp;longitude=-72.01472&amp;current=temperature_2m,relative_humidity_2m,precipitation</w:t>
+                  </w:r>
+                </w:p>
+              </w:tc>
+              <w:tc>
+                <w:tcPr>
+                  <w:tcW w:type="dxa" w:w="720"/>
+                </w:tcPr>
+                <w:p>
+                  <w:pPr>
+                    <w:spacing w:after="0"/>
+                  </w:pPr>
+                  <w:r/>
+                  <w:r>
+                    <w:rPr>
+                      <w:b w:val="0"/>
+                      <w:sz w:val="17"/>
+                    </w:rPr>
+                    <w:t>200</w:t>
+                  </w:r>
+                </w:p>
+              </w:tc>
+              <w:tc>
+                <w:tcPr>
+                  <w:tcW w:type="dxa" w:w="1152"/>
+                </w:tcPr>
+                <w:p>
+                  <w:pPr>
+                    <w:spacing w:after="0"/>
+                  </w:pPr>
+                  <w:r/>
+                  <w:r>
+                    <w:rPr>
+                      <w:b w:val="0"/>
+                      <w:sz w:val="17"/>
+                    </w:rPr>
+                    <w:t>740 ms</w:t>
+                  </w:r>
+                </w:p>
+              </w:tc>
+            </w:tr>
+          </w:tbl>
+          <w:p>
+            <w:pPr>
+              <w:spacing w:after="60" w:before="0"/>
+              <w:jc w:val="both"/>
+            </w:pPr>
+          </w:p>
+          <w:p>
+            <w:pPr>
+              <w:spacing w:after="60" w:before="0"/>
+              <w:jc w:val="both"/>
+            </w:pPr>
+            <w:r>
+              <w:rPr>
+                <w:b w:val="0"/>
+                <w:i w:val="0"/>
+                <w:sz w:val="20"/>
+              </w:rPr>
+              <w:t xml:space="preserve">Los estados de carga y de fallo del servicio no se pueden provocar a voluntad contra la API real. Para mostrarlos se usó un navegador automatizado (Playwright) que intercepta las solicitudes a Open-Meteo: se retrasa la respuesta, se corta la red o se devuelve HTTP 500. </w:t>
+            </w:r>
+            <w:r>
+              <w:rPr>
+                <w:b/>
+                <w:i w:val="0"/>
+                <w:sz w:val="20"/>
+              </w:rPr>
+              <w:t>Las Figuras 25 a 28 son, por tanto, escenarios simulados</w:t>
+            </w:r>
+            <w:r>
+              <w:rPr>
+                <w:b w:val="0"/>
+                <w:i w:val="0"/>
+                <w:sz w:val="20"/>
+              </w:rPr>
+              <w:t>, con la misma app compilada.</w:t>
+            </w:r>
+          </w:p>
+          <w:p>
+            <w:pPr>
+              <w:keepNext/>
+              <w:spacing w:before="80"/>
+              <w:jc w:val="center"/>
+            </w:pPr>
+            <w:r>
+              <w:drawing>
+                <wp:inline>
+                  <wp:extent cx="3840480" cy="2688336"/>
+                  <wp:docPr id="25" name="Picture 25"/>
+                  <wp:cNvGraphicFramePr>
+                    <a:graphicFrameLocks noChangeAspect="1"/>
+                  </wp:cNvGraphicFramePr>
+                  <a:graphic>
+                    <a:graphicData uri="http://schemas.openxmlformats.org/drawingml/2006/picture">
+                      <pic:pic>
+                        <pic:nvPicPr>
+                          <pic:cNvPr id="0" name="sim_loading.png"/>
+                          <pic:cNvPicPr/>
+                        </pic:nvPicPr>
+                        <pic:blipFill>
+                          <a:blip r:embed="rId31"/>
+                          <a:stretch>
+                            <a:fillRect/>
+                          </a:stretch>
+                        </pic:blipFill>
+                        <pic:spPr>
+                          <a:xfrm>
+                            <a:off x="0" y="0"/>
+                            <a:ext cx="3840480" cy="2688336"/>
+                          </a:xfrm>
+                          <a:prstGeom prst="rect"/>
+                        </pic:spPr>
+                      </pic:pic>
+                    </a:graphicData>
+                  </a:graphic>
+                </wp:inline>
+              </w:drawing>
+            </w:r>
+          </w:p>
+          <w:p>
+            <w:pPr>
+              <w:spacing w:after="120" w:before="0"/>
+              <w:jc w:val="center"/>
+            </w:pPr>
+            <w:r>
+              <w:rPr>
+                <w:b w:val="0"/>
+                <w:i/>
+                <w:color w:val="333333"/>
+                <w:sz w:val="17"/>
+              </w:rPr>
+              <w:t>Figura 25. [Simulado] Indicador de carga mientras la solicitud está en curso (Req 1.5, 4.5).</w:t>
+            </w:r>
+          </w:p>
+          <w:p>
+            <w:pPr>
+              <w:keepNext/>
+              <w:spacing w:before="80"/>
+              <w:jc w:val="center"/>
+            </w:pPr>
+            <w:r>
+              <w:drawing>
+                <wp:inline>
+                  <wp:extent cx="3840480" cy="2688336"/>
+                  <wp:docPr id="26" name="Picture 26"/>
+                  <wp:cNvGraphicFramePr>
+                    <a:graphicFrameLocks noChangeAspect="1"/>
+                  </wp:cNvGraphicFramePr>
+                  <a:graphic>
+                    <a:graphicData uri="http://schemas.openxmlformats.org/drawingml/2006/picture">
+                      <pic:pic>
+                        <pic:nvPicPr>
+                          <pic:cNvPr id="0" name="sim_network.png"/>
+                          <pic:cNvPicPr/>
+                        </pic:nvPicPr>
+                        <pic:blipFill>
+                          <a:blip r:embed="rId32"/>
+                          <a:stretch>
+                            <a:fillRect/>
+                          </a:stretch>
+                        </pic:blipFill>
+                        <pic:spPr>
+                          <a:xfrm>
+                            <a:off x="0" y="0"/>
+                            <a:ext cx="3840480" cy="2688336"/>
+                          </a:xfrm>
+                          <a:prstGeom prst="rect"/>
+                        </pic:spPr>
+                      </pic:pic>
+                    </a:graphicData>
+                  </a:graphic>
+                </wp:inline>
+              </w:drawing>
+            </w:r>
+          </w:p>
+          <w:p>
+            <w:pPr>
+              <w:spacing w:after="120" w:before="0"/>
+              <w:jc w:val="center"/>
+            </w:pPr>
+            <w:r>
+              <w:rPr>
+                <w:b w:val="0"/>
+                <w:i/>
+                <w:color w:val="333333"/>
+                <w:sz w:val="17"/>
+              </w:rPr>
+              <w:t>Figura 26. [Simulado] Sin conexión hacia la Geocoding API → «El servicio de geocodificación no está disponible…» (Req 2.4).</w:t>
+            </w:r>
+          </w:p>
+          <w:p>
+            <w:pPr>
+              <w:keepNext/>
+              <w:spacing w:before="80"/>
+              <w:jc w:val="center"/>
+            </w:pPr>
+            <w:r>
+              <w:drawing>
+                <wp:inline>
+                  <wp:extent cx="3840480" cy="2688336"/>
+                  <wp:docPr id="27" name="Picture 27"/>
+                  <wp:cNvGraphicFramePr>
+                    <a:graphicFrameLocks noChangeAspect="1"/>
+                  </wp:cNvGraphicFramePr>
+                  <a:graphic>
+                    <a:graphicData uri="http://schemas.openxmlformats.org/drawingml/2006/picture">
+                      <pic:pic>
+                        <pic:nvPicPr>
+                          <pic:cNvPr id="0" name="sim_forecast_500.png"/>
+                          <pic:cNvPicPr/>
+                        </pic:nvPicPr>
+                        <pic:blipFill>
+                          <a:blip r:embed="rId33"/>
+                          <a:stretch>
+                            <a:fillRect/>
+                          </a:stretch>
+                        </pic:blipFill>
+                        <pic:spPr>
+                          <a:xfrm>
+                            <a:off x="0" y="0"/>
+                            <a:ext cx="3840480" cy="2688336"/>
+                          </a:xfrm>
+                          <a:prstGeom prst="rect"/>
+                        </pic:spPr>
+                      </pic:pic>
+                    </a:graphicData>
+                  </a:graphic>
+                </wp:inline>
+              </w:drawing>
+            </w:r>
+          </w:p>
+          <w:p>
+            <w:pPr>
+              <w:spacing w:after="120" w:before="0"/>
+              <w:jc w:val="center"/>
+            </w:pPr>
+            <w:r>
+              <w:rPr>
+                <w:b w:val="0"/>
+                <w:i/>
+                <w:color w:val="333333"/>
+                <w:sz w:val="17"/>
+              </w:rPr>
+              <w:t>Figura 27. [Simulado] Forecast API responde HTTP 500 → «El servicio de pronóstico retornó un error.» (Req 3.4, 5.4).</w:t>
+            </w:r>
+          </w:p>
+          <w:p>
+            <w:pPr>
+              <w:keepNext/>
+              <w:spacing w:before="80"/>
+              <w:jc w:val="center"/>
+            </w:pPr>
+            <w:r>
+              <w:drawing>
+                <wp:inline>
+                  <wp:extent cx="3840480" cy="2688336"/>
+                  <wp:docPr id="28" name="Picture 28"/>
+                  <wp:cNvGraphicFramePr>
+                    <a:graphicFrameLocks noChangeAspect="1"/>
+                  </wp:cNvGraphicFramePr>
+                  <a:graphic>
+                    <a:graphicData uri="http://schemas.openxmlformats.org/drawingml/2006/picture">
+                      <pic:pic>
+                        <pic:nvPicPr>
+                          <pic:cNvPr id="0" name="sim_incomplete.png"/>
+                          <pic:cNvPicPr/>
+                        </pic:nvPicPr>
+                        <pic:blipFill>
+                          <a:blip r:embed="rId34"/>
+                          <a:stretch>
+                            <a:fillRect/>
+                          </a:stretch>
+                        </pic:blipFill>
+                        <pic:spPr>
+                          <a:xfrm>
+                            <a:off x="0" y="0"/>
+                            <a:ext cx="3840480" cy="2688336"/>
+                          </a:xfrm>
+                          <a:prstGeom prst="rect"/>
+                        </pic:spPr>
+                      </pic:pic>
+                    </a:graphicData>
+                  </a:graphic>
+                </wp:inline>
+              </w:drawing>
+            </w:r>
+          </w:p>
+          <w:p>
+            <w:pPr>
+              <w:spacing w:after="120" w:before="0"/>
+              <w:jc w:val="center"/>
+            </w:pPr>
+            <w:r>
+              <w:rPr>
+                <w:b w:val="0"/>
+                <w:i/>
+                <w:color w:val="333333"/>
+                <w:sz w:val="17"/>
+              </w:rPr>
+              <w:t>Figura 28. [Simulado] Forecast con relative_humidity_2m = null → «Los datos meteorológicos recibidos están incompletos.» (Req 3.5).</w:t>
+            </w:r>
+          </w:p>
+          <w:p>
+            <w:pPr>
+              <w:keepNext/>
+              <w:spacing w:after="60" w:before="200"/>
+            </w:pPr>
+            <w:r>
+              <w:rPr>
+                <w:b/>
+                <w:i w:val="0"/>
+                <w:color w:val="1B3A6B"/>
+                <w:sz w:val="24"/>
+              </w:rPr>
+              <w:t>5. Pruebas de la aplicación</w:t>
+            </w:r>
+          </w:p>
+          <w:p>
+            <w:pPr>
+              <w:spacing w:after="60" w:before="0"/>
+              <w:jc w:val="both"/>
+            </w:pPr>
+            <w:r>
+              <w:rPr>
+                <w:b w:val="0"/>
+                <w:i w:val="0"/>
+                <w:sz w:val="20"/>
+              </w:rPr>
+              <w:t>La estrategia combina cuatro tipos de prueba, todas ejecutadas con Vitest en un DOM simulado (jsdom):</w:t>
             </w:r>
           </w:p>
           <w:p>
@@ -2349,7 +6962,23 @@
                 <w:i w:val="0"/>
                 <w:sz w:val="20"/>
               </w:rPr>
-              <w:t>•  Se usa relative_humidity_2m (nombre vigente de la API) en lugar de relativehumidity_2m del requirements.md; el propio design.md/tasks.md ya lo documentan.</w:t>
+              <w:t xml:space="preserve">•  </w:t>
+            </w:r>
+            <w:r>
+              <w:rPr>
+                <w:b/>
+                <w:i w:val="0"/>
+                <w:sz w:val="20"/>
+              </w:rPr>
+              <w:t>Basadas en propiedades (fast-check):</w:t>
+            </w:r>
+            <w:r>
+              <w:rPr>
+                <w:b w:val="0"/>
+                <w:i w:val="0"/>
+                <w:sz w:val="20"/>
+              </w:rPr>
+              <w:t xml:space="preserve"> cada propiedad del design.md se prueba con al menos 100 entradas generadas al azar; ante un fallo, fast-check reduce la entrada al contraejemplo mínimo (como el [−0, 0] del checkpoint 6).</w:t>
             </w:r>
           </w:p>
           <w:p>
@@ -2364,7 +6993,23 @@
                 <w:i w:val="0"/>
                 <w:sz w:val="20"/>
               </w:rPr>
-              <w:t>•  Las pruebas P5 y P8 usan generadores acotados para que fast-check produzca valores representables en JSON (sin NaN ni ±Infinity), ya que JSON no los transporta.</w:t>
+              <w:t xml:space="preserve">•  </w:t>
+            </w:r>
+            <w:r>
+              <w:rPr>
+                <w:b/>
+                <w:i w:val="0"/>
+                <w:sz w:val="20"/>
+              </w:rPr>
+              <w:t>Unitarias de ejemplo:</w:t>
+            </w:r>
+            <w:r>
+              <w:rPr>
+                <w:b w:val="0"/>
+                <w:i w:val="0"/>
+                <w:sz w:val="20"/>
+              </w:rPr>
+              <w:t xml:space="preserve"> casos concretos y de borde (maxlength 100, Enter, timeout de 10 s con temporizadores falsos, anti-XSS, fallback del nombre).</w:t>
             </w:r>
           </w:p>
           <w:p>
@@ -2379,7 +7024,23 @@
                 <w:i w:val="0"/>
                 <w:sz w:val="20"/>
               </w:rPr>
-              <w:t>•  Se añadió ClientError (NETWORK/TIMEOUT) para que los clientes comuniquen su fallo a los servicios de forma tipada, y un contador de búsquedas en el controlador para ignorar respuestas de búsquedas antiguas (condición de carrera no cubierta explícitamente por el spec).</w:t>
+              <w:t xml:space="preserve">•  </w:t>
+            </w:r>
+            <w:r>
+              <w:rPr>
+                <w:b/>
+                <w:i w:val="0"/>
+                <w:sz w:val="20"/>
+              </w:rPr>
+              <w:t>Integración:</w:t>
+            </w:r>
+            <w:r>
+              <w:rPr>
+                <w:b w:val="0"/>
+                <w:i w:val="0"/>
+                <w:sz w:val="20"/>
+              </w:rPr>
+              <w:t xml:space="preserve"> flujo completo con componentes reales y clientes simulados.</w:t>
             </w:r>
           </w:p>
           <w:p>
@@ -2394,71 +7055,63 @@
                 <w:i w:val="0"/>
                 <w:sz w:val="20"/>
               </w:rPr>
-              <w:t>•  Las tareas marcadas opcionales (*) NO se omitieron: se implementaron todas las pruebas de propiedad, unitarias e integración.</w:t>
-            </w:r>
-          </w:p>
-          <w:p>
-            <w:pPr>
-              <w:spacing w:after="60" w:before="120"/>
-            </w:pPr>
+              <w:t xml:space="preserve">•  </w:t>
+            </w:r>
             <w:r>
               <w:rPr>
                 <w:b/>
                 <w:i w:val="0"/>
-                <w:sz w:val="21"/>
-              </w:rPr>
-              <w:t>5. Pruebas de la aplicación</w:t>
-            </w:r>
-          </w:p>
-          <w:p>
-            <w:pPr>
-              <w:spacing w:after="60" w:before="0"/>
-              <w:jc w:val="both"/>
-            </w:pPr>
-            <w:r>
-              <w:rPr>
-                <w:b w:val="0"/>
-                <w:i w:val="0"/>
-                <w:sz w:val="20"/>
-              </w:rPr>
-              <w:t>Comando: npm test (vitest --run). Resultado verificado: Test Files 7 passed (7) · Tests 39 passed (39). Además npx tsc --noEmit sin errores y npm run build exitoso (bundle de 7.8 kB JS, 2.8 kB gzip).</w:t>
-            </w:r>
-          </w:p>
-          <w:p>
-            <w:pPr>
-              <w:spacing w:after="60" w:before="60"/>
+                <w:sz w:val="20"/>
+              </w:rPr>
+              <w:t>Contrato (v1.1):</w:t>
+            </w:r>
+            <w:r>
+              <w:rPr>
+                <w:b w:val="0"/>
+                <w:i w:val="0"/>
+                <w:sz w:val="20"/>
+              </w:rPr>
+              <w:t xml:space="preserve"> las respuestas reales de Open-Meteo capturadas el 22-10-2026 (tests/fixtures/) se pasan por los servicios y la UI, para que el parseo se verifique con el formato real de la API y no solo con datos sintéticos.</w:t>
+            </w:r>
+          </w:p>
+          <w:p>
+            <w:pPr>
+              <w:keepNext/>
+              <w:spacing w:after="40" w:before="0"/>
             </w:pPr>
             <w:r>
               <w:rPr>
                 <w:b/>
-                <w:i/>
-                <w:sz w:val="20"/>
-              </w:rPr>
-              <w:t>Trazabilidad propiedad → requisito → prueba</w:t>
+                <w:i w:val="0"/>
+                <w:sz w:val="17"/>
+              </w:rPr>
+              <w:t>Tabla 10. Trazabilidad propiedad → requisito → prueba (16 propiedades)</w:t>
             </w:r>
           </w:p>
           <w:tbl>
             <w:tblPr>
               <w:tblW w:type="auto" w:w="0"/>
+              <w:tblLayout w:type="fixed"/>
               <w:tblLook w:firstColumn="1" w:firstRow="1" w:lastColumn="0" w:lastRow="0" w:noHBand="0" w:noVBand="1" w:val="04A0"/>
               <w:tblBorders>
-                <w:top w:val="single" w:sz="4" w:color="808080"/>
-                <w:left w:val="single" w:sz="4" w:color="808080"/>
-                <w:bottom w:val="single" w:sz="4" w:color="808080"/>
-                <w:right w:val="single" w:sz="4" w:color="808080"/>
-                <w:insideH w:val="single" w:sz="4" w:color="808080"/>
-                <w:insideV w:val="single" w:sz="4" w:color="808080"/>
+                <w:top w:val="single" w:sz="4" w:color="8A8A8A"/>
+                <w:left w:val="single" w:sz="4" w:color="8A8A8A"/>
+                <w:bottom w:val="single" w:sz="4" w:color="8A8A8A"/>
+                <w:right w:val="single" w:sz="4" w:color="8A8A8A"/>
+                <w:insideH w:val="single" w:sz="4" w:color="8A8A8A"/>
+                <w:insideV w:val="single" w:sz="4" w:color="8A8A8A"/>
               </w:tblBorders>
+              <w:tblLayout w:type="fixed"/>
             </w:tblPr>
             <w:tblGrid>
-              <w:gridCol w:w="3249"/>
-              <w:gridCol w:w="3249"/>
-              <w:gridCol w:w="3249"/>
+              <w:gridCol w:w="4608"/>
+              <w:gridCol w:w="1440"/>
+              <w:gridCol w:w="3024"/>
             </w:tblGrid>
             <w:tr>
               <w:tc>
                 <w:tcPr>
-                  <w:tcW w:type="dxa" w:w="3249"/>
+                  <w:tcW w:type="dxa" w:w="4608"/>
                   <w:shd w:val="clear" w:color="auto" w:fill="D9E2F3"/>
                 </w:tcPr>
                 <w:p>
@@ -2471,13 +7124,13 @@
                       <w:b/>
                       <w:sz w:val="17"/>
                     </w:rPr>
-                    <w:t>Propiedad (design.md)</w:t>
-                  </w:r>
-                </w:p>
-              </w:tc>
-              <w:tc>
-                <w:tcPr>
-                  <w:tcW w:type="dxa" w:w="3249"/>
+                    <w:t>Propiedad</w:t>
+                  </w:r>
+                </w:p>
+              </w:tc>
+              <w:tc>
+                <w:tcPr>
+                  <w:tcW w:type="dxa" w:w="1440"/>
                   <w:shd w:val="clear" w:color="auto" w:fill="D9E2F3"/>
                 </w:tcPr>
                 <w:p>
@@ -2496,7 +7149,7 @@
               </w:tc>
               <w:tc>
                 <w:tcPr>
-                  <w:tcW w:type="dxa" w:w="3249"/>
+                  <w:tcW w:type="dxa" w:w="3024"/>
                   <w:shd w:val="clear" w:color="auto" w:fill="D9E2F3"/>
                 </w:tcPr>
                 <w:p>
@@ -2517,43 +7170,43 @@
             <w:tr>
               <w:tc>
                 <w:tcPr>
-                  <w:tcW w:type="dxa" w:w="3249"/>
-                </w:tcPr>
-                <w:p>
-                  <w:pPr>
-                    <w:spacing w:after="0"/>
-                  </w:pPr>
-                  <w:r/>
-                  <w:r>
-                    <w:rPr>
-                      <w:b w:val="0"/>
-                      <w:sz w:val="17"/>
-                    </w:rPr>
-                    <w:t>P1 Rechazo de entradas solo-whitespace</w:t>
-                  </w:r>
-                </w:p>
-              </w:tc>
-              <w:tc>
-                <w:tcPr>
-                  <w:tcW w:type="dxa" w:w="3249"/>
-                </w:tcPr>
-                <w:p>
-                  <w:pPr>
-                    <w:spacing w:after="0"/>
-                  </w:pPr>
-                  <w:r/>
-                  <w:r>
-                    <w:rPr>
-                      <w:b w:val="0"/>
-                      <w:sz w:val="17"/>
-                    </w:rPr>
-                    <w:t>1.3, 1.4, 2.5</w:t>
-                  </w:r>
-                </w:p>
-              </w:tc>
-              <w:tc>
-                <w:tcPr>
-                  <w:tcW w:type="dxa" w:w="3249"/>
+                  <w:tcW w:type="dxa" w:w="4608"/>
+                </w:tcPr>
+                <w:p>
+                  <w:pPr>
+                    <w:spacing w:after="0"/>
+                  </w:pPr>
+                  <w:r/>
+                  <w:r>
+                    <w:rPr>
+                      <w:b w:val="0"/>
+                      <w:sz w:val="17"/>
+                    </w:rPr>
+                    <w:t>P1 Rechazo de entradas solo-espacios (+ onInvalid)</w:t>
+                  </w:r>
+                </w:p>
+              </w:tc>
+              <w:tc>
+                <w:tcPr>
+                  <w:tcW w:type="dxa" w:w="1440"/>
+                </w:tcPr>
+                <w:p>
+                  <w:pPr>
+                    <w:spacing w:after="0"/>
+                  </w:pPr>
+                  <w:r/>
+                  <w:r>
+                    <w:rPr>
+                      <w:b w:val="0"/>
+                      <w:sz w:val="17"/>
+                    </w:rPr>
+                    <w:t>1.3, 1.4, 2.5, 1.7</w:t>
+                  </w:r>
+                </w:p>
+              </w:tc>
+              <w:tc>
+                <w:tcPr>
+                  <w:tcW w:type="dxa" w:w="3024"/>
                 </w:tcPr>
                 <w:p>
                   <w:pPr>
@@ -2573,7 +7226,7 @@
             <w:tr>
               <w:tc>
                 <w:tcPr>
-                  <w:tcW w:type="dxa" w:w="3249"/>
+                  <w:tcW w:type="dxa" w:w="4608"/>
                 </w:tcPr>
                 <w:p>
                   <w:pPr>
@@ -2591,7 +7244,7 @@
               </w:tc>
               <w:tc>
                 <w:tcPr>
-                  <w:tcW w:type="dxa" w:w="3249"/>
+                  <w:tcW w:type="dxa" w:w="1440"/>
                 </w:tcPr>
                 <w:p>
                   <w:pPr>
@@ -2609,7 +7262,7 @@
               </w:tc>
               <w:tc>
                 <w:tcPr>
-                  <w:tcW w:type="dxa" w:w="3249"/>
+                  <w:tcW w:type="dxa" w:w="3024"/>
                 </w:tcPr>
                 <w:p>
                   <w:pPr>
@@ -2629,25 +7282,25 @@
             <w:tr>
               <w:tc>
                 <w:tcPr>
-                  <w:tcW w:type="dxa" w:w="3249"/>
-                </w:tcPr>
-                <w:p>
-                  <w:pPr>
-                    <w:spacing w:after="0"/>
-                  </w:pPr>
-                  <w:r/>
-                  <w:r>
-                    <w:rPr>
-                      <w:b w:val="0"/>
-                      <w:sz w:val="17"/>
-                    </w:rPr>
-                    <w:t>P3 URL de geocodificación (name + count=1)</w:t>
-                  </w:r>
-                </w:p>
-              </w:tc>
-              <w:tc>
-                <w:tcPr>
-                  <w:tcW w:type="dxa" w:w="3249"/>
+                  <w:tcW w:type="dxa" w:w="4608"/>
+                </w:tcPr>
+                <w:p>
+                  <w:pPr>
+                    <w:spacing w:after="0"/>
+                  </w:pPr>
+                  <w:r/>
+                  <w:r>
+                    <w:rPr>
+                      <w:b w:val="0"/>
+                      <w:sz w:val="17"/>
+                    </w:rPr>
+                    <w:t>P3 URL geocoding (name, count=1, language=es)</w:t>
+                  </w:r>
+                </w:p>
+              </w:tc>
+              <w:tc>
+                <w:tcPr>
+                  <w:tcW w:type="dxa" w:w="1440"/>
                 </w:tcPr>
                 <w:p>
                   <w:pPr>
@@ -2665,7 +7318,7 @@
               </w:tc>
               <w:tc>
                 <w:tcPr>
-                  <w:tcW w:type="dxa" w:w="3249"/>
+                  <w:tcW w:type="dxa" w:w="3024"/>
                 </w:tcPr>
                 <w:p>
                   <w:pPr>
@@ -2685,25 +7338,25 @@
             <w:tr>
               <w:tc>
                 <w:tcPr>
-                  <w:tcW w:type="dxa" w:w="3249"/>
-                </w:tcPr>
-                <w:p>
-                  <w:pPr>
-                    <w:spacing w:after="0"/>
-                  </w:pPr>
-                  <w:r/>
-                  <w:r>
-                    <w:rPr>
-                      <w:b w:val="0"/>
-                      <w:sz w:val="17"/>
-                    </w:rPr>
-                    <w:t>P4 Extracción de coordenadas del 1.er resultado</w:t>
-                  </w:r>
-                </w:p>
-              </w:tc>
-              <w:tc>
-                <w:tcPr>
-                  <w:tcW w:type="dxa" w:w="3249"/>
+                  <w:tcW w:type="dxa" w:w="4608"/>
+                </w:tcPr>
+                <w:p>
+                  <w:pPr>
+                    <w:spacing w:after="0"/>
+                  </w:pPr>
+                  <w:r/>
+                  <w:r>
+                    <w:rPr>
+                      <w:b w:val="0"/>
+                      <w:sz w:val="17"/>
+                    </w:rPr>
+                    <w:t>P4 Extracción sin transformar (lat, lon, nombre, región, país)</w:t>
+                  </w:r>
+                </w:p>
+              </w:tc>
+              <w:tc>
+                <w:tcPr>
+                  <w:tcW w:type="dxa" w:w="1440"/>
                 </w:tcPr>
                 <w:p>
                   <w:pPr>
@@ -2721,7 +7374,7 @@
               </w:tc>
               <w:tc>
                 <w:tcPr>
-                  <w:tcW w:type="dxa" w:w="3249"/>
+                  <w:tcW w:type="dxa" w:w="3024"/>
                 </w:tcPr>
                 <w:p>
                   <w:pPr>
@@ -2741,25 +7394,25 @@
             <w:tr>
               <w:tc>
                 <w:tcPr>
-                  <w:tcW w:type="dxa" w:w="3249"/>
-                </w:tcPr>
-                <w:p>
-                  <w:pPr>
-                    <w:spacing w:after="0"/>
-                  </w:pPr>
-                  <w:r/>
-                  <w:r>
-                    <w:rPr>
-                      <w:b w:val="0"/>
-                      <w:sz w:val="17"/>
-                    </w:rPr>
-                    <w:t>P5 lat/lon faltantes → CITY_NOT_FOUND</w:t>
-                  </w:r>
-                </w:p>
-              </w:tc>
-              <w:tc>
-                <w:tcPr>
-                  <w:tcW w:type="dxa" w:w="3249"/>
+                  <w:tcW w:type="dxa" w:w="4608"/>
+                </w:tcPr>
+                <w:p>
+                  <w:pPr>
+                    <w:spacing w:after="0"/>
+                  </w:pPr>
+                  <w:r/>
+                  <w:r>
+                    <w:rPr>
+                      <w:b w:val="0"/>
+                      <w:sz w:val="17"/>
+                    </w:rPr>
+                    <w:t>P5 lat/lon faltantes → CITY_NOT_FOUND (todas las combinaciones)</w:t>
+                  </w:r>
+                </w:p>
+              </w:tc>
+              <w:tc>
+                <w:tcPr>
+                  <w:tcW w:type="dxa" w:w="1440"/>
                 </w:tcPr>
                 <w:p>
                   <w:pPr>
@@ -2777,7 +7430,7 @@
               </w:tc>
               <w:tc>
                 <w:tcPr>
-                  <w:tcW w:type="dxa" w:w="3249"/>
+                  <w:tcW w:type="dxa" w:w="3024"/>
                 </w:tcPr>
                 <w:p>
                   <w:pPr>
@@ -2797,25 +7450,25 @@
             <w:tr>
               <w:tc>
                 <w:tcPr>
-                  <w:tcW w:type="dxa" w:w="3249"/>
-                </w:tcPr>
-                <w:p>
-                  <w:pPr>
-                    <w:spacing w:after="0"/>
-                  </w:pPr>
-                  <w:r/>
-                  <w:r>
-                    <w:rPr>
-                      <w:b w:val="0"/>
-                      <w:sz w:val="17"/>
-                    </w:rPr>
-                    <w:t>P6 URL de pronóstico (lat, lon, current)</w:t>
-                  </w:r>
-                </w:p>
-              </w:tc>
-              <w:tc>
-                <w:tcPr>
-                  <w:tcW w:type="dxa" w:w="3249"/>
+                  <w:tcW w:type="dxa" w:w="4608"/>
+                </w:tcPr>
+                <w:p>
+                  <w:pPr>
+                    <w:spacing w:after="0"/>
+                  </w:pPr>
+                  <w:r/>
+                  <w:r>
+                    <w:rPr>
+                      <w:b w:val="0"/>
+                      <w:sz w:val="17"/>
+                    </w:rPr>
+                    <w:t>P6 URL forecast (latitude, longitude, current)</w:t>
+                  </w:r>
+                </w:p>
+              </w:tc>
+              <w:tc>
+                <w:tcPr>
+                  <w:tcW w:type="dxa" w:w="1440"/>
                 </w:tcPr>
                 <w:p>
                   <w:pPr>
@@ -2833,7 +7486,7 @@
               </w:tc>
               <w:tc>
                 <w:tcPr>
-                  <w:tcW w:type="dxa" w:w="3249"/>
+                  <w:tcW w:type="dxa" w:w="3024"/>
                 </w:tcPr>
                 <w:p>
                   <w:pPr>
@@ -2853,7 +7506,7 @@
             <w:tr>
               <w:tc>
                 <w:tcPr>
-                  <w:tcW w:type="dxa" w:w="3249"/>
+                  <w:tcW w:type="dxa" w:w="4608"/>
                 </w:tcPr>
                 <w:p>
                   <w:pPr>
@@ -2871,7 +7524,7 @@
               </w:tc>
               <w:tc>
                 <w:tcPr>
-                  <w:tcW w:type="dxa" w:w="3249"/>
+                  <w:tcW w:type="dxa" w:w="1440"/>
                 </w:tcPr>
                 <w:p>
                   <w:pPr>
@@ -2889,7 +7542,7 @@
               </w:tc>
               <w:tc>
                 <w:tcPr>
-                  <w:tcW w:type="dxa" w:w="3249"/>
+                  <w:tcW w:type="dxa" w:w="3024"/>
                 </w:tcPr>
                 <w:p>
                   <w:pPr>
@@ -2909,25 +7562,25 @@
             <w:tr>
               <w:tc>
                 <w:tcPr>
-                  <w:tcW w:type="dxa" w:w="3249"/>
-                </w:tcPr>
-                <w:p>
-                  <w:pPr>
-                    <w:spacing w:after="0"/>
-                  </w:pPr>
-                  <w:r/>
-                  <w:r>
-                    <w:rPr>
-                      <w:b w:val="0"/>
-                      <w:sz w:val="17"/>
-                    </w:rPr>
-                    <w:t>P8 HTTP 300–599 → error del servicio (ambas APIs)</w:t>
-                  </w:r>
-                </w:p>
-              </w:tc>
-              <w:tc>
-                <w:tcPr>
-                  <w:tcW w:type="dxa" w:w="3249"/>
+                  <w:tcW w:type="dxa" w:w="4608"/>
+                </w:tcPr>
+                <w:p>
+                  <w:pPr>
+                    <w:spacing w:after="0"/>
+                  </w:pPr>
+                  <w:r/>
+                  <w:r>
+                    <w:rPr>
+                      <w:b w:val="0"/>
+                      <w:sz w:val="17"/>
+                    </w:rPr>
+                    <w:t>P8 HTTP 300–599 → error que nombra el servicio</w:t>
+                  </w:r>
+                </w:p>
+              </w:tc>
+              <w:tc>
+                <w:tcPr>
+                  <w:tcW w:type="dxa" w:w="1440"/>
                 </w:tcPr>
                 <w:p>
                   <w:pPr>
@@ -2945,19 +7598,19 @@
               </w:tc>
               <w:tc>
                 <w:tcPr>
-                  <w:tcW w:type="dxa" w:w="3249"/>
-                </w:tcPr>
-                <w:p>
-                  <w:pPr>
-                    <w:spacing w:after="0"/>
-                  </w:pPr>
-                  <w:r/>
-                  <w:r>
-                    <w:rPr>
-                      <w:b w:val="0"/>
-                      <w:sz w:val="17"/>
-                    </w:rPr>
-                    <w:t>Geocoding/ForecastService.test.ts</w:t>
+                  <w:tcW w:type="dxa" w:w="3024"/>
+                </w:tcPr>
+                <w:p>
+                  <w:pPr>
+                    <w:spacing w:after="0"/>
+                  </w:pPr>
+                  <w:r/>
+                  <w:r>
+                    <w:rPr>
+                      <w:b w:val="0"/>
+                      <w:sz w:val="17"/>
+                    </w:rPr>
+                    <w:t>Services + WeatherController.test.ts</w:t>
                   </w:r>
                 </w:p>
               </w:tc>
@@ -2965,7 +7618,7 @@
             <w:tr>
               <w:tc>
                 <w:tcPr>
-                  <w:tcW w:type="dxa" w:w="3249"/>
+                  <w:tcW w:type="dxa" w:w="4608"/>
                 </w:tcPr>
                 <w:p>
                   <w:pPr>
@@ -2983,7 +7636,7 @@
               </w:tc>
               <w:tc>
                 <w:tcPr>
-                  <w:tcW w:type="dxa" w:w="3249"/>
+                  <w:tcW w:type="dxa" w:w="1440"/>
                 </w:tcPr>
                 <w:p>
                   <w:pPr>
@@ -3001,7 +7654,7 @@
               </w:tc>
               <w:tc>
                 <w:tcPr>
-                  <w:tcW w:type="dxa" w:w="3249"/>
+                  <w:tcW w:type="dxa" w:w="3024"/>
                 </w:tcPr>
                 <w:p>
                   <w:pPr>
@@ -3021,25 +7674,25 @@
             <w:tr>
               <w:tc>
                 <w:tcPr>
-                  <w:tcW w:type="dxa" w:w="3249"/>
-                </w:tcPr>
-                <w:p>
-                  <w:pPr>
-                    <w:spacing w:after="0"/>
-                  </w:pPr>
-                  <w:r/>
-                  <w:r>
-                    <w:rPr>
-                      <w:b w:val="0"/>
-                      <w:sz w:val="17"/>
-                    </w:rPr>
-                    <w:t>P10 Campos nulos/ausentes → INCOMPLETE_DATA</w:t>
-                  </w:r>
-                </w:p>
-              </w:tc>
-              <w:tc>
-                <w:tcPr>
-                  <w:tcW w:type="dxa" w:w="3249"/>
+                  <w:tcW w:type="dxa" w:w="4608"/>
+                </w:tcPr>
+                <w:p>
+                  <w:pPr>
+                    <w:spacing w:after="0"/>
+                  </w:pPr>
+                  <w:r/>
+                  <w:r>
+                    <w:rPr>
+                      <w:b w:val="0"/>
+                      <w:sz w:val="17"/>
+                    </w:rPr>
+                    <w:t>P10 Campos null/ausentes → INCOMPLETE_DATA</w:t>
+                  </w:r>
+                </w:p>
+              </w:tc>
+              <w:tc>
+                <w:tcPr>
+                  <w:tcW w:type="dxa" w:w="1440"/>
                 </w:tcPr>
                 <w:p>
                   <w:pPr>
@@ -3057,7 +7710,7 @@
               </w:tc>
               <w:tc>
                 <w:tcPr>
-                  <w:tcW w:type="dxa" w:w="3249"/>
+                  <w:tcW w:type="dxa" w:w="3024"/>
                 </w:tcPr>
                 <w:p>
                   <w:pPr>
@@ -3077,25 +7730,25 @@
             <w:tr>
               <w:tc>
                 <w:tcPr>
-                  <w:tcW w:type="dxa" w:w="3249"/>
-                </w:tcPr>
-                <w:p>
-                  <w:pPr>
-                    <w:spacing w:after="0"/>
-                  </w:pPr>
-                  <w:r/>
-                  <w:r>
-                    <w:rPr>
-                      <w:b w:val="0"/>
-                      <w:sz w:val="17"/>
-                    </w:rPr>
-                    <w:t>P11 Formato: máx. 1 decimal / humedad entera</w:t>
-                  </w:r>
-                </w:p>
-              </w:tc>
-              <w:tc>
-                <w:tcPr>
-                  <w:tcW w:type="dxa" w:w="3249"/>
+                  <w:tcW w:type="dxa" w:w="4608"/>
+                </w:tcPr>
+                <w:p>
+                  <w:pPr>
+                    <w:spacing w:after="0"/>
+                  </w:pPr>
+                  <w:r/>
+                  <w:r>
+                    <w:rPr>
+                      <w:b w:val="0"/>
+                      <w:sz w:val="17"/>
+                    </w:rPr>
+                    <w:t>P11 Formato: máx. 1 decimal; humedad entera</w:t>
+                  </w:r>
+                </w:p>
+              </w:tc>
+              <w:tc>
+                <w:tcPr>
+                  <w:tcW w:type="dxa" w:w="1440"/>
                 </w:tcPr>
                 <w:p>
                   <w:pPr>
@@ -3113,7 +7766,7 @@
               </w:tc>
               <w:tc>
                 <w:tcPr>
-                  <w:tcW w:type="dxa" w:w="3249"/>
+                  <w:tcW w:type="dxa" w:w="3024"/>
                 </w:tcPr>
                 <w:p>
                   <w:pPr>
@@ -3133,7 +7786,7 @@
             <w:tr>
               <w:tc>
                 <w:tcPr>
-                  <w:tcW w:type="dxa" w:w="3249"/>
+                  <w:tcW w:type="dxa" w:w="4608"/>
                 </w:tcPr>
                 <w:p>
                   <w:pPr>
@@ -3151,7 +7804,7 @@
               </w:tc>
               <w:tc>
                 <w:tcPr>
-                  <w:tcW w:type="dxa" w:w="3249"/>
+                  <w:tcW w:type="dxa" w:w="1440"/>
                 </w:tcPr>
                 <w:p>
                   <w:pPr>
@@ -3169,7 +7822,7 @@
               </w:tc>
               <w:tc>
                 <w:tcPr>
-                  <w:tcW w:type="dxa" w:w="3249"/>
+                  <w:tcW w:type="dxa" w:w="3024"/>
                 </w:tcPr>
                 <w:p>
                   <w:pPr>
@@ -3189,7 +7842,7 @@
             <w:tr>
               <w:tc>
                 <w:tcPr>
-                  <w:tcW w:type="dxa" w:w="3249"/>
+                  <w:tcW w:type="dxa" w:w="4608"/>
                 </w:tcPr>
                 <w:p>
                   <w:pPr>
@@ -3207,7 +7860,7 @@
               </w:tc>
               <w:tc>
                 <w:tcPr>
-                  <w:tcW w:type="dxa" w:w="3249"/>
+                  <w:tcW w:type="dxa" w:w="1440"/>
                 </w:tcPr>
                 <w:p>
                   <w:pPr>
@@ -3225,7 +7878,7 @@
               </w:tc>
               <w:tc>
                 <w:tcPr>
-                  <w:tcW w:type="dxa" w:w="3249"/>
+                  <w:tcW w:type="dxa" w:w="3024"/>
                 </w:tcPr>
                 <w:p>
                   <w:pPr>
@@ -3238,6 +7891,174 @@
                       <w:sz w:val="17"/>
                     </w:rPr>
                     <w:t>WeatherController.test.ts</w:t>
+                  </w:r>
+                </w:p>
+              </w:tc>
+            </w:tr>
+            <w:tr>
+              <w:tc>
+                <w:tcPr>
+                  <w:tcW w:type="dxa" w:w="4608"/>
+                </w:tcPr>
+                <w:p>
+                  <w:pPr>
+                    <w:spacing w:after="0"/>
+                  </w:pPr>
+                  <w:r/>
+                  <w:r>
+                    <w:rPr>
+                      <w:b w:val="0"/>
+                      <w:sz w:val="17"/>
+                    </w:rPr>
+                    <w:t>P14 Etiqueta «ciudad, región, país» (v1.1)</w:t>
+                  </w:r>
+                </w:p>
+              </w:tc>
+              <w:tc>
+                <w:tcPr>
+                  <w:tcW w:type="dxa" w:w="1440"/>
+                </w:tcPr>
+                <w:p>
+                  <w:pPr>
+                    <w:spacing w:after="0"/>
+                  </w:pPr>
+                  <w:r/>
+                  <w:r>
+                    <w:rPr>
+                      <w:b w:val="0"/>
+                      <w:sz w:val="17"/>
+                    </w:rPr>
+                    <w:t>4.9</w:t>
+                  </w:r>
+                </w:p>
+              </w:tc>
+              <w:tc>
+                <w:tcPr>
+                  <w:tcW w:type="dxa" w:w="3024"/>
+                </w:tcPr>
+                <w:p>
+                  <w:pPr>
+                    <w:spacing w:after="0"/>
+                  </w:pPr>
+                  <w:r/>
+                  <w:r>
+                    <w:rPr>
+                      <w:b w:val="0"/>
+                      <w:sz w:val="17"/>
+                    </w:rPr>
+                    <w:t>location.test.ts</w:t>
+                  </w:r>
+                </w:p>
+              </w:tc>
+            </w:tr>
+            <w:tr>
+              <w:tc>
+                <w:tcPr>
+                  <w:tcW w:type="dxa" w:w="4608"/>
+                </w:tcPr>
+                <w:p>
+                  <w:pPr>
+                    <w:spacing w:after="0"/>
+                  </w:pPr>
+                  <w:r/>
+                  <w:r>
+                    <w:rPr>
+                      <w:b w:val="0"/>
+                      <w:sz w:val="17"/>
+                    </w:rPr>
+                    <w:t>P15 Respuestas obsoletas descartadas (v1.1)</w:t>
+                  </w:r>
+                </w:p>
+              </w:tc>
+              <w:tc>
+                <w:tcPr>
+                  <w:tcW w:type="dxa" w:w="1440"/>
+                </w:tcPr>
+                <w:p>
+                  <w:pPr>
+                    <w:spacing w:after="0"/>
+                  </w:pPr>
+                  <w:r/>
+                  <w:r>
+                    <w:rPr>
+                      <w:b w:val="0"/>
+                      <w:sz w:val="17"/>
+                    </w:rPr>
+                    <w:t>4.8</w:t>
+                  </w:r>
+                </w:p>
+              </w:tc>
+              <w:tc>
+                <w:tcPr>
+                  <w:tcW w:type="dxa" w:w="3024"/>
+                </w:tcPr>
+                <w:p>
+                  <w:pPr>
+                    <w:spacing w:after="0"/>
+                  </w:pPr>
+                  <w:r/>
+                  <w:r>
+                    <w:rPr>
+                      <w:b w:val="0"/>
+                      <w:sz w:val="17"/>
+                    </w:rPr>
+                    <w:t>WeatherController.test.ts</w:t>
+                  </w:r>
+                </w:p>
+              </w:tc>
+            </w:tr>
+            <w:tr>
+              <w:tc>
+                <w:tcPr>
+                  <w:tcW w:type="dxa" w:w="4608"/>
+                </w:tcPr>
+                <w:p>
+                  <w:pPr>
+                    <w:spacing w:after="0"/>
+                  </w:pPr>
+                  <w:r/>
+                  <w:r>
+                    <w:rPr>
+                      <w:b w:val="0"/>
+                      <w:sz w:val="17"/>
+                    </w:rPr>
+                    <w:t>P16 Validación fallida oculta el error previo (v1.2)</w:t>
+                  </w:r>
+                </w:p>
+              </w:tc>
+              <w:tc>
+                <w:tcPr>
+                  <w:tcW w:type="dxa" w:w="1440"/>
+                </w:tcPr>
+                <w:p>
+                  <w:pPr>
+                    <w:spacing w:after="0"/>
+                  </w:pPr>
+                  <w:r/>
+                  <w:r>
+                    <w:rPr>
+                      <w:b w:val="0"/>
+                      <w:sz w:val="17"/>
+                    </w:rPr>
+                    <w:t>1.7</w:t>
+                  </w:r>
+                </w:p>
+              </w:tc>
+              <w:tc>
+                <w:tcPr>
+                  <w:tcW w:type="dxa" w:w="3024"/>
+                </w:tcPr>
+                <w:p>
+                  <w:pPr>
+                    <w:spacing w:after="0"/>
+                  </w:pPr>
+                  <w:r/>
+                  <w:r>
+                    <w:rPr>
+                      <w:b w:val="0"/>
+                      <w:sz w:val="17"/>
+                    </w:rPr>
+                    <w:t>integration.test.ts</w:t>
                   </w:r>
                 </w:p>
               </w:tc>
@@ -3246,26 +8067,738 @@
           <w:p>
             <w:pPr>
               <w:spacing w:after="60" w:before="0"/>
-            </w:pPr>
-            <w:r>
-              <w:rPr>
-                <w:b w:val="0"/>
-                <w:i w:val="0"/>
-                <w:sz w:val="8"/>
-              </w:rPr>
-            </w:r>
-          </w:p>
-          <w:p>
-            <w:pPr>
-              <w:spacing w:after="60" w:before="60"/>
+              <w:jc w:val="both"/>
+            </w:pPr>
+          </w:p>
+          <w:p>
+            <w:pPr>
+              <w:keepNext/>
+              <w:spacing w:after="40" w:before="0"/>
             </w:pPr>
             <w:r>
               <w:rPr>
                 <w:b/>
+                <w:i w:val="0"/>
+                <w:sz w:val="17"/>
+              </w:rPr>
+              <w:t>Tabla 11. Distribución de las 50 pruebas</w:t>
+            </w:r>
+          </w:p>
+          <w:tbl>
+            <w:tblPr>
+              <w:tblW w:type="auto" w:w="0"/>
+              <w:tblLayout w:type="fixed"/>
+              <w:tblLook w:firstColumn="1" w:firstRow="1" w:lastColumn="0" w:lastRow="0" w:noHBand="0" w:noVBand="1" w:val="04A0"/>
+              <w:tblBorders>
+                <w:top w:val="single" w:sz="4" w:color="8A8A8A"/>
+                <w:left w:val="single" w:sz="4" w:color="8A8A8A"/>
+                <w:bottom w:val="single" w:sz="4" w:color="8A8A8A"/>
+                <w:right w:val="single" w:sz="4" w:color="8A8A8A"/>
+                <w:insideH w:val="single" w:sz="4" w:color="8A8A8A"/>
+                <w:insideV w:val="single" w:sz="4" w:color="8A8A8A"/>
+              </w:tblBorders>
+              <w:tblLayout w:type="fixed"/>
+            </w:tblPr>
+            <w:tblGrid>
+              <w:gridCol w:w="2880"/>
+              <w:gridCol w:w="864"/>
+              <w:gridCol w:w="5328"/>
+            </w:tblGrid>
+            <w:tr>
+              <w:tc>
+                <w:tcPr>
+                  <w:tcW w:type="dxa" w:w="2880"/>
+                  <w:shd w:val="clear" w:color="auto" w:fill="D9E2F3"/>
+                </w:tcPr>
+                <w:p>
+                  <w:pPr>
+                    <w:spacing w:after="0"/>
+                  </w:pPr>
+                  <w:r/>
+                  <w:r>
+                    <w:rPr>
+                      <w:b/>
+                      <w:sz w:val="17"/>
+                    </w:rPr>
+                    <w:t>Archivo</w:t>
+                  </w:r>
+                </w:p>
+              </w:tc>
+              <w:tc>
+                <w:tcPr>
+                  <w:tcW w:type="dxa" w:w="864"/>
+                  <w:shd w:val="clear" w:color="auto" w:fill="D9E2F3"/>
+                </w:tcPr>
+                <w:p>
+                  <w:pPr>
+                    <w:spacing w:after="0"/>
+                  </w:pPr>
+                  <w:r/>
+                  <w:r>
+                    <w:rPr>
+                      <w:b/>
+                      <w:sz w:val="17"/>
+                    </w:rPr>
+                    <w:t>Pruebas</w:t>
+                  </w:r>
+                </w:p>
+              </w:tc>
+              <w:tc>
+                <w:tcPr>
+                  <w:tcW w:type="dxa" w:w="5328"/>
+                  <w:shd w:val="clear" w:color="auto" w:fill="D9E2F3"/>
+                </w:tcPr>
+                <w:p>
+                  <w:pPr>
+                    <w:spacing w:after="0"/>
+                  </w:pPr>
+                  <w:r/>
+                  <w:r>
+                    <w:rPr>
+                      <w:b/>
+                      <w:sz w:val="17"/>
+                    </w:rPr>
+                    <w:t>Contenido principal</w:t>
+                  </w:r>
+                </w:p>
+              </w:tc>
+            </w:tr>
+            <w:tr>
+              <w:tc>
+                <w:tcPr>
+                  <w:tcW w:type="dxa" w:w="2880"/>
+                </w:tcPr>
+                <w:p>
+                  <w:pPr>
+                    <w:spacing w:after="0"/>
+                  </w:pPr>
+                  <w:r/>
+                  <w:r>
+                    <w:rPr>
+                      <w:b w:val="0"/>
+                      <w:sz w:val="17"/>
+                    </w:rPr>
+                    <w:t>GeocodingService.test.ts</w:t>
+                  </w:r>
+                </w:p>
+              </w:tc>
+              <w:tc>
+                <w:tcPr>
+                  <w:tcW w:type="dxa" w:w="864"/>
+                </w:tcPr>
+                <w:p>
+                  <w:pPr>
+                    <w:spacing w:after="0"/>
+                  </w:pPr>
+                  <w:r/>
+                  <w:r>
+                    <w:rPr>
+                      <w:b w:val="0"/>
+                      <w:sz w:val="17"/>
+                    </w:rPr>
+                    <w:t>11</w:t>
+                  </w:r>
+                </w:p>
+              </w:tc>
+              <w:tc>
+                <w:tcPr>
+                  <w:tcW w:type="dxa" w:w="5328"/>
+                </w:tcPr>
+                <w:p>
+                  <w:pPr>
+                    <w:spacing w:after="0"/>
+                  </w:pPr>
+                  <w:r/>
+                  <w:r>
+                    <w:rPr>
+                      <w:b w:val="0"/>
+                      <w:sz w:val="17"/>
+                    </w:rPr>
+                    <w:t>P3, P4, P5, P8, P9, red, timeout real de 10 s (fake timers)</w:t>
+                  </w:r>
+                </w:p>
+              </w:tc>
+            </w:tr>
+            <w:tr>
+              <w:tc>
+                <w:tcPr>
+                  <w:tcW w:type="dxa" w:w="2880"/>
+                </w:tcPr>
+                <w:p>
+                  <w:pPr>
+                    <w:spacing w:after="0"/>
+                  </w:pPr>
+                  <w:r/>
+                  <w:r>
+                    <w:rPr>
+                      <w:b w:val="0"/>
+                      <w:sz w:val="17"/>
+                    </w:rPr>
+                    <w:t>ForecastService.test.ts</w:t>
+                  </w:r>
+                </w:p>
+              </w:tc>
+              <w:tc>
+                <w:tcPr>
+                  <w:tcW w:type="dxa" w:w="864"/>
+                </w:tcPr>
+                <w:p>
+                  <w:pPr>
+                    <w:spacing w:after="0"/>
+                  </w:pPr>
+                  <w:r/>
+                  <w:r>
+                    <w:rPr>
+                      <w:b w:val="0"/>
+                      <w:sz w:val="17"/>
+                    </w:rPr>
+                    <w:t>8</w:t>
+                  </w:r>
+                </w:p>
+              </w:tc>
+              <w:tc>
+                <w:tcPr>
+                  <w:tcW w:type="dxa" w:w="5328"/>
+                </w:tcPr>
+                <w:p>
+                  <w:pPr>
+                    <w:spacing w:after="0"/>
+                  </w:pPr>
+                  <w:r/>
+                  <w:r>
+                    <w:rPr>
+                      <w:b w:val="0"/>
+                      <w:sz w:val="17"/>
+                    </w:rPr>
+                    <w:t>P6, P7, P8, P9, P10, red, timeout, éxito</w:t>
+                  </w:r>
+                </w:p>
+              </w:tc>
+            </w:tr>
+            <w:tr>
+              <w:tc>
+                <w:tcPr>
+                  <w:tcW w:type="dxa" w:w="2880"/>
+                </w:tcPr>
+                <w:p>
+                  <w:pPr>
+                    <w:spacing w:after="0"/>
+                  </w:pPr>
+                  <w:r/>
+                  <w:r>
+                    <w:rPr>
+                      <w:b w:val="0"/>
+                      <w:sz w:val="17"/>
+                    </w:rPr>
+                    <w:t>WeatherController.test.ts</w:t>
+                  </w:r>
+                </w:p>
+              </w:tc>
+              <w:tc>
+                <w:tcPr>
+                  <w:tcW w:type="dxa" w:w="864"/>
+                </w:tcPr>
+                <w:p>
+                  <w:pPr>
+                    <w:spacing w:after="0"/>
+                  </w:pPr>
+                  <w:r/>
+                  <w:r>
+                    <w:rPr>
+                      <w:b w:val="0"/>
+                      <w:sz w:val="17"/>
+                    </w:rPr>
+                    <w:t>8</w:t>
+                  </w:r>
+                </w:p>
+              </w:tc>
+              <w:tc>
+                <w:tcPr>
+                  <w:tcW w:type="dxa" w:w="5328"/>
+                </w:tcPr>
+                <w:p>
+                  <w:pPr>
+                    <w:spacing w:after="0"/>
+                  </w:pPr>
+                  <w:r/>
+                  <w:r>
+                    <w:rPr>
+                      <w:b w:val="0"/>
+                      <w:sz w:val="17"/>
+                    </w:rPr>
+                    <w:t>Flujo, P13, P8 (mensajes), P15, carga, Req 1.7</w:t>
+                  </w:r>
+                </w:p>
+              </w:tc>
+            </w:tr>
+            <w:tr>
+              <w:tc>
+                <w:tcPr>
+                  <w:tcW w:type="dxa" w:w="2880"/>
+                </w:tcPr>
+                <w:p>
+                  <w:pPr>
+                    <w:spacing w:after="0"/>
+                  </w:pPr>
+                  <w:r/>
+                  <w:r>
+                    <w:rPr>
+                      <w:b w:val="0"/>
+                      <w:sz w:val="17"/>
+                    </w:rPr>
+                    <w:t>CitySearchForm.test.ts</w:t>
+                  </w:r>
+                </w:p>
+              </w:tc>
+              <w:tc>
+                <w:tcPr>
+                  <w:tcW w:type="dxa" w:w="864"/>
+                </w:tcPr>
+                <w:p>
+                  <w:pPr>
+                    <w:spacing w:after="0"/>
+                  </w:pPr>
+                  <w:r/>
+                  <w:r>
+                    <w:rPr>
+                      <w:b w:val="0"/>
+                      <w:sz w:val="17"/>
+                    </w:rPr>
+                    <w:t>6</w:t>
+                  </w:r>
+                </w:p>
+              </w:tc>
+              <w:tc>
+                <w:tcPr>
+                  <w:tcW w:type="dxa" w:w="5328"/>
+                </w:tcPr>
+                <w:p>
+                  <w:pPr>
+                    <w:spacing w:after="0"/>
+                  </w:pPr>
+                  <w:r/>
+                  <w:r>
+                    <w:rPr>
+                      <w:b w:val="0"/>
+                      <w:sz w:val="17"/>
+                    </w:rPr>
+                    <w:t>P1, P2, maxlength, clic, Enter (un solo envío), Testing Library</w:t>
+                  </w:r>
+                </w:p>
+              </w:tc>
+            </w:tr>
+            <w:tr>
+              <w:tc>
+                <w:tcPr>
+                  <w:tcW w:type="dxa" w:w="2880"/>
+                </w:tcPr>
+                <w:p>
+                  <w:pPr>
+                    <w:spacing w:after="0"/>
+                  </w:pPr>
+                  <w:r/>
+                  <w:r>
+                    <w:rPr>
+                      <w:b w:val="0"/>
+                      <w:sz w:val="17"/>
+                    </w:rPr>
+                    <w:t>WeatherDisplay.test.ts</w:t>
+                  </w:r>
+                </w:p>
+              </w:tc>
+              <w:tc>
+                <w:tcPr>
+                  <w:tcW w:type="dxa" w:w="864"/>
+                </w:tcPr>
+                <w:p>
+                  <w:pPr>
+                    <w:spacing w:after="0"/>
+                  </w:pPr>
+                  <w:r/>
+                  <w:r>
+                    <w:rPr>
+                      <w:b w:val="0"/>
+                      <w:sz w:val="17"/>
+                    </w:rPr>
+                    <w:t>5</w:t>
+                  </w:r>
+                </w:p>
+              </w:tc>
+              <w:tc>
+                <w:tcPr>
+                  <w:tcW w:type="dxa" w:w="5328"/>
+                </w:tcPr>
+                <w:p>
+                  <w:pPr>
+                    <w:spacing w:after="0"/>
+                  </w:pPr>
+                  <w:r/>
+                  <w:r>
+                    <w:rPr>
+                      <w:b w:val="0"/>
+                      <w:sz w:val="17"/>
+                    </w:rPr>
+                    <w:t>P12, etiqueta v1.1, fallback, clear, anti-XSS</w:t>
+                  </w:r>
+                </w:p>
+              </w:tc>
+            </w:tr>
+            <w:tr>
+              <w:tc>
+                <w:tcPr>
+                  <w:tcW w:type="dxa" w:w="2880"/>
+                </w:tcPr>
+                <w:p>
+                  <w:pPr>
+                    <w:spacing w:after="0"/>
+                  </w:pPr>
+                  <w:r/>
+                  <w:r>
+                    <w:rPr>
+                      <w:b w:val="0"/>
+                      <w:sz w:val="17"/>
+                    </w:rPr>
+                    <w:t>integration.test.ts</w:t>
+                  </w:r>
+                </w:p>
+              </w:tc>
+              <w:tc>
+                <w:tcPr>
+                  <w:tcW w:type="dxa" w:w="864"/>
+                </w:tcPr>
+                <w:p>
+                  <w:pPr>
+                    <w:spacing w:after="0"/>
+                  </w:pPr>
+                  <w:r/>
+                  <w:r>
+                    <w:rPr>
+                      <w:b w:val="0"/>
+                      <w:sz w:val="17"/>
+                    </w:rPr>
+                    <w:t>4</w:t>
+                  </w:r>
+                </w:p>
+              </w:tc>
+              <w:tc>
+                <w:tcPr>
+                  <w:tcW w:type="dxa" w:w="5328"/>
+                </w:tcPr>
+                <w:p>
+                  <w:pPr>
+                    <w:spacing w:after="0"/>
+                  </w:pPr>
+                  <w:r/>
+                  <w:r>
+                    <w:rPr>
+                      <w:b w:val="0"/>
+                      <w:sz w:val="17"/>
+                    </w:rPr>
+                    <w:t>Éxito, ciudad no encontrada, datos incompletos, P16</w:t>
+                  </w:r>
+                </w:p>
+              </w:tc>
+            </w:tr>
+            <w:tr>
+              <w:tc>
+                <w:tcPr>
+                  <w:tcW w:type="dxa" w:w="2880"/>
+                </w:tcPr>
+                <w:p>
+                  <w:pPr>
+                    <w:spacing w:after="0"/>
+                  </w:pPr>
+                  <w:r/>
+                  <w:r>
+                    <w:rPr>
+                      <w:b w:val="0"/>
+                      <w:sz w:val="17"/>
+                    </w:rPr>
+                    <w:t>contract.test.ts</w:t>
+                  </w:r>
+                </w:p>
+              </w:tc>
+              <w:tc>
+                <w:tcPr>
+                  <w:tcW w:type="dxa" w:w="864"/>
+                </w:tcPr>
+                <w:p>
+                  <w:pPr>
+                    <w:spacing w:after="0"/>
+                  </w:pPr>
+                  <w:r/>
+                  <w:r>
+                    <w:rPr>
+                      <w:b w:val="0"/>
+                      <w:sz w:val="17"/>
+                    </w:rPr>
+                    <w:t>4</w:t>
+                  </w:r>
+                </w:p>
+              </w:tc>
+              <w:tc>
+                <w:tcPr>
+                  <w:tcW w:type="dxa" w:w="5328"/>
+                </w:tcPr>
+                <w:p>
+                  <w:pPr>
+                    <w:spacing w:after="0"/>
+                  </w:pPr>
+                  <w:r/>
+                  <w:r>
+                    <w:rPr>
+                      <w:b w:val="0"/>
+                      <w:sz w:val="17"/>
+                    </w:rPr>
+                    <w:t>Respuestas reales: Arequipa, sin resultados, forecast, flujo San José</w:t>
+                  </w:r>
+                </w:p>
+              </w:tc>
+            </w:tr>
+            <w:tr>
+              <w:tc>
+                <w:tcPr>
+                  <w:tcW w:type="dxa" w:w="2880"/>
+                </w:tcPr>
+                <w:p>
+                  <w:pPr>
+                    <w:spacing w:after="0"/>
+                  </w:pPr>
+                  <w:r/>
+                  <w:r>
+                    <w:rPr>
+                      <w:b w:val="0"/>
+                      <w:sz w:val="17"/>
+                    </w:rPr>
+                    <w:t>formatters.test.ts / location.test.ts</w:t>
+                  </w:r>
+                </w:p>
+              </w:tc>
+              <w:tc>
+                <w:tcPr>
+                  <w:tcW w:type="dxa" w:w="864"/>
+                </w:tcPr>
+                <w:p>
+                  <w:pPr>
+                    <w:spacing w:after="0"/>
+                  </w:pPr>
+                  <w:r/>
+                  <w:r>
+                    <w:rPr>
+                      <w:b w:val="0"/>
+                      <w:sz w:val="17"/>
+                    </w:rPr>
+                    <w:t>2 + 2</w:t>
+                  </w:r>
+                </w:p>
+              </w:tc>
+              <w:tc>
+                <w:tcPr>
+                  <w:tcW w:type="dxa" w:w="5328"/>
+                </w:tcPr>
+                <w:p>
+                  <w:pPr>
+                    <w:spacing w:after="0"/>
+                  </w:pPr>
+                  <w:r/>
+                  <w:r>
+                    <w:rPr>
+                      <w:b w:val="0"/>
+                      <w:sz w:val="17"/>
+                    </w:rPr>
+                    <w:t>P11 y P14 con ejemplos de datos reales</w:t>
+                  </w:r>
+                </w:p>
+              </w:tc>
+            </w:tr>
+            <w:tr>
+              <w:tc>
+                <w:tcPr>
+                  <w:tcW w:type="dxa" w:w="2880"/>
+                </w:tcPr>
+                <w:p>
+                  <w:pPr>
+                    <w:spacing w:after="0"/>
+                  </w:pPr>
+                  <w:r/>
+                  <w:r>
+                    <w:rPr>
+                      <w:b w:val="0"/>
+                      <w:sz w:val="17"/>
+                    </w:rPr>
+                    <w:t>Total</w:t>
+                  </w:r>
+                </w:p>
+              </w:tc>
+              <w:tc>
+                <w:tcPr>
+                  <w:tcW w:type="dxa" w:w="864"/>
+                </w:tcPr>
+                <w:p>
+                  <w:pPr>
+                    <w:spacing w:after="0"/>
+                  </w:pPr>
+                  <w:r/>
+                  <w:r>
+                    <w:rPr>
+                      <w:b w:val="0"/>
+                      <w:sz w:val="17"/>
+                    </w:rPr>
+                    <w:t>50</w:t>
+                  </w:r>
+                </w:p>
+              </w:tc>
+              <w:tc>
+                <w:tcPr>
+                  <w:tcW w:type="dxa" w:w="5328"/>
+                </w:tcPr>
+                <w:p>
+                  <w:pPr>
+                    <w:spacing w:after="0"/>
+                  </w:pPr>
+                  <w:r/>
+                  <w:r>
+                    <w:rPr>
+                      <w:b w:val="0"/>
+                      <w:sz w:val="17"/>
+                    </w:rPr>
+                    <w:t>Cobertura: 93,53 % sentencias · 88,17 % ramas · 90,47 % funciones · 94,02 % líneas</w:t>
+                  </w:r>
+                </w:p>
+              </w:tc>
+            </w:tr>
+          </w:tbl>
+          <w:p>
+            <w:pPr>
+              <w:spacing w:after="60" w:before="0"/>
+              <w:jc w:val="both"/>
+            </w:pPr>
+          </w:p>
+          <w:p>
+            <w:pPr>
+              <w:keepNext/>
+              <w:spacing w:before="80"/>
+              <w:jc w:val="center"/>
+            </w:pPr>
+            <w:r>
+              <w:drawing>
+                <wp:inline>
+                  <wp:extent cx="4937760" cy="3139005"/>
+                  <wp:docPr id="29" name="Picture 29"/>
+                  <wp:cNvGraphicFramePr>
+                    <a:graphicFrameLocks noChangeAspect="1"/>
+                  </wp:cNvGraphicFramePr>
+                  <a:graphic>
+                    <a:graphicData uri="http://schemas.openxmlformats.org/drawingml/2006/picture">
+                      <pic:pic>
+                        <pic:nvPicPr>
+                          <pic:cNvPr id="0" name="coverage_html.png"/>
+                          <pic:cNvPicPr/>
+                        </pic:nvPicPr>
+                        <pic:blipFill>
+                          <a:blip r:embed="rId35"/>
+                          <a:stretch>
+                            <a:fillRect/>
+                          </a:stretch>
+                        </pic:blipFill>
+                        <pic:spPr>
+                          <a:xfrm>
+                            <a:off x="0" y="0"/>
+                            <a:ext cx="4937760" cy="3139005"/>
+                          </a:xfrm>
+                          <a:prstGeom prst="rect"/>
+                        </pic:spPr>
+                      </pic:pic>
+                    </a:graphicData>
+                  </a:graphic>
+                </wp:inline>
+              </w:drawing>
+            </w:r>
+          </w:p>
+          <w:p>
+            <w:pPr>
+              <w:spacing w:after="120" w:before="0"/>
+              <w:jc w:val="center"/>
+            </w:pPr>
+            <w:r>
+              <w:rPr>
+                <w:b w:val="0"/>
                 <w:i/>
-                <w:sz w:val="20"/>
-              </w:rPr>
-              <w:t>Pruebas de ejemplo e integración</w:t>
+                <w:color w:val="333333"/>
+                <w:sz w:val="17"/>
+              </w:rPr>
+              <w:t>Figura 29. Reporte HTML de cobertura (istanbul/v8) por carpeta.</w:t>
+            </w:r>
+          </w:p>
+          <w:p>
+            <w:pPr>
+              <w:keepNext/>
+              <w:spacing w:before="80"/>
+              <w:jc w:val="center"/>
+            </w:pPr>
+            <w:r>
+              <w:drawing>
+                <wp:inline>
+                  <wp:extent cx="4937760" cy="1583610"/>
+                  <wp:docPr id="30" name="Picture 30"/>
+                  <wp:cNvGraphicFramePr>
+                    <a:graphicFrameLocks noChangeAspect="1"/>
+                  </wp:cNvGraphicFramePr>
+                  <a:graphic>
+                    <a:graphicData uri="http://schemas.openxmlformats.org/drawingml/2006/picture">
+                      <pic:pic>
+                        <pic:nvPicPr>
+                          <pic:cNvPr id="0" name="t_build.png"/>
+                          <pic:cNvPicPr/>
+                        </pic:nvPicPr>
+                        <pic:blipFill>
+                          <a:blip r:embed="rId36"/>
+                          <a:stretch>
+                            <a:fillRect/>
+                          </a:stretch>
+                        </pic:blipFill>
+                        <pic:spPr>
+                          <a:xfrm>
+                            <a:off x="0" y="0"/>
+                            <a:ext cx="4937760" cy="1583610"/>
+                          </a:xfrm>
+                          <a:prstGeom prst="rect"/>
+                        </pic:spPr>
+                      </pic:pic>
+                    </a:graphicData>
+                  </a:graphic>
+                </wp:inline>
+              </w:drawing>
+            </w:r>
+          </w:p>
+          <w:p>
+            <w:pPr>
+              <w:spacing w:after="120" w:before="0"/>
+              <w:jc w:val="center"/>
+            </w:pPr>
+            <w:r>
+              <w:rPr>
+                <w:b w:val="0"/>
+                <w:i/>
+                <w:color w:val="333333"/>
+                <w:sz w:val="17"/>
+              </w:rPr>
+              <w:t>Figura 30. Verificación de tipos sin errores y build de producción (8,45 kB de JS; 3,00 kB comprimido).</w:t>
+            </w:r>
+          </w:p>
+          <w:p>
+            <w:pPr>
+              <w:keepNext/>
+              <w:spacing w:after="60" w:before="200"/>
+            </w:pPr>
+            <w:r>
+              <w:rPr>
+                <w:b/>
+                <w:i w:val="0"/>
+                <w:color w:val="1B3A6B"/>
+                <w:sz w:val="24"/>
+              </w:rPr>
+              <w:t>6. Dificultades, decisiones y lecciones</w:t>
             </w:r>
           </w:p>
           <w:p>
@@ -3280,7 +8813,23 @@
                 <w:i w:val="0"/>
                 <w:sz w:val="20"/>
               </w:rPr>
-              <w:t>•  Unitarias: maxlength=100; envío por clic y por Enter (una sola vez); input habilitado tras error; 0 resultados; error de red; timeout (fetchWithTimeout aborta a los 10 000 ms con temporizadores simulados); éxito; fallback al nombre ingresado; anti-XSS; indicador de carga (aparece y desaparece en éxito y error).</w:t>
+              <w:t xml:space="preserve">•  </w:t>
+            </w:r>
+            <w:r>
+              <w:rPr>
+                <w:b/>
+                <w:i w:val="0"/>
+                <w:sz w:val="20"/>
+              </w:rPr>
+              <w:t>El spec puede tener errores:</w:t>
+            </w:r>
+            <w:r>
+              <w:rPr>
+                <w:b w:val="0"/>
+                <w:i w:val="0"/>
+                <w:sz w:val="20"/>
+              </w:rPr>
+              <w:t xml:space="preserve"> el nombre del parámetro de humedad era distinto en requirements y design. SDD no elimina los errores del spec; los vuelve visibles y corregibles en un solo lugar.</w:t>
             </w:r>
           </w:p>
           <w:p>
@@ -3295,7 +8844,267 @@
                 <w:i w:val="0"/>
                 <w:sz w:val="20"/>
               </w:rPr>
-              <w:t>•  Integración (tests/integration.test.ts): flujo completo con DOM real (jsdom): «  Arequipa » → muestra Arequipa, 18.5 °C, 40 %, 0.0 mm y oculta la carga; ciudad inexistente → mensaje de error e input accesible; humedad nula → «Los datos meteorológicos recibidos están incompletos.»</w:t>
+              <w:t xml:space="preserve">•  </w:t>
+            </w:r>
+            <w:r>
+              <w:rPr>
+                <w:b/>
+                <w:i w:val="0"/>
+                <w:sz w:val="20"/>
+              </w:rPr>
+              <w:t>Comportamiento sin spec = deuda oculta:</w:t>
+            </w:r>
+            <w:r>
+              <w:rPr>
+                <w:b w:val="0"/>
+                <w:i w:val="0"/>
+                <w:sz w:val="20"/>
+              </w:rPr>
+              <w:t xml:space="preserve"> el descarte de respuestas obsoletas existía en el código, pero no en el spec; sin la v1.1, una refactorización podría haberlo eliminado sin que fallara ninguna prueba.</w:t>
+            </w:r>
+          </w:p>
+          <w:p>
+            <w:pPr>
+              <w:spacing w:after="60" w:before="0"/>
+              <w:ind w:left="280"/>
+              <w:jc w:val="both"/>
+            </w:pPr>
+            <w:r>
+              <w:rPr>
+                <w:b w:val="0"/>
+                <w:i w:val="0"/>
+                <w:sz w:val="20"/>
+              </w:rPr>
+              <w:t xml:space="preserve">•  </w:t>
+            </w:r>
+            <w:r>
+              <w:rPr>
+                <w:b/>
+                <w:i w:val="0"/>
+                <w:sz w:val="20"/>
+              </w:rPr>
+              <w:t>Las pruebas con datos sintéticos no bastan:</w:t>
+            </w:r>
+            <w:r>
+              <w:rPr>
+                <w:b w:val="0"/>
+                <w:i w:val="0"/>
+                <w:sz w:val="20"/>
+              </w:rPr>
+              <w:t xml:space="preserve"> solo los datos reales mostraron la ambigüedad de «San José». Por eso se añadieron las pruebas de contrato con respuestas reales.</w:t>
+            </w:r>
+          </w:p>
+          <w:p>
+            <w:pPr>
+              <w:spacing w:after="60" w:before="0"/>
+              <w:ind w:left="280"/>
+              <w:jc w:val="both"/>
+            </w:pPr>
+            <w:r>
+              <w:rPr>
+                <w:b w:val="0"/>
+                <w:i w:val="0"/>
+                <w:sz w:val="20"/>
+              </w:rPr>
+              <w:t xml:space="preserve">•  </w:t>
+            </w:r>
+            <w:r>
+              <w:rPr>
+                <w:b/>
+                <w:i w:val="0"/>
+                <w:sz w:val="20"/>
+              </w:rPr>
+              <w:t>La prueba en vivo complementa a la automatizada:</w:t>
+            </w:r>
+            <w:r>
+              <w:rPr>
+                <w:b w:val="0"/>
+                <w:i w:val="0"/>
+                <w:sz w:val="20"/>
+              </w:rPr>
+              <w:t xml:space="preserve"> el defecto de la v1.2 pasó 48 pruebas porque ningún criterio lo describía. Un spec solo garantiza lo que dice.</w:t>
+            </w:r>
+          </w:p>
+          <w:p>
+            <w:pPr>
+              <w:spacing w:after="60" w:before="0"/>
+              <w:ind w:left="280"/>
+              <w:jc w:val="both"/>
+            </w:pPr>
+            <w:r>
+              <w:rPr>
+                <w:b w:val="0"/>
+                <w:i w:val="0"/>
+                <w:sz w:val="20"/>
+              </w:rPr>
+              <w:t xml:space="preserve">•  </w:t>
+            </w:r>
+            <w:r>
+              <w:rPr>
+                <w:b/>
+                <w:i w:val="0"/>
+                <w:sz w:val="20"/>
+              </w:rPr>
+              <w:t>Las decisiones de producto son humanas:</w:t>
+            </w:r>
+            <w:r>
+              <w:rPr>
+                <w:b w:val="0"/>
+                <w:i w:val="0"/>
+                <w:sz w:val="20"/>
+              </w:rPr>
+              <w:t xml:space="preserve"> en tres momentos (aprobación v1.1, comportamiento v1.2, formato del informe) el asistente se detuvo y pidió la decisión al estudiante, en lugar de suponerla.</w:t>
+            </w:r>
+          </w:p>
+          <w:p>
+            <w:pPr>
+              <w:spacing w:after="60" w:before="0"/>
+              <w:ind w:left="280"/>
+              <w:jc w:val="both"/>
+            </w:pPr>
+            <w:r>
+              <w:rPr>
+                <w:b w:val="0"/>
+                <w:i w:val="0"/>
+                <w:sz w:val="20"/>
+              </w:rPr>
+              <w:t xml:space="preserve">•  </w:t>
+            </w:r>
+            <w:r>
+              <w:rPr>
+                <w:b/>
+                <w:i w:val="0"/>
+                <w:sz w:val="20"/>
+              </w:rPr>
+              <w:t>Limitaciones:</w:t>
+            </w:r>
+            <w:r>
+              <w:rPr>
+                <w:b w:val="0"/>
+                <w:i w:val="0"/>
+                <w:sz w:val="20"/>
+              </w:rPr>
+              <w:t xml:space="preserve"> no se cuenta con capturas de la sesión de Kiro en que se generó el spec v1.0; los estados de error de red se muestran con red simulada (Figuras 25–28); el timeout de 10 s se verificó con temporizadores falsos y no esperando 10 s reales.</w:t>
+            </w:r>
+          </w:p>
+          <w:p>
+            <w:pPr>
+              <w:keepNext/>
+              <w:spacing w:after="60" w:before="200"/>
+            </w:pPr>
+            <w:r>
+              <w:rPr>
+                <w:b/>
+                <w:i w:val="0"/>
+                <w:color w:val="1B3A6B"/>
+                <w:sz w:val="24"/>
+              </w:rPr>
+              <w:t>7. Cómo ejecutar el proyecto</w:t>
+            </w:r>
+          </w:p>
+          <w:p>
+            <w:pPr>
+              <w:spacing w:after="0" w:before="0"/>
+              <w:ind w:left="200"/>
+            </w:pPr>
+            <w:r>
+              <w:rPr>
+                <w:rFonts w:ascii="Consolas" w:hAnsi="Consolas" w:eastAsia="Consolas"/>
+                <w:b w:val="0"/>
+                <w:i w:val="0"/>
+                <w:sz w:val="17"/>
+              </w:rPr>
+              <w:t>git clone https://github.com/BastleyNait/SDD.git &amp;&amp; cd SDD</w:t>
+            </w:r>
+          </w:p>
+          <w:p>
+            <w:pPr>
+              <w:spacing w:after="0" w:before="0"/>
+              <w:ind w:left="200"/>
+            </w:pPr>
+            <w:r>
+              <w:rPr>
+                <w:rFonts w:ascii="Consolas" w:hAnsi="Consolas" w:eastAsia="Consolas"/>
+                <w:b w:val="0"/>
+                <w:i w:val="0"/>
+                <w:sz w:val="17"/>
+              </w:rPr>
+              <w:t>npm install</w:t>
+            </w:r>
+          </w:p>
+          <w:p>
+            <w:pPr>
+              <w:spacing w:after="0" w:before="0"/>
+              <w:ind w:left="200"/>
+            </w:pPr>
+            <w:r>
+              <w:rPr>
+                <w:rFonts w:ascii="Consolas" w:hAnsi="Consolas" w:eastAsia="Consolas"/>
+                <w:b w:val="0"/>
+                <w:i w:val="0"/>
+                <w:sz w:val="17"/>
+              </w:rPr>
+              <w:t>npm run dev        # http://localhost:5173</w:t>
+            </w:r>
+          </w:p>
+          <w:p>
+            <w:pPr>
+              <w:spacing w:after="0" w:before="0"/>
+              <w:ind w:left="200"/>
+            </w:pPr>
+            <w:r>
+              <w:rPr>
+                <w:rFonts w:ascii="Consolas" w:hAnsi="Consolas" w:eastAsia="Consolas"/>
+                <w:b w:val="0"/>
+                <w:i w:val="0"/>
+                <w:sz w:val="17"/>
+              </w:rPr>
+              <w:t>npm test           # 50 pruebas</w:t>
+            </w:r>
+          </w:p>
+          <w:p>
+            <w:pPr>
+              <w:spacing w:after="0" w:before="0"/>
+              <w:ind w:left="200"/>
+            </w:pPr>
+            <w:r>
+              <w:rPr>
+                <w:rFonts w:ascii="Consolas" w:hAnsi="Consolas" w:eastAsia="Consolas"/>
+                <w:b w:val="0"/>
+                <w:i w:val="0"/>
+                <w:sz w:val="17"/>
+              </w:rPr>
+              <w:t>npm run coverage   # reporte en coverage/index.html</w:t>
+            </w:r>
+          </w:p>
+          <w:p>
+            <w:pPr>
+              <w:spacing w:after="0" w:before="0"/>
+              <w:ind w:left="200"/>
+            </w:pPr>
+            <w:r>
+              <w:rPr>
+                <w:rFonts w:ascii="Consolas" w:hAnsi="Consolas" w:eastAsia="Consolas"/>
+                <w:b w:val="0"/>
+                <w:i w:val="0"/>
+                <w:sz w:val="17"/>
+              </w:rPr>
+              <w:t>npm run build      # typecheck + dist/</w:t>
+            </w:r>
+          </w:p>
+          <w:p>
+            <w:pPr>
+              <w:spacing w:after="0" w:before="0"/>
+              <w:ind w:left="200"/>
+            </w:pPr>
+            <w:r>
+              <w:rPr>
+                <w:rFonts w:ascii="Consolas" w:hAnsi="Consolas" w:eastAsia="Consolas"/>
+                <w:b w:val="0"/>
+                <w:i w:val="0"/>
+                <w:sz w:val="17"/>
+              </w:rPr>
+              <w:t>git log --oneline  # historial del ciclo SDD</w:t>
             </w:r>
           </w:p>
           <w:p>
@@ -3303,113 +9112,19 @@
               <w:spacing w:after="60" w:before="0"/>
               <w:jc w:val="both"/>
             </w:pPr>
-            <w:r>
-              <w:rPr>
-                <w:b w:val="0"/>
-                <w:i w:val="0"/>
-                <w:sz w:val="20"/>
-              </w:rPr>
-              <w:t>Limitación: las pruebas usan clientes simulados (determinismo, sin red). No se realizó una verificación contra las APIs reales de Open-Meteo desde el entorno de desarrollo; el formato de URL y de respuesta se tomó de la documentación recogida en el design.md. Se recomienda una prueba manual con npm run dev (por ejemplo «Arequipa», «Lima», una ciudad inexistente y una entrada vacía).</w:t>
-            </w:r>
-          </w:p>
-          <w:p>
-            <w:pPr>
-              <w:spacing w:after="60" w:before="120"/>
-            </w:pPr>
-            <w:r>
-              <w:rPr>
-                <w:b/>
-                <w:i w:val="0"/>
-                <w:sz w:val="21"/>
-              </w:rPr>
-              <w:t>6. Cómo ejecutar</w:t>
-            </w:r>
-          </w:p>
-          <w:p>
-            <w:pPr>
-              <w:spacing w:after="0" w:before="0"/>
-              <w:ind w:left="200"/>
-            </w:pPr>
-            <w:r>
-              <w:rPr>
-                <w:rFonts w:ascii="Consolas" w:hAnsi="Consolas" w:eastAsia="Consolas"/>
-                <w:b w:val="0"/>
-                <w:i w:val="0"/>
-                <w:sz w:val="17"/>
-              </w:rPr>
-              <w:t>git clone https://github.com/BastleyNait/SDD.git &amp;&amp; cd SDD</w:t>
-            </w:r>
-          </w:p>
-          <w:p>
-            <w:pPr>
-              <w:spacing w:after="0" w:before="0"/>
-              <w:ind w:left="200"/>
-            </w:pPr>
-            <w:r>
-              <w:rPr>
-                <w:rFonts w:ascii="Consolas" w:hAnsi="Consolas" w:eastAsia="Consolas"/>
-                <w:b w:val="0"/>
-                <w:i w:val="0"/>
-                <w:sz w:val="17"/>
-              </w:rPr>
-              <w:t>npm install</w:t>
-            </w:r>
-          </w:p>
-          <w:p>
-            <w:pPr>
-              <w:spacing w:after="0" w:before="0"/>
-              <w:ind w:left="200"/>
-            </w:pPr>
-            <w:r>
-              <w:rPr>
-                <w:rFonts w:ascii="Consolas" w:hAnsi="Consolas" w:eastAsia="Consolas"/>
-                <w:b w:val="0"/>
-                <w:i w:val="0"/>
-                <w:sz w:val="17"/>
-              </w:rPr>
-              <w:t>npm run dev     # abrir http://localhost:5173</w:t>
-            </w:r>
-          </w:p>
-          <w:p>
-            <w:pPr>
-              <w:spacing w:after="0" w:before="0"/>
-              <w:ind w:left="200"/>
-            </w:pPr>
-            <w:r>
-              <w:rPr>
-                <w:rFonts w:ascii="Consolas" w:hAnsi="Consolas" w:eastAsia="Consolas"/>
-                <w:b w:val="0"/>
-                <w:i w:val="0"/>
-                <w:sz w:val="17"/>
-              </w:rPr>
-              <w:t>npm test        # 39 pruebas</w:t>
-            </w:r>
-          </w:p>
-          <w:p>
-            <w:pPr>
-              <w:spacing w:after="0" w:before="0"/>
-              <w:ind w:left="200"/>
-            </w:pPr>
-            <w:r>
-              <w:rPr>
-                <w:rFonts w:ascii="Consolas" w:hAnsi="Consolas" w:eastAsia="Consolas"/>
-                <w:b w:val="0"/>
-                <w:i w:val="0"/>
-                <w:sz w:val="17"/>
-              </w:rPr>
-              <w:t>npm run build   # typecheck + dist/</w:t>
-            </w:r>
           </w:p>
           <w:p>
             <w:pPr>
               <w:spacing w:after="60" w:before="0"/>
-            </w:pPr>
-            <w:r>
-              <w:rPr>
-                <w:b w:val="0"/>
-                <w:i w:val="0"/>
-                <w:sz w:val="8"/>
-              </w:rPr>
+              <w:jc w:val="both"/>
+            </w:pPr>
+            <w:r>
+              <w:rPr>
+                <w:b w:val="0"/>
+                <w:i w:val="0"/>
+                <w:sz w:val="20"/>
+              </w:rPr>
+              <w:t>Demo sin instalar nada: https://raw.githack.com/BastleyNait/SDD/main/demo/index.html</w:t>
             </w:r>
           </w:p>
         </w:tc>
@@ -3511,11 +9226,12 @@
                 <w:i w:val="0"/>
                 <w:sz w:val="20"/>
               </w:rPr>
-              <w:t>La guía no incluye preguntas explícitas; se responde un cuestionario de comprensión sobre SDD basado en el material del laboratorio (Piskala, 2026) y en la experiencia del desarrollo.</w:t>
-            </w:r>
-          </w:p>
-          <w:p>
-            <w:pPr>
+              <w:t>La guía no incluye preguntas explícitas; se responde un cuestionario de comprensión sobre SDD basado en el material del laboratorio (Piskala, 2026) y en la evidencia de este desarrollo.</w:t>
+            </w:r>
+          </w:p>
+          <w:p>
+            <w:pPr>
+              <w:keepNext/>
               <w:spacing w:after="60" w:before="60"/>
             </w:pPr>
             <w:r>
@@ -3524,7 +9240,7 @@
                 <w:i/>
                 <w:sz w:val="20"/>
               </w:rPr>
-              <w:t>1. ¿Qué es el Spec-Driven Development y qué lo diferencia del desarrollo centrado en código?</w:t>
+              <w:t>1. ¿Qué es el Spec-Driven Development y en qué se diferencia del desarrollo centrado en código?</w:t>
             </w:r>
           </w:p>
           <w:p>
@@ -3538,11 +9254,12 @@
                 <w:i w:val="0"/>
                 <w:sz w:val="20"/>
               </w:rPr>
-              <w:t>SDD hace que la especificación sea la fuente de verdad y que el código sea un artefacto derivado que se genera o verifica contra ella. En el enfoque centrado en código, la documentación se desactualiza y el código termina siendo la «verdad» de facto; en SDD el contrato precede a la implementación y es legible por personas y por máquinas.</w:t>
-            </w:r>
-          </w:p>
-          <w:p>
-            <w:pPr>
+              <w:t>En SDD la especificación es la fuente de verdad y el código es un artefacto derivado que se genera o verifica contra ella. En el enfoque centrado en código, la documentación se desactualiza y el código termina siendo la verdad de facto. En este laboratorio, toda modificación de comportamiento (v1.1 y v1.2) empezó editando requirements.md y design.md, nunca el código.</w:t>
+            </w:r>
+          </w:p>
+          <w:p>
+            <w:pPr>
+              <w:keepNext/>
               <w:spacing w:after="60" w:before="60"/>
             </w:pPr>
             <w:r>
@@ -3565,11 +9282,12 @@
                 <w:i w:val="0"/>
                 <w:sz w:val="20"/>
               </w:rPr>
-              <w:t>Los modelos completan patrones bien pero no leen la mente: ante un prompt vago («vibe coding») asumen decenas de detalles no declarados. Un spec explícito (formatos, límites, errores, criterios de aceptación) reduce la ambigüedad. En este laboratorio, el requisito «timeout de 10 s» o «humedad como entero» eliminó decisiones que la IA habría tenido que adivinar.</w:t>
-            </w:r>
-          </w:p>
-          <w:p>
-            <w:pPr>
+              <w:t>Porque la IA completa patrones pero no adivina intenciones: un prompt vago produce código plausible con supuestos no declarados («vibe coding»). Con un spec en EARS, cada decisión ya está tomada (timeout de 10 s, humedad entera, mensajes exactos) y el resultado es verificable. Además, el spec sirvió para que la IA detectara sus propias brechas (comportamiento sin requisito) y las sometiera a aprobación.</w:t>
+            </w:r>
+          </w:p>
+          <w:p>
+            <w:pPr>
+              <w:keepNext/>
               <w:spacing w:after="60" w:before="60"/>
             </w:pPr>
             <w:r>
@@ -3578,7 +9296,7 @@
                 <w:i/>
                 <w:sz w:val="20"/>
               </w:rPr>
-              <w:t>3. ¿Cuáles son los niveles de rigor del SDD?</w:t>
+              <w:t>3. ¿Cuáles son los niveles de rigor del SDD y en cuál se ubica este trabajo?</w:t>
             </w:r>
           </w:p>
           <w:p>
@@ -3592,11 +9310,12 @@
                 <w:i w:val="0"/>
                 <w:sz w:val="20"/>
               </w:rPr>
-              <w:t>Spec-first (el spec se escribe antes del código y puede descartarse después), spec-anchored (el spec se mantiene y se verifica junto al código a lo largo de la vida del proyecto) y spec-as-source (el spec es lo único que se edita; el código se regenera). Este laboratorio se ubica en spec-anchored: los specs viven en el repositorio y las pruebas verifican las propiedades definidas en ellos.</w:t>
-            </w:r>
-          </w:p>
-          <w:p>
-            <w:pPr>
+              <w:t>Spec-first (el spec guía el inicio y puede abandonarse), spec-anchored (el spec se mantiene y se verifica junto al código) y spec-as-source (solo se edita el spec y el código se regenera). Este trabajo es spec-anchored: el spec tiene versiones (1.0 → 1.2) en el repositorio y cada propiedad tiene una prueba que la referencia.</w:t>
+            </w:r>
+          </w:p>
+          <w:p>
+            <w:pPr>
+              <w:keepNext/>
               <w:spacing w:after="60" w:before="60"/>
             </w:pPr>
             <w:r>
@@ -3605,7 +9324,7 @@
                 <w:i/>
                 <w:sz w:val="20"/>
               </w:rPr>
-              <w:t>4. ¿Qué artefactos produjo el flujo y para qué sirve cada uno?</w:t>
+              <w:t>4. ¿Qué artefactos produce el flujo de Kiro y para qué sirve cada uno?</w:t>
             </w:r>
           </w:p>
           <w:p>
@@ -3619,11 +9338,12 @@
                 <w:i w:val="0"/>
                 <w:sz w:val="20"/>
               </w:rPr>
-              <w:t>requirements.md (qué debe hacer el sistema, criterios EARS verificables), design.md (cómo: arquitectura, interfaces, errores y propiedades de corrección) y tasks.md (en qué orden implementarlo, con dependencias y puntos de control). Cada tarea cita los requisitos que cubre, garantizando trazabilidad.</w:t>
-            </w:r>
-          </w:p>
-          <w:p>
-            <w:pPr>
+              <w:t>Steering (reglas permanentes del proyecto), requirements.md (qué debe hacer el sistema, en criterios EARS verificables), design.md (cómo: arquitectura, interfaces, errores y propiedades de corrección) y tasks.md (en qué orden implementarlo, con dependencias, checkpoints y trazabilidad a requisitos). Spec Kit ofrece el equivalente con constitution, specify, plan y tasks.</w:t>
+            </w:r>
+          </w:p>
+          <w:p>
+            <w:pPr>
+              <w:keepNext/>
               <w:spacing w:after="60" w:before="60"/>
             </w:pPr>
             <w:r>
@@ -3632,7 +9352,7 @@
                 <w:i/>
                 <w:sz w:val="20"/>
               </w:rPr>
-              <w:t>5. ¿Qué es una propiedad de corrección y por qué se usó property-based testing?</w:t>
+              <w:t>5. ¿Qué es una propiedad de corrección y qué aportó el property-based testing?</w:t>
             </w:r>
           </w:p>
           <w:p>
@@ -3646,11 +9366,12 @@
                 <w:i w:val="0"/>
                 <w:sz w:val="20"/>
               </w:rPr>
-              <w:t>Es un enunciado que debe cumplirse para toda entrada válida (p. ej. «para cualquier string solo de espacios, no se llama a la API»). fast-check genera cientos de entradas aleatorias por propiedad (100 por defecto) y encuentra casos borde que un ejemplo fijo no cubriría. Complementa a las pruebas de ejemplo: las propiedades validan invariantes; los ejemplos, escenarios concretos.</w:t>
-            </w:r>
-          </w:p>
-          <w:p>
-            <w:pPr>
+              <w:t>Es un enunciado que debe cumplirse para toda entrada válida (p. ej. «para cualquier string de solo espacios, no se llama a la API»). fast-check genera cientos de entradas por propiedad y reduce cualquier fallo al contraejemplo mínimo. En el checkpoint 6 encontró el caso latitud = −0, que una prueba de ejemplo difícilmente habría cubierto.</w:t>
+            </w:r>
+          </w:p>
+          <w:p>
+            <w:pPr>
+              <w:keepNext/>
               <w:spacing w:after="60" w:before="60"/>
             </w:pPr>
             <w:r>
@@ -3659,7 +9380,7 @@
                 <w:i/>
                 <w:sz w:val="20"/>
               </w:rPr>
-              <w:t>6. ¿Cómo se manejan los errores y por qué se modelaron como valores?</w:t>
+              <w:t>6. ¿Por qué las pruebas se escriben antes del código en cada iteración?</w:t>
             </w:r>
           </w:p>
           <w:p>
@@ -3673,11 +9394,12 @@
                 <w:i w:val="0"/>
                 <w:sz w:val="20"/>
               </w:rPr>
-              <w:t>Cada servicio devuelve una unión discriminada {success, data|error}. Así los casos (ciudad no encontrada, red, timeout, HTTP no-2xx, JSON inválido, datos incompletos) quedan tipados y el switch del controlador es exhaustivo: si se agrega un error nuevo, TypeScript marca el lugar donde falta su mensaje. Cada error mapea a un mensaje claro y deja el campo de ciudad habilitado para reintentar.</w:t>
-            </w:r>
-          </w:p>
-          <w:p>
-            <w:pPr>
+              <w:t>Para demostrar que la prueba verifica el nuevo requisito: si pasara antes de implementar, no estaría probando nada nuevo. En la v1.1 fallaron 11 de 46 y en la v1.2 fallaron 3 de 50, exactamente las asociadas a los cambios. La excepción (P15 pasó de inmediato) reveló que ese comportamiento ya existía sin estar especificado.</w:t>
+            </w:r>
+          </w:p>
+          <w:p>
+            <w:pPr>
+              <w:keepNext/>
               <w:spacing w:after="60" w:before="60"/>
             </w:pPr>
             <w:r>
@@ -3686,7 +9408,7 @@
                 <w:i/>
                 <w:sz w:val="20"/>
               </w:rPr>
-              <w:t>7. ¿Qué ventajas y riesgos observó del SDD en este laboratorio?</w:t>
+              <w:t>7. ¿Cuál es el papel del humano en SDD con IA?</w:t>
             </w:r>
           </w:p>
           <w:p>
@@ -3700,11 +9422,12 @@
                 <w:i w:val="0"/>
                 <w:sz w:val="20"/>
               </w:rPr>
-              <w:t>Ventajas: menos retrabajo, pruebas derivadas directamente del spec, trazabilidad requisito→código→prueba y ejecución casi mecánica de tasks.md. Riesgos: costo inicial de redactar specs, posibilidad de que el spec contenga errores o quede desfasado (ej. el nombre legado relativehumidity_2m, detectado y corregido) y aparente falsa seguridad si las pruebas solo usan simulaciones y no se valida contra el servicio real.</w:t>
-            </w:r>
-          </w:p>
-          <w:p>
-            <w:pPr>
+              <w:t>El humano es el dueño del spec: aprueba requisitos, diseño y tareas, y toma las decisiones de producto. En este laboratorio el asistente propuso cambios y alternativas, pero el estudiante aprobó la v1.1 y eligió el comportamiento de la v1.2. La IA acelera la ejecución; la responsabilidad sobre qué se construye sigue siendo humana.</w:t>
+            </w:r>
+          </w:p>
+          <w:p>
+            <w:pPr>
+              <w:keepNext/>
               <w:spacing w:after="60" w:before="60"/>
             </w:pPr>
             <w:r>
@@ -3713,7 +9436,7 @@
                 <w:i/>
                 <w:sz w:val="20"/>
               </w:rPr>
-              <w:t>8. ¿Cuándo no conviene SDD?</w:t>
+              <w:t>8. ¿Qué ventajas y riesgos se observaron? ¿Cuándo no conviene SDD?</w:t>
             </w:r>
           </w:p>
           <w:p>
@@ -3727,7 +9450,7 @@
                 <w:i w:val="0"/>
                 <w:sz w:val="20"/>
               </w:rPr>
-              <w:t>En prototipos desechables, scripts triviales o exploración donde los requisitos se descubren sobre la marcha, el costo del spec supera su valor. Conviene cuando hay contratos de API, múltiples colaboradores o agentes, reglas de negocio complejas o necesidad de auditoría y mantenimiento prolongado.</w:t>
+              <w:t>Ventajas: trazabilidad requisito → prueba → código, pruebas derivadas casi mecánicamente, cambios controlados y un historial que documenta el porqué de cada decisión. Riesgos: costo inicial de redactar el spec, specs con errores o desfasados, y falsa seguridad si solo se prueba con datos simulados (por eso se añadieron la prueba en vivo y las pruebas de contrato). No conviene en prototipos desechables o exploraciones donde los requisitos aún no se conocen.</w:t>
             </w:r>
           </w:p>
         </w:tc>
@@ -3860,7 +9583,7 @@
                 <w:i w:val="0"/>
                 <w:sz w:val="20"/>
               </w:rPr>
-              <w:t>•  El SDD permitió pasar de un enunciado ambiguo a una aplicación verificable con muy pocas decisiones improvisadas: los 5 requisitos, 13 propiedades y 12 tareas del spec se tradujeron en código y pruebas con trazabilidad completa; las 39 pruebas aprobadas son evidencia objetiva de conformidad con el contrato.</w:t>
+              <w:t>•  SDD permitió construir una aplicación verificable con trazabilidad completa: 5 requisitos, 16 propiedades de corrección y 14 tareas se tradujeron en 50 pruebas automatizadas en verde y una cobertura del 93,5 %, con un historial de Git que muestra el orden spec → prueba (rojo) → código (verde) en cada iteración.</w:t>
             </w:r>
           </w:p>
           <w:p>
@@ -3875,7 +9598,7 @@
                 <w:i w:val="0"/>
                 <w:sz w:val="20"/>
               </w:rPr>
-              <w:t>•  La arquitectura en capas con inyección de clientes y resultados tipados hizo que la lógica crítica (validación, errores, formateo) fuera testeable sin red, y que cada requisito de manejo de fallos tuviera un caso de prueba concreto.</w:t>
+              <w:t>•  El spec no es un documento estático. Se corrigió una inconsistencia (el nombre del parámetro de humedad), se formalizó un comportamiento que existía sin requisito (respuestas obsoletas) y se incorporó una mejora detectada con datos reales (país y región, por el caso «San José»). Mantenerlo vivo es lo que distingue al nivel spec-anchored.</w:t>
             </w:r>
           </w:p>
           <w:p>
@@ -3890,7 +9613,7 @@
                 <w:i w:val="0"/>
                 <w:sz w:val="20"/>
               </w:rPr>
-              <w:t>•  Combinar pruebas de propiedades con pruebas de ejemplo resultó más robusto que cualquiera por separado: las primeras cubren el espacio de entradas; las segundas documentan escenarios y casos borde del negocio.</w:t>
+              <w:t>•  Las pruebas basadas en propiedades encontraron un caso límite (latitud −0) que una prueba de ejemplo no habría detectado. A su vez, la prueba en vivo encontró un defecto que ninguna prueba automática podía detectar, porque el spec no lo describía. Ambos niveles de verificación son necesarios.</w:t>
             </w:r>
           </w:p>
           <w:p>
@@ -3905,7 +9628,7 @@
                 <w:i w:val="0"/>
                 <w:sz w:val="20"/>
               </w:rPr>
-              <w:t>•  El spec no es infalible: se detectaron y resolvieron inconsistencias (nombre del parámetro de humedad, valores no representables en JSON para los generadores) y huecos (condiciones de carrera entre búsquedas). Esto refuerza que el spec debe revisarse y mantenerse junto con el código (spec-anchored).</w:t>
+              <w:t>•  La participación humana fue decisiva en las puertas de aprobación: la IA implementó, probó y propuso cambios, pero las decisiones de alcance (aprobar la v1.1) y de comportamiento (la opción elegida en la v1.2) las tomó el estudiante. SDD con IA funciona cuando el humano es el dueño del spec.</w:t>
             </w:r>
           </w:p>
           <w:p>
@@ -3920,7 +9643,7 @@
                 <w:i w:val="0"/>
                 <w:sz w:val="20"/>
               </w:rPr>
-              <w:t>•  Trabajo futuro: validar contra las APIs reales con pruebas end-to-end en navegador (p. ej. Playwright), agregar integración continua que ejecute npm test en cada push, y evaluar Spec Kit/Kiro de punta a punta para generar también los specs de forma asistida.</w:t>
+              <w:t>•  Trabajo futuro: integración continua que ejecute npm test y la cobertura en cada push, pruebas end-to-end en navegador contra la API real de forma programada, y regenerar el spec v1.0 desde el propio IDE Kiro para documentar también la fase de generación asistida.</w:t>
             </w:r>
           </w:p>
         </w:tc>
@@ -4122,6 +9845,7 @@
             <w:pPr>
               <w:spacing w:after="60" w:before="0"/>
               <w:ind w:left="280"/>
+              <w:jc w:val="both"/>
             </w:pPr>
             <w:r>
               <w:rPr>
@@ -4136,70 +9860,90 @@
             <w:pPr>
               <w:spacing w:after="60" w:before="0"/>
               <w:ind w:left="280"/>
-            </w:pPr>
-            <w:r>
-              <w:rPr>
-                <w:b w:val="0"/>
-                <w:i w:val="0"/>
-                <w:sz w:val="20"/>
-              </w:rPr>
-              <w:t>•  Amazon. Kiro — IDE agéntico con desarrollo guiado por especificaciones. https://kiro.dev/</w:t>
+              <w:jc w:val="both"/>
+            </w:pPr>
+            <w:r>
+              <w:rPr>
+                <w:b w:val="0"/>
+                <w:i w:val="0"/>
+                <w:sz w:val="20"/>
+              </w:rPr>
+              <w:t>•  Mavin, A., Wilkinson, P., Harwood, A., &amp; Novak, M. (2009). Easy Approach to Requirements Syntax (EARS). 17th IEEE International Requirements Engineering Conference (RE'09), 317–322.</w:t>
             </w:r>
           </w:p>
           <w:p>
             <w:pPr>
               <w:spacing w:after="60" w:before="0"/>
               <w:ind w:left="280"/>
-            </w:pPr>
-            <w:r>
-              <w:rPr>
-                <w:b w:val="0"/>
-                <w:i w:val="0"/>
-                <w:sz w:val="20"/>
-              </w:rPr>
-              <w:t>•  GitHub. Spec Kit — toolkit para Spec-Driven Development. https://github.com/github/spec-kit</w:t>
+              <w:jc w:val="both"/>
+            </w:pPr>
+            <w:r>
+              <w:rPr>
+                <w:b w:val="0"/>
+                <w:i w:val="0"/>
+                <w:sz w:val="20"/>
+              </w:rPr>
+              <w:t>•  Amazon. Kiro — Specs y Steering. https://kiro.dev/</w:t>
             </w:r>
           </w:p>
           <w:p>
             <w:pPr>
               <w:spacing w:after="60" w:before="0"/>
               <w:ind w:left="280"/>
-            </w:pPr>
-            <w:r>
-              <w:rPr>
-                <w:b w:val="0"/>
-                <w:i w:val="0"/>
-                <w:sz w:val="20"/>
-              </w:rPr>
-              <w:t>•  Open-Meteo. Geocoding API y Weather Forecast API. https://open-meteo.com/</w:t>
+              <w:jc w:val="both"/>
+            </w:pPr>
+            <w:r>
+              <w:rPr>
+                <w:b w:val="0"/>
+                <w:i w:val="0"/>
+                <w:sz w:val="20"/>
+              </w:rPr>
+              <w:t>•  GitHub. Spec Kit — toolkit para Spec-Driven Development. https://github.com/github/spec-kit</w:t>
             </w:r>
           </w:p>
           <w:p>
             <w:pPr>
               <w:spacing w:after="60" w:before="0"/>
               <w:ind w:left="280"/>
-            </w:pPr>
-            <w:r>
-              <w:rPr>
-                <w:b w:val="0"/>
-                <w:i w:val="0"/>
-                <w:sz w:val="20"/>
-              </w:rPr>
-              <w:t>•  fast-check. Property-based testing for JavaScript/TypeScript. https://fast-check.dev/ · Vitest. https://vitest.dev/</w:t>
+              <w:jc w:val="both"/>
+            </w:pPr>
+            <w:r>
+              <w:rPr>
+                <w:b w:val="0"/>
+                <w:i w:val="0"/>
+                <w:sz w:val="20"/>
+              </w:rPr>
+              <w:t>•  Open-Meteo. Geocoding API y Weather Forecast API. https://open-meteo.com/en/docs</w:t>
             </w:r>
           </w:p>
           <w:p>
             <w:pPr>
               <w:spacing w:after="60" w:before="0"/>
               <w:ind w:left="280"/>
-            </w:pPr>
-            <w:r>
-              <w:rPr>
-                <w:b w:val="0"/>
-                <w:i w:val="0"/>
-                <w:sz w:val="20"/>
-              </w:rPr>
-              <w:t>•  Código fuente y especificaciones del laboratorio: https://github.com/BastleyNait/SDD</w:t>
+              <w:jc w:val="both"/>
+            </w:pPr>
+            <w:r>
+              <w:rPr>
+                <w:b w:val="0"/>
+                <w:i w:val="0"/>
+                <w:sz w:val="20"/>
+              </w:rPr>
+              <w:t>•  fast-check: property-based testing for JavaScript/TypeScript. https://fast-check.dev/ · Vitest. https://vitest.dev/ · Testing Library. https://testing-library.com/</w:t>
+            </w:r>
+          </w:p>
+          <w:p>
+            <w:pPr>
+              <w:spacing w:after="60" w:before="0"/>
+              <w:ind w:left="280"/>
+              <w:jc w:val="both"/>
+            </w:pPr>
+            <w:r>
+              <w:rPr>
+                <w:b w:val="0"/>
+                <w:i w:val="0"/>
+                <w:sz w:val="20"/>
+              </w:rPr>
+              <w:t>•  Repositorio del laboratorio (código, specs e historial): https://github.com/BastleyNait/SDD</w:t>
             </w:r>
           </w:p>
         </w:tc>
